--- a/01-电源电路/02-开关电源/串联谐振SRC变换器/串联谐振电路/串联谐振电路.docx
+++ b/01-电源电路/02-开关电源/串联谐振SRC变换器/串联谐振电路/串联谐振电路.docx
@@ -2247,6 +2247,20 @@
     </w:p>
     <w:bookmarkEnd w:id="26"/>
     <w:bookmarkEnd w:id="27"/>
+    <w:p>
+      <w:pPr>
+        <w:spacing w:before="360"/>
+        <w:jc w:val="center"/>
+      </w:pPr>
+      <w:r>
+        <w:rPr>
+          <w:rFonts w:ascii="Times New Roman" w:hAnsi="Times New Roman"/>
+          <w:color w:val="555555"/>
+          <w:sz w:val="21"/>
+        </w:rPr>
+        <w:t>材料收集者：杜文杰</w:t>
+      </w:r>
+    </w:p>
     <w:sectPr>
       <w:headerReference r:id="rId9" w:type="default"/>
       <w:footerReference r:id="rId10" w:type="default"/>

--- a/01-电源电路/02-开关电源/串联谐振SRC变换器/串联谐振电路/串联谐振电路.docx
+++ b/01-电源电路/02-开关电源/串联谐振SRC变换器/串联谐振电路/串联谐振电路.docx
@@ -1,6 +1,6 @@
 
 <file path=word/document.xml><?xml version="1.0" encoding="utf-8"?>
-<w:document xmlns:w="http://schemas.openxmlformats.org/wordprocessingml/2006/main" xmlns:m="http://schemas.openxmlformats.org/officeDocument/2006/math" xmlns:r="http://schemas.openxmlformats.org/officeDocument/2006/relationships" xmlns:o="urn:schemas-microsoft-com:office:office" xmlns:v="urn:schemas-microsoft-com:vml" xmlns:w10="urn:schemas-microsoft-com:office:word" xmlns:a="http://schemas.openxmlformats.org/drawingml/2006/main" xmlns:pic="http://schemas.openxmlformats.org/drawingml/2006/picture" xmlns:wp="http://schemas.openxmlformats.org/drawingml/2006/wordprocessingDrawing">
+<w:document xmlns:m="http://schemas.openxmlformats.org/officeDocument/2006/math" xmlns:r="http://schemas.openxmlformats.org/officeDocument/2006/relationships" xmlns:w="http://schemas.openxmlformats.org/wordprocessingml/2006/main" xmlns:o="urn:schemas-microsoft-com:office:office" xmlns:v="urn:schemas-microsoft-com:vml" xmlns:w10="urn:schemas-microsoft-com:office:word" xmlns:a="http://schemas.openxmlformats.org/drawingml/2006/main" xmlns:pic="http://schemas.openxmlformats.org/drawingml/2006/picture" xmlns:wp="http://schemas.openxmlformats.org/drawingml/2006/wordprocessingDrawing">
   <w:body>
     <w:bookmarkStart w:id="27" w:name="串联谐振电路"/>
     <w:p>
@@ -9,7 +9,7 @@
       </w:pPr>
       <w:r>
         <w:rPr>
-          <w:rFonts w:hint="eastAsia"/>
+          <w:rFonts w:hint="eastAsia" w:eastAsia="黑体"/>
         </w:rPr>
         <w:t xml:space="preserve">串联谐振电路</w:t>
       </w:r>
@@ -21,7 +21,7 @@
       </w:pPr>
       <w:r>
         <w:rPr>
-          <w:rFonts w:hint="eastAsia"/>
+          <w:rFonts w:hint="eastAsia" w:eastAsia="黑体"/>
         </w:rPr>
         <w:t xml:space="preserve">拓扑描述</w:t>
       </w:r>
@@ -32,79 +32,103 @@
       </w:pPr>
       <w:r>
         <w:rPr>
-          <w:rFonts w:hint="eastAsia"/>
+          <w:rFonts w:hint="eastAsia" w:eastAsia="黑体"/>
         </w:rPr>
         <w:t xml:space="preserve">电路由谐振电感</w:t>
       </w:r>
       <w:r>
+        <w:rPr>
+          <w:rFonts w:eastAsia="黑体"/>
+        </w:rPr>
         <w:t xml:space="preserve"> L </w:t>
       </w:r>
       <w:r>
         <w:rPr>
-          <w:rFonts w:hint="eastAsia"/>
+          <w:rFonts w:hint="eastAsia" w:eastAsia="黑体"/>
         </w:rPr>
         <w:t xml:space="preserve">与谐振电容</w:t>
       </w:r>
       <w:r>
+        <w:rPr>
+          <w:rFonts w:eastAsia="黑体"/>
+        </w:rPr>
         <w:t xml:space="preserve"> C </w:t>
       </w:r>
       <w:r>
         <w:rPr>
-          <w:rFonts w:hint="eastAsia"/>
+          <w:rFonts w:hint="eastAsia" w:eastAsia="黑体"/>
         </w:rPr>
         <w:t xml:space="preserve">串联构成</w:t>
       </w:r>
       <w:r>
+        <w:rPr>
+          <w:rFonts w:eastAsia="黑体"/>
+        </w:rPr>
         <w:t xml:space="preserve"> LC </w:t>
       </w:r>
       <w:r>
         <w:rPr>
-          <w:rFonts w:hint="eastAsia"/>
+          <w:rFonts w:hint="eastAsia" w:eastAsia="黑体"/>
         </w:rPr>
         <w:t xml:space="preserve">谐振网络，通常串接在开关级（逆变臂）输出与负载（经变压器）之间。关键节点如下：谐振网络入端接逆变桥臂（开关级）的输出节点，入端即电感</w:t>
       </w:r>
       <w:r>
+        <w:rPr>
+          <w:rFonts w:eastAsia="黑体"/>
+        </w:rPr>
         <w:t xml:space="preserve"> L </w:t>
       </w:r>
       <w:r>
         <w:rPr>
-          <w:rFonts w:hint="eastAsia"/>
+          <w:rFonts w:hint="eastAsia" w:eastAsia="黑体"/>
         </w:rPr>
         <w:t xml:space="preserve">的一端；谐振网络中间节点由电感</w:t>
       </w:r>
       <w:r>
+        <w:rPr>
+          <w:rFonts w:eastAsia="黑体"/>
+        </w:rPr>
         <w:t xml:space="preserve"> L </w:t>
       </w:r>
       <w:r>
         <w:rPr>
-          <w:rFonts w:hint="eastAsia"/>
+          <w:rFonts w:hint="eastAsia" w:eastAsia="黑体"/>
         </w:rPr>
         <w:t xml:space="preserve">的另一端与电容</w:t>
       </w:r>
       <w:r>
+        <w:rPr>
+          <w:rFonts w:eastAsia="黑体"/>
+        </w:rPr>
         <w:t xml:space="preserve"> C </w:t>
       </w:r>
       <w:r>
         <w:rPr>
-          <w:rFonts w:hint="eastAsia"/>
+          <w:rFonts w:hint="eastAsia" w:eastAsia="黑体"/>
         </w:rPr>
         <w:t xml:space="preserve">的一端相连而成；谐振网络出端为电容</w:t>
       </w:r>
       <w:r>
+        <w:rPr>
+          <w:rFonts w:eastAsia="黑体"/>
+        </w:rPr>
         <w:t xml:space="preserve"> C </w:t>
       </w:r>
       <w:r>
         <w:rPr>
-          <w:rFonts w:hint="eastAsia"/>
+          <w:rFonts w:hint="eastAsia" w:eastAsia="黑体"/>
         </w:rPr>
         <w:t xml:space="preserve">的另一端，接变压器初级或负载的一端，回路另一端经负载折合电阻回到开关级，构成谐振电流环路；开关级输出与负载折合电阻</w:t>
       </w:r>
       <w:r>
+        <w:rPr>
+          <w:rFonts w:eastAsia="黑体"/>
+        </w:rPr>
         <w:t xml:space="preserve"> R </w:t>
       </w:r>
       <w:r>
         <w:rPr>
-          <w:rFonts w:hint="eastAsia"/>
+          <w:rFonts w:hint="eastAsia" w:eastAsia="黑体"/>
         </w:rPr>
         <w:t xml:space="preserve">为回路提供激励与耗能。</w:t>
       </w:r>
@@ -113,43 +137,55 @@
       <w:pPr/>
       <w:r>
         <w:rPr>
-          <w:rFonts w:hint="eastAsia"/>
+          <w:rFonts w:hint="eastAsia" w:eastAsia="黑体"/>
         </w:rPr>
         <w:t xml:space="preserve">各元件管脚连接：谐振电感</w:t>
       </w:r>
       <w:r>
+        <w:rPr>
+          <w:rFonts w:eastAsia="黑体"/>
+        </w:rPr>
         <w:t xml:space="preserve"> L </w:t>
       </w:r>
       <w:r>
         <w:rPr>
-          <w:rFonts w:hint="eastAsia"/>
+          <w:rFonts w:hint="eastAsia" w:eastAsia="黑体"/>
         </w:rPr>
         <w:t xml:space="preserve">一端接谐振网络入端（开关级输出）、另一端接谐振网络中间节点；谐振电容</w:t>
       </w:r>
       <w:r>
+        <w:rPr>
+          <w:rFonts w:eastAsia="黑体"/>
+        </w:rPr>
         <w:t xml:space="preserve"> C </w:t>
       </w:r>
       <w:r>
         <w:rPr>
-          <w:rFonts w:hint="eastAsia"/>
+          <w:rFonts w:hint="eastAsia" w:eastAsia="黑体"/>
         </w:rPr>
         <w:t xml:space="preserve">一端接中间节点、另一端接谐振网络出端（变压器初级或负载）；电感与电容作为二端元件按上述顺序串联，变压器次级接整流及负载，负载的等效电阻</w:t>
       </w:r>
       <w:r>
+        <w:rPr>
+          <w:rFonts w:eastAsia="黑体"/>
+        </w:rPr>
         <w:t xml:space="preserve"> R </w:t>
       </w:r>
       <w:r>
         <w:rPr>
-          <w:rFonts w:hint="eastAsia"/>
+          <w:rFonts w:hint="eastAsia" w:eastAsia="黑体"/>
         </w:rPr>
         <w:t xml:space="preserve">折合进谐振回路与</w:t>
       </w:r>
       <w:r>
+        <w:rPr>
+          <w:rFonts w:eastAsia="黑体"/>
+        </w:rPr>
         <w:t xml:space="preserve"> LC </w:t>
       </w:r>
       <w:r>
         <w:rPr>
-          <w:rFonts w:hint="eastAsia"/>
+          <w:rFonts w:hint="eastAsia" w:eastAsia="黑体"/>
         </w:rPr>
         <w:t xml:space="preserve">槽路串联。</w:t>
       </w:r>
@@ -158,7 +194,7 @@
       <w:pPr/>
       <w:r>
         <w:rPr>
-          <w:rFonts w:hint="eastAsia"/>
+          <w:rFonts w:hint="eastAsia" w:eastAsia="黑体"/>
         </w:rPr>
         <w:t xml:space="preserve">就组态而言，这是由电感与电容串联构成的串联谐振（SRC）槽路，在谐振频率处感抗与容抗相抵、回路阻抗降为纯电阻使电流最大，用于实现软开关的谐振变换。</w:t>
       </w:r>
@@ -171,7 +207,7 @@
       </w:pPr>
       <w:r>
         <w:rPr>
-          <w:rFonts w:hint="eastAsia"/>
+          <w:rFonts w:hint="eastAsia" w:eastAsia="黑体"/>
         </w:rPr>
         <w:t xml:space="preserve">工作原理</w:t>
       </w:r>
@@ -182,11 +218,14 @@
       </w:pPr>
       <w:r>
         <w:rPr>
-          <w:rFonts w:hint="eastAsia"/>
+          <w:rFonts w:hint="eastAsia" w:eastAsia="黑体"/>
         </w:rPr>
         <w:t xml:space="preserve">在谐振频率</w:t>
       </w:r>
       <w:r>
+        <w:rPr>
+          <w:rFonts w:eastAsia="黑体"/>
+        </w:rPr>
         <w:t xml:space="preserve"> </w:t>
       </w:r>
       <m:oMath>
@@ -204,15 +243,21 @@
         </m:sSub>
       </m:oMath>
       <w:r>
+        <w:rPr>
+          <w:rFonts w:eastAsia="黑体"/>
+        </w:rPr>
         <w:t xml:space="preserve"> </w:t>
       </w:r>
       <w:r>
         <w:rPr>
-          <w:rFonts w:hint="eastAsia"/>
+          <w:rFonts w:hint="eastAsia" w:eastAsia="黑体"/>
         </w:rPr>
         <w:t xml:space="preserve">处，电感感抗</w:t>
       </w:r>
       <w:r>
+        <w:rPr>
+          <w:rFonts w:eastAsia="黑体"/>
+        </w:rPr>
         <w:t xml:space="preserve"> </w:t>
       </w:r>
       <m:oMath>
@@ -242,15 +287,21 @@
         </m:r>
       </m:oMath>
       <w:r>
+        <w:rPr>
+          <w:rFonts w:eastAsia="黑体"/>
+        </w:rPr>
         <w:t xml:space="preserve"> </w:t>
       </w:r>
       <w:r>
         <w:rPr>
-          <w:rFonts w:hint="eastAsia"/>
+          <w:rFonts w:hint="eastAsia" w:eastAsia="黑体"/>
         </w:rPr>
         <w:t xml:space="preserve">与电容容抗</w:t>
       </w:r>
       <w:r>
+        <w:rPr>
+          <w:rFonts w:eastAsia="黑体"/>
+        </w:rPr>
         <w:t xml:space="preserve"> </w:t>
       </w:r>
       <m:oMath>
@@ -292,11 +343,14 @@
         </m:f>
       </m:oMath>
       <w:r>
+        <w:rPr>
+          <w:rFonts w:eastAsia="黑体"/>
+        </w:rPr>
         <w:t xml:space="preserve"> </w:t>
       </w:r>
       <w:r>
         <w:rPr>
-          <w:rFonts w:hint="eastAsia"/>
+          <w:rFonts w:hint="eastAsia" w:eastAsia="黑体"/>
         </w:rPr>
         <w:t xml:space="preserve">大小相等、符号相反，相互抵消。串联槽路的阻抗降为回路的纯电阻，激励电压与回路电流同相，电流达到最大；开关管在电流自然换向时通断，实现零电流开关（ZCS）或零电压开关（ZVS）。</w:t>
       </w:r>
@@ -309,7 +363,7 @@
       </w:pPr>
       <w:r>
         <w:rPr>
-          <w:rFonts w:hint="eastAsia"/>
+          <w:rFonts w:hint="eastAsia" w:eastAsia="黑体"/>
         </w:rPr>
         <w:t xml:space="preserve">关键计算公式</w:t>
       </w:r>
@@ -323,7 +377,7 @@
       </w:pPr>
       <w:r>
         <w:rPr>
-          <w:rFonts w:hint="eastAsia"/>
+          <w:rFonts w:hint="eastAsia" w:eastAsia="黑体"/>
         </w:rPr>
         <w:t xml:space="preserve">谐振频率：</w:t>
       </w:r>
@@ -400,7 +454,7 @@
       </w:pPr>
       <w:r>
         <w:rPr>
-          <w:rFonts w:hint="eastAsia"/>
+          <w:rFonts w:hint="eastAsia" w:eastAsia="黑体"/>
         </w:rPr>
         <w:t xml:space="preserve">谐振角频率：</w:t>
       </w:r>
@@ -471,7 +525,7 @@
       </w:pPr>
       <w:r>
         <w:rPr>
-          <w:rFonts w:hint="eastAsia"/>
+          <w:rFonts w:hint="eastAsia" w:eastAsia="黑体"/>
         </w:rPr>
         <w:t xml:space="preserve">特征阻抗：</w:t>
       </w:r>
@@ -539,7 +593,7 @@
       </w:pPr>
       <w:r>
         <w:rPr>
-          <w:rFonts w:hint="eastAsia"/>
+          <w:rFonts w:hint="eastAsia" w:eastAsia="黑体"/>
         </w:rPr>
         <w:t xml:space="preserve">品质因数（串联回路）：</w:t>
       </w:r>
@@ -643,7 +697,7 @@
       </w:pPr>
       <w:r>
         <w:rPr>
-          <w:rFonts w:hint="eastAsia"/>
+          <w:rFonts w:hint="eastAsia" w:eastAsia="黑体"/>
         </w:rPr>
         <w:t xml:space="preserve">谐振时回路电流：</w:t>
       </w:r>
@@ -721,7 +775,7 @@
       </w:pPr>
       <w:r>
         <w:rPr>
-          <w:rFonts w:hint="eastAsia"/>
+          <w:rFonts w:hint="eastAsia" w:eastAsia="黑体"/>
         </w:rPr>
         <w:t xml:space="preserve">容抗/感抗在谐振点：</w:t>
       </w:r>
@@ -872,7 +926,7 @@
             </w:pPr>
             <w:r>
               <w:rPr>
-                <w:rFonts w:hint="eastAsia"/>
+                <w:rFonts w:hint="eastAsia" w:eastAsia="黑体"/>
               </w:rPr>
               <w:t xml:space="preserve">符号</w:t>
             </w:r>
@@ -886,7 +940,7 @@
             </w:pPr>
             <w:r>
               <w:rPr>
-                <w:rFonts w:hint="eastAsia"/>
+                <w:rFonts w:hint="eastAsia" w:eastAsia="黑体"/>
               </w:rPr>
               <w:t xml:space="preserve">含义</w:t>
             </w:r>
@@ -900,7 +954,7 @@
             </w:pPr>
             <w:r>
               <w:rPr>
-                <w:rFonts w:hint="eastAsia"/>
+                <w:rFonts w:hint="eastAsia" w:eastAsia="黑体"/>
               </w:rPr>
               <w:t xml:space="preserve">单位</w:t>
             </w:r>
@@ -920,6 +974,9 @@
               </m:r>
             </m:oMath>
             <w:r>
+              <w:rPr>
+                <w:rFonts w:eastAsia="黑体"/>
+              </w:rPr>
               <w:t xml:space="preserve">​</w:t>
             </w:r>
           </w:p>
@@ -932,7 +989,7 @@
             </w:pPr>
             <w:r>
               <w:rPr>
-                <w:rFonts w:hint="eastAsia"/>
+                <w:rFonts w:hint="eastAsia" w:eastAsia="黑体"/>
               </w:rPr>
               <w:t xml:space="preserve">谐振电感</w:t>
             </w:r>
@@ -945,6 +1002,9 @@
               <w:pStyle w:val="Compact"/>
             </w:pPr>
             <w:r>
+              <w:rPr>
+                <w:rFonts w:eastAsia="黑体"/>
+              </w:rPr>
               <w:t xml:space="preserve">H</w:t>
             </w:r>
           </w:p>
@@ -963,6 +1023,9 @@
               </m:r>
             </m:oMath>
             <w:r>
+              <w:rPr>
+                <w:rFonts w:eastAsia="黑体"/>
+              </w:rPr>
               <w:t xml:space="preserve">​</w:t>
             </w:r>
           </w:p>
@@ -975,7 +1038,7 @@
             </w:pPr>
             <w:r>
               <w:rPr>
-                <w:rFonts w:hint="eastAsia"/>
+                <w:rFonts w:hint="eastAsia" w:eastAsia="黑体"/>
               </w:rPr>
               <w:t xml:space="preserve">谐振电容</w:t>
             </w:r>
@@ -988,6 +1051,9 @@
               <w:pStyle w:val="Compact"/>
             </w:pPr>
             <w:r>
+              <w:rPr>
+                <w:rFonts w:eastAsia="黑体"/>
+              </w:rPr>
               <w:t xml:space="preserve">F</w:t>
             </w:r>
           </w:p>
@@ -1015,6 +1081,9 @@
               </m:sSub>
             </m:oMath>
             <w:r>
+              <w:rPr>
+                <w:rFonts w:eastAsia="黑体"/>
+              </w:rPr>
               <w:t xml:space="preserve">​</w:t>
             </w:r>
           </w:p>
@@ -1027,7 +1096,7 @@
             </w:pPr>
             <w:r>
               <w:rPr>
-                <w:rFonts w:hint="eastAsia"/>
+                <w:rFonts w:hint="eastAsia" w:eastAsia="黑体"/>
               </w:rPr>
               <w:t xml:space="preserve">谐振频率</w:t>
             </w:r>
@@ -1040,6 +1109,9 @@
               <w:pStyle w:val="Compact"/>
             </w:pPr>
             <w:r>
+              <w:rPr>
+                <w:rFonts w:eastAsia="黑体"/>
+              </w:rPr>
               <w:t xml:space="preserve">Hz</w:t>
             </w:r>
           </w:p>
@@ -1067,6 +1139,9 @@
               </m:sSub>
             </m:oMath>
             <w:r>
+              <w:rPr>
+                <w:rFonts w:eastAsia="黑体"/>
+              </w:rPr>
               <w:t xml:space="preserve">​</w:t>
             </w:r>
           </w:p>
@@ -1079,7 +1154,7 @@
             </w:pPr>
             <w:r>
               <w:rPr>
-                <w:rFonts w:hint="eastAsia"/>
+                <w:rFonts w:hint="eastAsia" w:eastAsia="黑体"/>
               </w:rPr>
               <w:t xml:space="preserve">特征阻抗</w:t>
             </w:r>
@@ -1092,6 +1167,9 @@
               <w:pStyle w:val="Compact"/>
             </w:pPr>
             <w:r>
+              <w:rPr>
+                <w:rFonts w:eastAsia="黑体"/>
+              </w:rPr>
               <w:t xml:space="preserve">Ω</w:t>
             </w:r>
           </w:p>
@@ -1110,6 +1188,9 @@
               </m:r>
             </m:oMath>
             <w:r>
+              <w:rPr>
+                <w:rFonts w:eastAsia="黑体"/>
+              </w:rPr>
               <w:t xml:space="preserve">​</w:t>
             </w:r>
           </w:p>
@@ -1122,7 +1203,7 @@
             </w:pPr>
             <w:r>
               <w:rPr>
-                <w:rFonts w:hint="eastAsia"/>
+                <w:rFonts w:hint="eastAsia" w:eastAsia="黑体"/>
               </w:rPr>
               <w:t xml:space="preserve">品质因数</w:t>
             </w:r>
@@ -1135,6 +1216,9 @@
               <w:pStyle w:val="Compact"/>
             </w:pPr>
             <w:r>
+              <w:rPr>
+                <w:rFonts w:eastAsia="黑体"/>
+              </w:rPr>
               <w:t xml:space="preserve">—</w:t>
             </w:r>
           </w:p>
@@ -1153,6 +1237,9 @@
               </m:r>
             </m:oMath>
             <w:r>
+              <w:rPr>
+                <w:rFonts w:eastAsia="黑体"/>
+              </w:rPr>
               <w:t xml:space="preserve">​</w:t>
             </w:r>
           </w:p>
@@ -1165,7 +1252,7 @@
             </w:pPr>
             <w:r>
               <w:rPr>
-                <w:rFonts w:hint="eastAsia"/>
+                <w:rFonts w:hint="eastAsia" w:eastAsia="黑体"/>
               </w:rPr>
               <w:t xml:space="preserve">回路等效电阻</w:t>
             </w:r>
@@ -1178,6 +1265,9 @@
               <w:pStyle w:val="Compact"/>
             </w:pPr>
             <w:r>
+              <w:rPr>
+                <w:rFonts w:eastAsia="黑体"/>
+              </w:rPr>
               <w:t xml:space="preserve">Ω</w:t>
             </w:r>
           </w:p>
@@ -1211,6 +1301,9 @@
               </m:sSub>
             </m:oMath>
             <w:r>
+              <w:rPr>
+                <w:rFonts w:eastAsia="黑体"/>
+              </w:rPr>
               <w:t xml:space="preserve">​</w:t>
             </w:r>
           </w:p>
@@ -1223,7 +1316,7 @@
             </w:pPr>
             <w:r>
               <w:rPr>
-                <w:rFonts w:hint="eastAsia"/>
+                <w:rFonts w:hint="eastAsia" w:eastAsia="黑体"/>
               </w:rPr>
               <w:t xml:space="preserve">谐振点电流</w:t>
             </w:r>
@@ -1236,6 +1329,9 @@
               <w:pStyle w:val="Compact"/>
             </w:pPr>
             <w:r>
+              <w:rPr>
+                <w:rFonts w:eastAsia="黑体"/>
+              </w:rPr>
               <w:t xml:space="preserve">A</w:t>
             </w:r>
           </w:p>
@@ -1250,7 +1346,7 @@
       </w:pPr>
       <w:r>
         <w:rPr>
-          <w:rFonts w:hint="eastAsia"/>
+          <w:rFonts w:hint="eastAsia" w:eastAsia="黑体"/>
         </w:rPr>
         <w:t xml:space="preserve">元件调整影响</w:t>
       </w:r>
@@ -1265,6 +1361,7 @@
       </w:pPr>
       <w:r>
         <w:rPr>
+          <w:rFonts w:eastAsia="黑体"/>
           <w:b/>
           <w:bCs/>
         </w:rPr>
@@ -1272,7 +1369,7 @@
       </w:r>
       <w:r>
         <w:rPr>
-          <w:rFonts w:hint="eastAsia"/>
+          <w:rFonts w:hint="eastAsia" w:eastAsia="黑体"/>
           <w:b/>
           <w:bCs/>
         </w:rPr>
@@ -1280,6 +1377,7 @@
       </w:r>
       <w:r>
         <w:rPr>
+          <w:rFonts w:eastAsia="黑体"/>
           <w:b/>
           <w:bCs/>
         </w:rPr>
@@ -1287,25 +1385,34 @@
       </w:r>
       <w:r>
         <w:rPr>
-          <w:rFonts w:hint="eastAsia"/>
+          <w:rFonts w:hint="eastAsia" w:eastAsia="黑体"/>
           <w:b/>
           <w:bCs/>
         </w:rPr>
         <w:t xml:space="preserve">增大</w:t>
       </w:r>
       <w:r>
+        <w:rPr>
+          <w:rFonts w:eastAsia="黑体"/>
+        </w:rPr>
         <w:t xml:space="preserve"> </w:t>
       </w:r>
       <w:r>
+        <w:rPr>
+          <w:rFonts w:eastAsia="黑体"/>
+        </w:rPr>
         <w:t xml:space="preserve">→ </w:t>
       </w:r>
       <w:r>
         <w:rPr>
-          <w:rFonts w:hint="eastAsia"/>
+          <w:rFonts w:hint="eastAsia" w:eastAsia="黑体"/>
         </w:rPr>
         <w:t xml:space="preserve">谐振频率</w:t>
       </w:r>
       <w:r>
+        <w:rPr>
+          <w:rFonts w:eastAsia="黑体"/>
+        </w:rPr>
         <w:t xml:space="preserve"> </w:t>
       </w:r>
       <m:oMath>
@@ -1323,11 +1430,14 @@
         </m:sSub>
       </m:oMath>
       <w:r>
+        <w:rPr>
+          <w:rFonts w:eastAsia="黑体"/>
+        </w:rPr>
         <w:t xml:space="preserve"> </w:t>
       </w:r>
       <w:r>
         <w:rPr>
-          <w:rFonts w:hint="eastAsia"/>
+          <w:rFonts w:hint="eastAsia" w:eastAsia="黑体"/>
         </w:rPr>
         <w:t xml:space="preserve">下降。</w:t>
       </w:r>
@@ -1342,7 +1452,7 @@
       </w:pPr>
       <w:r>
         <w:rPr>
-          <w:rFonts w:hint="eastAsia"/>
+          <w:rFonts w:hint="eastAsia" w:eastAsia="黑体"/>
           <w:b/>
           <w:bCs/>
         </w:rPr>
@@ -1350,6 +1460,7 @@
       </w:r>
       <w:r>
         <w:rPr>
+          <w:rFonts w:eastAsia="黑体"/>
           <w:b/>
           <w:bCs/>
         </w:rPr>
@@ -1362,6 +1473,7 @@
       </m:oMath>
       <w:r>
         <w:rPr>
+          <w:rFonts w:eastAsia="黑体"/>
           <w:b/>
           <w:bCs/>
         </w:rPr>
@@ -1369,25 +1481,34 @@
       </w:r>
       <w:r>
         <w:rPr>
-          <w:rFonts w:hint="eastAsia"/>
+          <w:rFonts w:hint="eastAsia" w:eastAsia="黑体"/>
           <w:b/>
           <w:bCs/>
         </w:rPr>
         <w:t xml:space="preserve">减小</w:t>
       </w:r>
       <w:r>
+        <w:rPr>
+          <w:rFonts w:eastAsia="黑体"/>
+        </w:rPr>
         <w:t xml:space="preserve"> </w:t>
       </w:r>
       <w:r>
+        <w:rPr>
+          <w:rFonts w:eastAsia="黑体"/>
+        </w:rPr>
         <w:t xml:space="preserve">→ </w:t>
       </w:r>
       <w:r>
         <w:rPr>
-          <w:rFonts w:hint="eastAsia"/>
+          <w:rFonts w:hint="eastAsia" w:eastAsia="黑体"/>
         </w:rPr>
         <w:t xml:space="preserve">品质因数</w:t>
       </w:r>
       <w:r>
+        <w:rPr>
+          <w:rFonts w:eastAsia="黑体"/>
+        </w:rPr>
         <w:t xml:space="preserve"> </w:t>
       </w:r>
       <m:oMath>
@@ -1396,11 +1517,14 @@
         </m:r>
       </m:oMath>
       <w:r>
+        <w:rPr>
+          <w:rFonts w:eastAsia="黑体"/>
+        </w:rPr>
         <w:t xml:space="preserve"> </w:t>
       </w:r>
       <w:r>
         <w:rPr>
-          <w:rFonts w:hint="eastAsia"/>
+          <w:rFonts w:hint="eastAsia" w:eastAsia="黑体"/>
         </w:rPr>
         <w:t xml:space="preserve">增大，谐振电流增大、谐振曲线变尖。</w:t>
       </w:r>
@@ -1415,6 +1539,7 @@
       </w:pPr>
       <w:r>
         <w:rPr>
+          <w:rFonts w:eastAsia="黑体"/>
           <w:b/>
           <w:bCs/>
         </w:rPr>
@@ -1422,7 +1547,7 @@
       </w:r>
       <w:r>
         <w:rPr>
-          <w:rFonts w:hint="eastAsia"/>
+          <w:rFonts w:hint="eastAsia" w:eastAsia="黑体"/>
           <w:b/>
           <w:bCs/>
         </w:rPr>
@@ -1430,6 +1555,7 @@
       </w:r>
       <w:r>
         <w:rPr>
+          <w:rFonts w:eastAsia="黑体"/>
           <w:b/>
           <w:bCs/>
         </w:rPr>
@@ -1437,7 +1563,7 @@
       </w:r>
       <w:r>
         <w:rPr>
-          <w:rFonts w:hint="eastAsia"/>
+          <w:rFonts w:hint="eastAsia" w:eastAsia="黑体"/>
           <w:b/>
           <w:bCs/>
         </w:rPr>
@@ -1445,6 +1571,7 @@
       </w:r>
       <w:r>
         <w:rPr>
+          <w:rFonts w:eastAsia="黑体"/>
           <w:b/>
           <w:bCs/>
         </w:rPr>
@@ -1452,7 +1579,7 @@
       </w:r>
       <w:r>
         <w:rPr>
-          <w:rFonts w:hint="eastAsia"/>
+          <w:rFonts w:hint="eastAsia" w:eastAsia="黑体"/>
           <w:b/>
           <w:bCs/>
         </w:rPr>
@@ -1460,6 +1587,7 @@
       </w:r>
       <w:r>
         <w:rPr>
+          <w:rFonts w:eastAsia="黑体"/>
           <w:b/>
           <w:bCs/>
         </w:rPr>
@@ -1481,6 +1609,7 @@
       </m:oMath>
       <w:r>
         <w:rPr>
+          <w:rFonts w:eastAsia="黑体"/>
           <w:b/>
           <w:bCs/>
         </w:rPr>
@@ -1488,25 +1617,34 @@
       </w:r>
       <w:r>
         <w:rPr>
-          <w:rFonts w:hint="eastAsia"/>
+          <w:rFonts w:hint="eastAsia" w:eastAsia="黑体"/>
           <w:b/>
           <w:bCs/>
         </w:rPr>
         <w:t xml:space="preserve">不变）</w:t>
       </w:r>
       <w:r>
+        <w:rPr>
+          <w:rFonts w:eastAsia="黑体"/>
+        </w:rPr>
         <w:t xml:space="preserve"> </w:t>
       </w:r>
       <w:r>
+        <w:rPr>
+          <w:rFonts w:eastAsia="黑体"/>
+        </w:rPr>
         <w:t xml:space="preserve">→ </w:t>
       </w:r>
       <w:r>
         <w:rPr>
-          <w:rFonts w:hint="eastAsia"/>
+          <w:rFonts w:hint="eastAsia" w:eastAsia="黑体"/>
         </w:rPr>
         <w:t xml:space="preserve">特征阻抗</w:t>
       </w:r>
       <w:r>
+        <w:rPr>
+          <w:rFonts w:eastAsia="黑体"/>
+        </w:rPr>
         <w:t xml:space="preserve"> </w:t>
       </w:r>
       <m:oMath>
@@ -1524,11 +1662,14 @@
         </m:sSub>
       </m:oMath>
       <w:r>
+        <w:rPr>
+          <w:rFonts w:eastAsia="黑体"/>
+        </w:rPr>
         <w:t xml:space="preserve"> </w:t>
       </w:r>
       <w:r>
         <w:rPr>
-          <w:rFonts w:hint="eastAsia"/>
+          <w:rFonts w:hint="eastAsia" w:eastAsia="黑体"/>
         </w:rPr>
         <w:t xml:space="preserve">增大，谐振电流减小。</w:t>
       </w:r>
@@ -1543,21 +1684,27 @@
       </w:pPr>
       <w:r>
         <w:rPr>
-          <w:rFonts w:hint="eastAsia"/>
+          <w:rFonts w:hint="eastAsia" w:eastAsia="黑体"/>
           <w:b/>
           <w:bCs/>
         </w:rPr>
         <w:t xml:space="preserve">工作点偏离谐振频率</w:t>
       </w:r>
       <w:r>
+        <w:rPr>
+          <w:rFonts w:eastAsia="黑体"/>
+        </w:rPr>
         <w:t xml:space="preserve"> </w:t>
       </w:r>
       <w:r>
+        <w:rPr>
+          <w:rFonts w:eastAsia="黑体"/>
+        </w:rPr>
         <w:t xml:space="preserve">→ </w:t>
       </w:r>
       <w:r>
         <w:rPr>
-          <w:rFonts w:hint="eastAsia"/>
+          <w:rFonts w:hint="eastAsia" w:eastAsia="黑体"/>
         </w:rPr>
         <w:t xml:space="preserve">槽路呈现感性或容性，软开关条件与增益随之改变。</w:t>
       </w:r>
@@ -1570,7 +1717,7 @@
       </w:pPr>
       <w:r>
         <w:rPr>
-          <w:rFonts w:hint="eastAsia"/>
+          <w:rFonts w:hint="eastAsia" w:eastAsia="黑体"/>
         </w:rPr>
         <w:t xml:space="preserve">典型参数示例</w:t>
       </w:r>
@@ -1585,11 +1732,14 @@
       </w:pPr>
       <w:r>
         <w:rPr>
-          <w:rFonts w:hint="eastAsia"/>
+          <w:rFonts w:hint="eastAsia" w:eastAsia="黑体"/>
         </w:rPr>
         <w:t xml:space="preserve">取</w:t>
       </w:r>
       <w:r>
+        <w:rPr>
+          <w:rFonts w:eastAsia="黑体"/>
+        </w:rPr>
         <w:t xml:space="preserve"> </w:t>
       </w:r>
       <m:oMath>
@@ -1620,6 +1770,9 @@
         </m:r>
       </m:oMath>
       <w:r>
+        <w:rPr>
+          <w:rFonts w:eastAsia="黑体"/>
+        </w:rPr>
         <w:t xml:space="preserve">、</w:t>
       </w:r>
       <m:oMath>
@@ -1648,7 +1801,7 @@
       </m:oMath>
       <w:r>
         <w:rPr>
-          <w:rFonts w:hint="eastAsia"/>
+          <w:rFonts w:hint="eastAsia" w:eastAsia="黑体"/>
         </w:rPr>
         <w:t xml:space="preserve">：</w:t>
       </w:r>
@@ -1778,6 +1931,9 @@
         </m:r>
       </m:oMath>
       <w:r>
+        <w:rPr>
+          <w:rFonts w:eastAsia="黑体"/>
+        </w:rPr>
         <w:t xml:space="preserve">。</w:t>
       </w:r>
     </w:p>
@@ -1791,11 +1947,14 @@
       </w:pPr>
       <w:r>
         <w:rPr>
-          <w:rFonts w:hint="eastAsia"/>
+          <w:rFonts w:hint="eastAsia" w:eastAsia="黑体"/>
         </w:rPr>
         <w:t xml:space="preserve">取</w:t>
       </w:r>
       <w:r>
+        <w:rPr>
+          <w:rFonts w:eastAsia="黑体"/>
+        </w:rPr>
         <w:t xml:space="preserve"> </w:t>
       </w:r>
       <m:oMath>
@@ -1826,6 +1985,9 @@
         </m:r>
       </m:oMath>
       <w:r>
+        <w:rPr>
+          <w:rFonts w:eastAsia="黑体"/>
+        </w:rPr>
         <w:t xml:space="preserve">、</w:t>
       </w:r>
       <m:oMath>
@@ -1853,6 +2015,9 @@
         </m:r>
       </m:oMath>
       <w:r>
+        <w:rPr>
+          <w:rFonts w:eastAsia="黑体"/>
+        </w:rPr>
         <w:t xml:space="preserve">、</w:t>
       </w:r>
       <m:oMath>
@@ -1880,11 +2045,14 @@
       </m:oMath>
       <w:r>
         <w:rPr>
-          <w:rFonts w:hint="eastAsia"/>
+          <w:rFonts w:hint="eastAsia" w:eastAsia="黑体"/>
         </w:rPr>
         <w:t xml:space="preserve">：品质因数</w:t>
       </w:r>
       <w:r>
+        <w:rPr>
+          <w:rFonts w:eastAsia="黑体"/>
+        </w:rPr>
         <w:t xml:space="preserve"> </w:t>
       </w:r>
       <m:oMath>
@@ -1994,6 +2162,9 @@
         </m:r>
       </m:oMath>
       <w:r>
+        <w:rPr>
+          <w:rFonts w:eastAsia="黑体"/>
+        </w:rPr>
         <w:t xml:space="preserve">。</w:t>
       </w:r>
     </w:p>
@@ -2005,7 +2176,7 @@
       </w:pPr>
       <w:r>
         <w:rPr>
-          <w:rFonts w:hint="eastAsia"/>
+          <w:rFonts w:hint="eastAsia" w:eastAsia="黑体"/>
         </w:rPr>
         <w:t xml:space="preserve">常见器件型号</w:t>
       </w:r>
@@ -2020,16 +2191,19 @@
       </w:pPr>
       <w:r>
         <w:rPr>
-          <w:rFonts w:hint="eastAsia"/>
+          <w:rFonts w:hint="eastAsia" w:eastAsia="黑体"/>
         </w:rPr>
         <w:t xml:space="preserve">谐振电容：C0G/NP0</w:t>
       </w:r>
       <w:r>
+        <w:rPr>
+          <w:rFonts w:eastAsia="黑体"/>
+        </w:rPr>
         <w:t xml:space="preserve"> </w:t>
       </w:r>
       <w:r>
         <w:rPr>
-          <w:rFonts w:hint="eastAsia"/>
+          <w:rFonts w:hint="eastAsia" w:eastAsia="黑体"/>
         </w:rPr>
         <w:t xml:space="preserve">贴片电容、金属化聚丙烯薄膜电容。</w:t>
       </w:r>
@@ -2044,16 +2218,19 @@
       </w:pPr>
       <w:r>
         <w:rPr>
-          <w:rFonts w:hint="eastAsia"/>
+          <w:rFonts w:hint="eastAsia" w:eastAsia="黑体"/>
         </w:rPr>
         <w:t xml:space="preserve">谐振电感：铁氧体磁芯绕制（PQ、RM</w:t>
       </w:r>
       <w:r>
+        <w:rPr>
+          <w:rFonts w:eastAsia="黑体"/>
+        </w:rPr>
         <w:t xml:space="preserve"> </w:t>
       </w:r>
       <w:r>
         <w:rPr>
-          <w:rFonts w:hint="eastAsia"/>
+          <w:rFonts w:hint="eastAsia" w:eastAsia="黑体"/>
         </w:rPr>
         <w:t xml:space="preserve">磁芯系列）。</w:t>
       </w:r>
@@ -2068,7 +2245,7 @@
       </w:pPr>
       <w:r>
         <w:rPr>
-          <w:rFonts w:hint="eastAsia"/>
+          <w:rFonts w:hint="eastAsia" w:eastAsia="黑体"/>
         </w:rPr>
         <w:t xml:space="preserve">谐振控制芯片：L6599、UCC25600、FSFR2100。</w:t>
       </w:r>
@@ -2081,7 +2258,7 @@
       </w:pPr>
       <w:r>
         <w:rPr>
-          <w:rFonts w:hint="eastAsia"/>
+          <w:rFonts w:hint="eastAsia" w:eastAsia="黑体"/>
         </w:rPr>
         <w:t xml:space="preserve">注意事项</w:t>
       </w:r>
@@ -2096,7 +2273,7 @@
       </w:pPr>
       <w:r>
         <w:rPr>
-          <w:rFonts w:hint="eastAsia"/>
+          <w:rFonts w:hint="eastAsia" w:eastAsia="黑体"/>
         </w:rPr>
         <w:t xml:space="preserve">串联谐振槽路在谐振点附近电流很大，需选择能承受谐振峰值的器件。</w:t>
       </w:r>
@@ -2111,7 +2288,7 @@
       </w:pPr>
       <w:r>
         <w:rPr>
-          <w:rFonts w:hint="eastAsia"/>
+          <w:rFonts w:hint="eastAsia" w:eastAsia="黑体"/>
         </w:rPr>
         <w:t xml:space="preserve">电容需低损耗、耐压足，谐振时电容峰值电压可能是输入电压的数倍。</w:t>
       </w:r>
@@ -2126,16 +2303,19 @@
       </w:pPr>
       <w:r>
         <w:rPr>
-          <w:rFonts w:hint="eastAsia"/>
+          <w:rFonts w:hint="eastAsia" w:eastAsia="黑体"/>
         </w:rPr>
         <w:t xml:space="preserve">轻载时串联谐振难以维持软开关，需结合其他控制策略（如</w:t>
       </w:r>
       <w:r>
+        <w:rPr>
+          <w:rFonts w:eastAsia="黑体"/>
+        </w:rPr>
         <w:t xml:space="preserve"> LLC </w:t>
       </w:r>
       <w:r>
         <w:rPr>
-          <w:rFonts w:hint="eastAsia"/>
+          <w:rFonts w:hint="eastAsia" w:eastAsia="黑体"/>
         </w:rPr>
         <w:t xml:space="preserve">的磁化电感辅助）。</w:t>
       </w:r>
@@ -2150,11 +2330,14 @@
       </w:pPr>
       <w:r>
         <w:rPr>
-          <w:rFonts w:hint="eastAsia"/>
+          <w:rFonts w:hint="eastAsia" w:eastAsia="黑体"/>
         </w:rPr>
         <w:t xml:space="preserve">谐振电感与电容需精确匹配，受温度、容差影响会漂移</w:t>
       </w:r>
       <w:r>
+        <w:rPr>
+          <w:rFonts w:eastAsia="黑体"/>
+        </w:rPr>
         <w:t xml:space="preserve"> </w:t>
       </w:r>
       <m:oMath>
@@ -2172,6 +2355,9 @@
         </m:sSub>
       </m:oMath>
       <w:r>
+        <w:rPr>
+          <w:rFonts w:eastAsia="黑体"/>
+        </w:rPr>
         <w:t xml:space="preserve">。</w:t>
       </w:r>
     </w:p>
@@ -2183,7 +2369,7 @@
       </w:pPr>
       <w:r>
         <w:rPr>
-          <w:rFonts w:hint="eastAsia"/>
+          <w:rFonts w:hint="eastAsia" w:eastAsia="黑体"/>
         </w:rPr>
         <w:t xml:space="preserve">参考资料</w:t>
       </w:r>
@@ -2197,6 +2383,9 @@
         </w:numPr>
       </w:pPr>
       <w:r>
+        <w:rPr>
+          <w:rFonts w:eastAsia="黑体"/>
+        </w:rPr>
         <w:t xml:space="preserve">Wikipedia: LC circuit。</w:t>
       </w:r>
     </w:p>
@@ -2209,15 +2398,21 @@
         </w:numPr>
       </w:pPr>
       <w:r>
+        <w:rPr>
+          <w:rFonts w:eastAsia="黑体"/>
+        </w:rPr>
         <w:t xml:space="preserve">TI </w:t>
       </w:r>
       <w:r>
         <w:rPr>
-          <w:rFonts w:hint="eastAsia"/>
+          <w:rFonts w:hint="eastAsia" w:eastAsia="黑体"/>
         </w:rPr>
         <w:t xml:space="preserve">应用笔记</w:t>
       </w:r>
       <w:r>
+        <w:rPr>
+          <w:rFonts w:eastAsia="黑体"/>
+        </w:rPr>
         <w:t xml:space="preserve"> SNUB105《Designing an LLC Resonant Half-Bridge》。</w:t>
       </w:r>
     </w:p>
@@ -2231,16 +2426,19 @@
       </w:pPr>
       <w:r>
         <w:rPr>
-          <w:rFonts w:hint="eastAsia"/>
+          <w:rFonts w:hint="eastAsia" w:eastAsia="黑体"/>
         </w:rPr>
         <w:t xml:space="preserve">《开关电源设计》（Abraham</w:t>
       </w:r>
       <w:r>
+        <w:rPr>
+          <w:rFonts w:eastAsia="黑体"/>
+        </w:rPr>
         <w:t xml:space="preserve"> I. </w:t>
       </w:r>
       <w:r>
         <w:rPr>
-          <w:rFonts w:hint="eastAsia"/>
+          <w:rFonts w:hint="eastAsia" w:eastAsia="黑体"/>
         </w:rPr>
         <w:t xml:space="preserve">Pressman）。</w:t>
       </w:r>
@@ -2254,11 +2452,11 @@
       </w:pPr>
       <w:r>
         <w:rPr>
-          <w:rFonts w:ascii="Times New Roman" w:hAnsi="Times New Roman"/>
+          <w:rFonts w:ascii="Times New Roman" w:hAnsi="Times New Roman" w:eastAsia="黑体"/>
           <w:color w:val="555555"/>
           <w:sz w:val="21"/>
         </w:rPr>
-        <w:t>材料收集者：杜文杰</w:t>
+        <w:t>材料收集者：杜文杰，WX手机：19519196569，QQ:3478827729</w:t>
       </w:r>
     </w:p>
     <w:sectPr>
@@ -2278,7 +2476,7 @@
 </file>
 
 <file path=word/footer1.xml><?xml version="1.0" encoding="utf-8"?>
-<w:ftr xmlns:m="http://schemas.openxmlformats.org/officeDocument/2006/math" xmlns:mc="http://schemas.openxmlformats.org/markup-compatibility/2006" xmlns:mo="http://schemas.microsoft.com/office/mac/office/2008/main" xmlns:mv="urn:schemas-microsoft-com:mac:vml" xmlns:o="urn:schemas-microsoft-com:office:office" xmlns:r="http://schemas.openxmlformats.org/officeDocument/2006/relationships" xmlns:v="urn:schemas-microsoft-com:vml" xmlns:w10="urn:schemas-microsoft-com:office:word" xmlns:w14="http://schemas.microsoft.com/office/word/2010/wordml" xmlns:w="http://schemas.openxmlformats.org/wordprocessingml/2006/main" xmlns:wne="http://schemas.microsoft.com/office/word/2006/wordml" xmlns:wp14="http://schemas.microsoft.com/office/word/2010/wordprocessingDrawing" xmlns:wp="http://schemas.openxmlformats.org/drawingml/2006/wordprocessingDrawing" xmlns:wpc="http://schemas.microsoft.com/office/word/2010/wordprocessingCanvas" xmlns:wpg="http://schemas.microsoft.com/office/word/2010/wordprocessingGroup" xmlns:wpi="http://schemas.microsoft.com/office/word/2010/wordprocessingInk" xmlns:wps="http://schemas.microsoft.com/office/word/2010/wordprocessingShape" mc:Ignorable="w14 wp14">
+<w:ftr xmlns:mc="http://schemas.openxmlformats.org/markup-compatibility/2006" xmlns:w="http://schemas.openxmlformats.org/wordprocessingml/2006/main" xmlns:m="http://schemas.openxmlformats.org/officeDocument/2006/math" xmlns:mo="http://schemas.microsoft.com/office/mac/office/2008/main" xmlns:mv="urn:schemas-microsoft-com:mac:vml" xmlns:o="urn:schemas-microsoft-com:office:office" xmlns:r="http://schemas.openxmlformats.org/officeDocument/2006/relationships" xmlns:v="urn:schemas-microsoft-com:vml" xmlns:w10="urn:schemas-microsoft-com:office:word" xmlns:w14="http://schemas.microsoft.com/office/word/2010/wordml" xmlns:wne="http://schemas.microsoft.com/office/word/2006/wordml" xmlns:wp14="http://schemas.microsoft.com/office/word/2010/wordprocessingDrawing" xmlns:wp="http://schemas.openxmlformats.org/drawingml/2006/wordprocessingDrawing" xmlns:wpc="http://schemas.microsoft.com/office/word/2010/wordprocessingCanvas" xmlns:wpg="http://schemas.microsoft.com/office/word/2010/wordprocessingGroup" xmlns:wpi="http://schemas.microsoft.com/office/word/2010/wordprocessingInk" xmlns:wps="http://schemas.microsoft.com/office/word/2010/wordprocessingShape" mc:Ignorable="w14 wp14">
   <w:p>
     <w:pPr>
       <w:pStyle w:val="Footer"/>
@@ -2286,12 +2484,14 @@
     </w:pPr>
     <w:r>
       <w:rPr>
+        <w:rFonts w:eastAsia="黑体"/>
         <w:sz w:val="18"/>
       </w:rPr>
       <w:t xml:space="preserve">第 </w:t>
     </w:r>
     <w:r>
       <w:rPr>
+        <w:rFonts w:eastAsia="黑体"/>
         <w:sz w:val="18"/>
       </w:rPr>
       <w:fldChar w:fldCharType="begin"/>
@@ -2300,6 +2500,7 @@
     </w:r>
     <w:r>
       <w:rPr>
+        <w:rFonts w:eastAsia="黑体"/>
         <w:sz w:val="18"/>
       </w:rPr>
       <w:t xml:space="preserve"> 页</w:t>
@@ -2313,6 +2514,9 @@
   <w:footnote w:type="continuationSeparator" w:id="0">
     <w:p>
       <w:r>
+        <w:rPr>
+          <w:rFonts w:eastAsia="黑体"/>
+        </w:rPr>
         <w:continuationSeparator/>
       </w:r>
     </w:p>
@@ -2320,6 +2524,9 @@
   <w:footnote w:type="separator" w:id="-1">
     <w:p>
       <w:r>
+        <w:rPr>
+          <w:rFonts w:eastAsia="黑体"/>
+        </w:rPr>
         <w:separator/>
       </w:r>
     </w:p>
@@ -2328,7 +2535,7 @@
 </file>
 
 <file path=word/header1.xml><?xml version="1.0" encoding="utf-8"?>
-<w:hdr xmlns:m="http://schemas.openxmlformats.org/officeDocument/2006/math" xmlns:mc="http://schemas.openxmlformats.org/markup-compatibility/2006" xmlns:mo="http://schemas.microsoft.com/office/mac/office/2008/main" xmlns:mv="urn:schemas-microsoft-com:mac:vml" xmlns:o="urn:schemas-microsoft-com:office:office" xmlns:r="http://schemas.openxmlformats.org/officeDocument/2006/relationships" xmlns:v="urn:schemas-microsoft-com:vml" xmlns:w10="urn:schemas-microsoft-com:office:word" xmlns:w14="http://schemas.microsoft.com/office/word/2010/wordml" xmlns:w="http://schemas.openxmlformats.org/wordprocessingml/2006/main" xmlns:wne="http://schemas.microsoft.com/office/word/2006/wordml" xmlns:wp14="http://schemas.microsoft.com/office/word/2010/wordprocessingDrawing" xmlns:wp="http://schemas.openxmlformats.org/drawingml/2006/wordprocessingDrawing" xmlns:wpc="http://schemas.microsoft.com/office/word/2010/wordprocessingCanvas" xmlns:wpg="http://schemas.microsoft.com/office/word/2010/wordprocessingGroup" xmlns:wpi="http://schemas.microsoft.com/office/word/2010/wordprocessingInk" xmlns:wps="http://schemas.microsoft.com/office/word/2010/wordprocessingShape" mc:Ignorable="w14 wp14">
+<w:hdr xmlns:mc="http://schemas.openxmlformats.org/markup-compatibility/2006" xmlns:w="http://schemas.openxmlformats.org/wordprocessingml/2006/main" xmlns:m="http://schemas.openxmlformats.org/officeDocument/2006/math" xmlns:mo="http://schemas.microsoft.com/office/mac/office/2008/main" xmlns:mv="urn:schemas-microsoft-com:mac:vml" xmlns:o="urn:schemas-microsoft-com:office:office" xmlns:r="http://schemas.openxmlformats.org/officeDocument/2006/relationships" xmlns:v="urn:schemas-microsoft-com:vml" xmlns:w10="urn:schemas-microsoft-com:office:word" xmlns:w14="http://schemas.microsoft.com/office/word/2010/wordml" xmlns:wne="http://schemas.microsoft.com/office/word/2006/wordml" xmlns:wp14="http://schemas.microsoft.com/office/word/2010/wordprocessingDrawing" xmlns:wp="http://schemas.openxmlformats.org/drawingml/2006/wordprocessingDrawing" xmlns:wpc="http://schemas.microsoft.com/office/word/2010/wordprocessingCanvas" xmlns:wpg="http://schemas.microsoft.com/office/word/2010/wordprocessingGroup" xmlns:wpi="http://schemas.microsoft.com/office/word/2010/wordprocessingInk" xmlns:wps="http://schemas.microsoft.com/office/word/2010/wordprocessingShape" mc:Ignorable="w14 wp14">
   <w:p>
     <w:pPr>
       <w:pStyle w:val="Header"/>
@@ -2336,7 +2543,7 @@
     </w:pPr>
     <w:r>
       <w:rPr>
-        <w:rFonts w:ascii="Times New Roman" w:hAnsi="Times New Roman"/>
+        <w:rFonts w:ascii="Times New Roman" w:hAnsi="Times New Roman" w:eastAsia="黑体"/>
         <w:sz w:val="18"/>
         <w:rFonts w:eastAsia="黑体"/>
         <w:rFonts w:eastAsia="黑体"/>
@@ -2348,7 +2555,7 @@
 </file>
 
 <file path=word/numbering.xml><?xml version="1.0" encoding="utf-8"?>
-<w:numbering xmlns:m="http://schemas.openxmlformats.org/officeDocument/2006/math" xmlns:mc="http://schemas.openxmlformats.org/markup-compatibility/2006" xmlns:mo="http://schemas.microsoft.com/office/mac/office/2008/main" xmlns:mv="urn:schemas-microsoft-com:mac:vml" xmlns:o="urn:schemas-microsoft-com:office:office" xmlns:r="http://schemas.openxmlformats.org/officeDocument/2006/relationships" xmlns:v="urn:schemas-microsoft-com:vml" xmlns:w="http://schemas.openxmlformats.org/wordprocessingml/2006/main" xmlns:w10="urn:schemas-microsoft-com:office:word" xmlns:w14="http://schemas.microsoft.com/office/word/2010/wordml" xmlns:wne="http://schemas.microsoft.com/office/word/2006/wordml" xmlns:wp="http://schemas.openxmlformats.org/drawingml/2006/wordprocessingDrawing" xmlns:wp14="http://schemas.microsoft.com/office/word/2010/wordprocessingDrawing" xmlns:wpc="http://schemas.microsoft.com/office/word/2010/wordprocessingCanvas" xmlns:wpg="http://schemas.microsoft.com/office/word/2010/wordprocessingGroup" xmlns:wpi="http://schemas.microsoft.com/office/word/2010/wordprocessingInk" xmlns:wps="http://schemas.microsoft.com/office/word/2010/wordprocessingShape" mc:Ignorable="w14 wp14">
+<w:numbering xmlns:mc="http://schemas.openxmlformats.org/markup-compatibility/2006" xmlns:w="http://schemas.openxmlformats.org/wordprocessingml/2006/main" xmlns:m="http://schemas.openxmlformats.org/officeDocument/2006/math" xmlns:mo="http://schemas.microsoft.com/office/mac/office/2008/main" xmlns:mv="urn:schemas-microsoft-com:mac:vml" xmlns:o="urn:schemas-microsoft-com:office:office" xmlns:r="http://schemas.openxmlformats.org/officeDocument/2006/relationships" xmlns:v="urn:schemas-microsoft-com:vml" xmlns:w10="urn:schemas-microsoft-com:office:word" xmlns:w14="http://schemas.microsoft.com/office/word/2010/wordml" xmlns:wne="http://schemas.microsoft.com/office/word/2006/wordml" xmlns:wp="http://schemas.openxmlformats.org/drawingml/2006/wordprocessingDrawing" xmlns:wp14="http://schemas.microsoft.com/office/word/2010/wordprocessingDrawing" xmlns:wpc="http://schemas.microsoft.com/office/word/2010/wordprocessingCanvas" xmlns:wpg="http://schemas.microsoft.com/office/word/2010/wordprocessingGroup" xmlns:wpi="http://schemas.microsoft.com/office/word/2010/wordprocessingInk" xmlns:wps="http://schemas.microsoft.com/office/word/2010/wordprocessingShape" mc:Ignorable="w14 wp14">
   <w:abstractNum w:abstractNumId="0">
     <w:nsid w:val="FFFFFF7C"/>
     <w:multiLevelType w:val="singleLevel"/>
@@ -2435,7 +2642,7 @@
         <w:ind w:hanging="360" w:left="1440"/>
       </w:pPr>
       <w:rPr>
-        <w:rFonts w:ascii="Symbol" w:hAnsi="Symbol" w:hint="default"/>
+        <w:rFonts w:ascii="Symbol" w:hAnsi="Symbol" w:hint="default" w:eastAsia="黑体"/>
       </w:rPr>
     </w:lvl>
   </w:abstractNum>
@@ -2456,7 +2663,7 @@
         <w:ind w:hanging="360" w:left="1080"/>
       </w:pPr>
       <w:rPr>
-        <w:rFonts w:ascii="Symbol" w:hAnsi="Symbol" w:hint="default"/>
+        <w:rFonts w:ascii="Symbol" w:hAnsi="Symbol" w:hint="default" w:eastAsia="黑体"/>
       </w:rPr>
     </w:lvl>
   </w:abstractNum>
@@ -2477,7 +2684,7 @@
         <w:ind w:hanging="360" w:left="720"/>
       </w:pPr>
       <w:rPr>
-        <w:rFonts w:ascii="Symbol" w:hAnsi="Symbol" w:hint="default"/>
+        <w:rFonts w:ascii="Symbol" w:hAnsi="Symbol" w:hint="default" w:eastAsia="黑体"/>
       </w:rPr>
     </w:lvl>
   </w:abstractNum>
@@ -2516,7 +2723,7 @@
         <w:ind w:hanging="360" w:left="360"/>
       </w:pPr>
       <w:rPr>
-        <w:rFonts w:ascii="Symbol" w:hAnsi="Symbol" w:hint="default"/>
+        <w:rFonts w:ascii="Symbol" w:hAnsi="Symbol" w:hint="default" w:eastAsia="黑体"/>
       </w:rPr>
     </w:lvl>
   </w:abstractNum>
@@ -2607,7 +2814,7 @@
         <w:ind w:left="720" w:hanging="360"/>
       </w:pPr>
       <w:rPr>
-        <w:rFonts w:ascii="Symbol" w:hAnsi="Symbol" w:cs="Symbol" w:hint="default"/>
+        <w:rFonts w:ascii="Symbol" w:hAnsi="Symbol" w:cs="Symbol" w:hint="default" w:eastAsia="黑体"/>
       </w:rPr>
     </w:lvl>
     <w:lvl w:ilvl="1">
@@ -2618,7 +2825,7 @@
         <w:ind w:left="1440" w:hanging="360"/>
       </w:pPr>
       <w:rPr>
-        <w:rFonts w:ascii="Courier New" w:hAnsi="Courier New" w:cs="Courier New" w:hint="default"/>
+        <w:rFonts w:ascii="Courier New" w:hAnsi="Courier New" w:cs="Courier New" w:hint="default" w:eastAsia="黑体"/>
       </w:rPr>
     </w:lvl>
     <w:lvl w:ilvl="2">
@@ -2629,7 +2836,7 @@
         <w:ind w:left="2160" w:hanging="360"/>
       </w:pPr>
       <w:rPr>
-        <w:rFonts w:ascii="Wingdings" w:hAnsi="Wingdings" w:cs="Wingdings" w:hint="default"/>
+        <w:rFonts w:ascii="Wingdings" w:hAnsi="Wingdings" w:cs="Wingdings" w:hint="default" w:eastAsia="黑体"/>
       </w:rPr>
     </w:lvl>
     <w:lvl w:ilvl="3">
@@ -2640,7 +2847,7 @@
         <w:ind w:left="2880" w:hanging="360"/>
       </w:pPr>
       <w:rPr>
-        <w:rFonts w:ascii="Symbol" w:hAnsi="Symbol" w:cs="Symbol" w:hint="default"/>
+        <w:rFonts w:ascii="Symbol" w:hAnsi="Symbol" w:cs="Symbol" w:hint="default" w:eastAsia="黑体"/>
       </w:rPr>
     </w:lvl>
     <w:lvl w:ilvl="4">
@@ -2651,7 +2858,7 @@
         <w:ind w:left="3600" w:hanging="360"/>
       </w:pPr>
       <w:rPr>
-        <w:rFonts w:ascii="Courier New" w:hAnsi="Courier New" w:cs="Courier New" w:hint="default"/>
+        <w:rFonts w:ascii="Courier New" w:hAnsi="Courier New" w:cs="Courier New" w:hint="default" w:eastAsia="黑体"/>
       </w:rPr>
     </w:lvl>
     <w:lvl w:ilvl="5">
@@ -2662,7 +2869,7 @@
         <w:ind w:left="4320" w:hanging="360"/>
       </w:pPr>
       <w:rPr>
-        <w:rFonts w:ascii="Wingdings" w:hAnsi="Wingdings" w:cs="Wingdings" w:hint="default"/>
+        <w:rFonts w:ascii="Wingdings" w:hAnsi="Wingdings" w:cs="Wingdings" w:hint="default" w:eastAsia="黑体"/>
       </w:rPr>
     </w:lvl>
     <w:lvl w:ilvl="6">
@@ -2673,7 +2880,7 @@
         <w:ind w:left="5040" w:hanging="360"/>
       </w:pPr>
       <w:rPr>
-        <w:rFonts w:ascii="Symbol" w:hAnsi="Symbol" w:cs="Symbol" w:hint="default"/>
+        <w:rFonts w:ascii="Symbol" w:hAnsi="Symbol" w:cs="Symbol" w:hint="default" w:eastAsia="黑体"/>
       </w:rPr>
     </w:lvl>
     <w:lvl w:ilvl="7">
@@ -2684,7 +2891,7 @@
         <w:ind w:left="5760" w:hanging="360"/>
       </w:pPr>
       <w:rPr>
-        <w:rFonts w:ascii="Courier New" w:hAnsi="Courier New" w:cs="Courier New" w:hint="default"/>
+        <w:rFonts w:ascii="Courier New" w:hAnsi="Courier New" w:cs="Courier New" w:hint="default" w:eastAsia="黑体"/>
       </w:rPr>
     </w:lvl>
     <w:lvl w:ilvl="8">
@@ -2695,7 +2902,7 @@
         <w:ind w:left="6480" w:hanging="360"/>
       </w:pPr>
       <w:rPr>
-        <w:rFonts w:ascii="Wingdings" w:hAnsi="Wingdings" w:cs="Wingdings" w:hint="default"/>
+        <w:rFonts w:ascii="Wingdings" w:hAnsi="Wingdings" w:cs="Wingdings" w:hint="default" w:eastAsia="黑体"/>
       </w:rPr>
     </w:lvl>
   </w:abstractNum>
@@ -2751,11 +2958,11 @@
 </file>
 
 <file path=word/styles.xml><?xml version="1.0" encoding="utf-8"?>
-<w:styles xmlns:mc="http://schemas.openxmlformats.org/markup-compatibility/2006" xmlns:r="http://schemas.openxmlformats.org/officeDocument/2006/relationships" xmlns:w="http://schemas.openxmlformats.org/wordprocessingml/2006/main" xmlns:w14="http://schemas.microsoft.com/office/word/2010/wordml" mc:Ignorable="w14">
+<w:styles xmlns:mc="http://schemas.openxmlformats.org/markup-compatibility/2006" xmlns:w="http://schemas.openxmlformats.org/wordprocessingml/2006/main" xmlns:r="http://schemas.openxmlformats.org/officeDocument/2006/relationships" xmlns:w14="http://schemas.microsoft.com/office/word/2010/wordml" mc:Ignorable="w14">
   <w:docDefaults>
     <w:rPrDefault>
       <w:rPr>
-        <w:rFonts w:asciiTheme="minorHAnsi" w:cstheme="minorBidi" w:eastAsiaTheme="minorEastAsia" w:hAnsiTheme="minorHAnsi"/>
+        <w:rFonts w:asciiTheme="minorHAnsi" w:cstheme="minorBidi" w:hAnsiTheme="minorHAnsi" w:eastAsia="黑体"/>
         <w:sz w:val="22"/>
         <w:szCs w:val="22"/>
         <w:lang w:bidi="ar-SA" w:eastAsia="en-US" w:val="en-US"/>
@@ -2977,7 +3184,7 @@
       <w:outlineLvl w:val="0"/>
     </w:pPr>
     <w:rPr>
-      <w:rFonts w:ascii="Times New Roman" w:asciiTheme="majorHAnsi" w:cstheme="majorBidi" w:eastAsia="黑体" w:eastAsiaTheme="majorEastAsia" w:hAnsi="Times New Roman" w:hAnsiTheme="majorHAnsi"/>
+      <w:rFonts w:ascii="Times New Roman" w:asciiTheme="majorHAnsi" w:cstheme="majorBidi" w:eastAsia="黑体" w:hAnsi="Times New Roman" w:hAnsiTheme="majorHAnsi"/>
       <w:b/>
       <w:bCs/>
       <w:color w:val="1F3864"/>
@@ -3001,7 +3208,7 @@
       <w:outlineLvl w:val="1"/>
     </w:pPr>
     <w:rPr>
-      <w:rFonts w:ascii="Times New Roman" w:asciiTheme="majorHAnsi" w:cstheme="majorBidi" w:eastAsia="黑体" w:eastAsiaTheme="majorEastAsia" w:hAnsi="Times New Roman" w:hAnsiTheme="majorHAnsi"/>
+      <w:rFonts w:ascii="Times New Roman" w:asciiTheme="majorHAnsi" w:cstheme="majorBidi" w:eastAsia="黑体" w:hAnsi="Times New Roman" w:hAnsiTheme="majorHAnsi"/>
       <w:b/>
       <w:bCs/>
       <w:color w:val="2E4E7E"/>
@@ -3025,7 +3232,7 @@
       <w:outlineLvl w:val="2"/>
     </w:pPr>
     <w:rPr>
-      <w:rFonts w:ascii="Times New Roman" w:asciiTheme="majorHAnsi" w:cstheme="majorBidi" w:eastAsia="黑体" w:eastAsiaTheme="majorEastAsia" w:hAnsi="Times New Roman" w:hAnsiTheme="majorHAnsi"/>
+      <w:rFonts w:ascii="Times New Roman" w:asciiTheme="majorHAnsi" w:cstheme="majorBidi" w:eastAsia="黑体" w:hAnsi="Times New Roman" w:hAnsiTheme="majorHAnsi"/>
       <w:b/>
       <w:bCs/>
       <w:color w:val="2E4E7E"/>
@@ -3049,7 +3256,7 @@
       <w:outlineLvl w:val="3"/>
     </w:pPr>
     <w:rPr>
-      <w:rFonts w:ascii="Times New Roman" w:asciiTheme="majorHAnsi" w:cstheme="majorBidi" w:eastAsia="黑体" w:eastAsiaTheme="majorEastAsia" w:hAnsi="Times New Roman" w:hAnsiTheme="majorHAnsi"/>
+      <w:rFonts w:ascii="Times New Roman" w:asciiTheme="majorHAnsi" w:cstheme="majorBidi" w:eastAsia="黑体" w:hAnsi="Times New Roman" w:hAnsiTheme="majorHAnsi"/>
       <w:b/>
       <w:bCs/>
       <w:i/>
@@ -3075,7 +3282,7 @@
       <w:outlineLvl w:val="4"/>
     </w:pPr>
     <w:rPr>
-      <w:rFonts w:ascii="Times New Roman" w:asciiTheme="majorHAnsi" w:cstheme="majorBidi" w:eastAsia="黑体" w:eastAsiaTheme="majorEastAsia" w:hAnsi="Times New Roman" w:hAnsiTheme="majorHAnsi"/>
+      <w:rFonts w:ascii="Times New Roman" w:asciiTheme="majorHAnsi" w:cstheme="majorBidi" w:eastAsia="黑体" w:hAnsi="Times New Roman" w:hAnsiTheme="majorHAnsi"/>
       <w:b/>
       <w:color w:val="333333"/>
       <w:sz w:val="22"/>
@@ -3098,7 +3305,7 @@
       <w:outlineLvl w:val="5"/>
     </w:pPr>
     <w:rPr>
-      <w:rFonts w:asciiTheme="majorHAnsi" w:cstheme="majorBidi" w:eastAsiaTheme="majorEastAsia" w:hAnsiTheme="majorHAnsi"/>
+      <w:rFonts w:asciiTheme="majorHAnsi" w:cstheme="majorBidi" w:hAnsiTheme="majorHAnsi" w:eastAsia="黑体"/>
       <w:i/>
       <w:iCs/>
       <w:color w:themeColor="accent1" w:themeShade="7F" w:val="243F60"/>
@@ -3121,7 +3328,7 @@
       <w:outlineLvl w:val="6"/>
     </w:pPr>
     <w:rPr>
-      <w:rFonts w:asciiTheme="majorHAnsi" w:cstheme="majorBidi" w:eastAsiaTheme="majorEastAsia" w:hAnsiTheme="majorHAnsi"/>
+      <w:rFonts w:asciiTheme="majorHAnsi" w:cstheme="majorBidi" w:hAnsiTheme="majorHAnsi" w:eastAsia="黑体"/>
       <w:i/>
       <w:iCs/>
       <w:color w:themeColor="text1" w:themeTint="BF" w:val="404040"/>
@@ -3144,7 +3351,7 @@
       <w:outlineLvl w:val="7"/>
     </w:pPr>
     <w:rPr>
-      <w:rFonts w:asciiTheme="majorHAnsi" w:cstheme="majorBidi" w:eastAsiaTheme="majorEastAsia" w:hAnsiTheme="majorHAnsi"/>
+      <w:rFonts w:asciiTheme="majorHAnsi" w:cstheme="majorBidi" w:hAnsiTheme="majorHAnsi" w:eastAsia="黑体"/>
       <w:color w:themeColor="accent1" w:val="4F81BD"/>
       <w:sz w:val="20"/>
       <w:szCs w:val="20"/>
@@ -3167,7 +3374,7 @@
       <w:outlineLvl w:val="8"/>
     </w:pPr>
     <w:rPr>
-      <w:rFonts w:asciiTheme="majorHAnsi" w:cstheme="majorBidi" w:eastAsiaTheme="majorEastAsia" w:hAnsiTheme="majorHAnsi"/>
+      <w:rFonts w:asciiTheme="majorHAnsi" w:cstheme="majorBidi" w:hAnsiTheme="majorHAnsi" w:eastAsia="黑体"/>
       <w:i/>
       <w:iCs/>
       <w:color w:themeColor="text1" w:themeTint="BF" w:val="404040"/>
@@ -3218,7 +3425,7 @@
     <w:uiPriority w:val="9"/>
     <w:rsid w:val="00FC693F"/>
     <w:rPr>
-      <w:rFonts w:asciiTheme="majorHAnsi" w:cstheme="majorBidi" w:eastAsiaTheme="majorEastAsia" w:hAnsiTheme="majorHAnsi"/>
+      <w:rFonts w:asciiTheme="majorHAnsi" w:cstheme="majorBidi" w:hAnsiTheme="majorHAnsi" w:eastAsia="黑体"/>
       <w:b/>
       <w:bCs/>
       <w:color w:themeColor="accent1" w:themeShade="BF" w:val="365F91"/>
@@ -3233,7 +3440,7 @@
     <w:uiPriority w:val="9"/>
     <w:rsid w:val="00FC693F"/>
     <w:rPr>
-      <w:rFonts w:asciiTheme="majorHAnsi" w:cstheme="majorBidi" w:eastAsiaTheme="majorEastAsia" w:hAnsiTheme="majorHAnsi"/>
+      <w:rFonts w:asciiTheme="majorHAnsi" w:cstheme="majorBidi" w:hAnsiTheme="majorHAnsi" w:eastAsia="黑体"/>
       <w:b/>
       <w:bCs/>
       <w:color w:themeColor="accent1" w:val="4F81BD"/>
@@ -3248,7 +3455,7 @@
     <w:uiPriority w:val="9"/>
     <w:rsid w:val="00FC693F"/>
     <w:rPr>
-      <w:rFonts w:asciiTheme="majorHAnsi" w:cstheme="majorBidi" w:eastAsiaTheme="majorEastAsia" w:hAnsiTheme="majorHAnsi"/>
+      <w:rFonts w:asciiTheme="majorHAnsi" w:cstheme="majorBidi" w:hAnsiTheme="majorHAnsi" w:eastAsia="黑体"/>
       <w:b/>
       <w:bCs/>
       <w:color w:themeColor="accent1" w:val="4F81BD"/>
@@ -3271,7 +3478,7 @@
       <w:contextualSpacing/>
     </w:pPr>
     <w:rPr>
-      <w:rFonts w:ascii="Times New Roman" w:asciiTheme="majorHAnsi" w:cstheme="majorBidi" w:eastAsia="黑体" w:eastAsiaTheme="majorEastAsia" w:hAnsi="Times New Roman" w:hAnsiTheme="majorHAnsi"/>
+      <w:rFonts w:ascii="Times New Roman" w:asciiTheme="majorHAnsi" w:cstheme="majorBidi" w:eastAsia="黑体" w:hAnsi="Times New Roman" w:hAnsiTheme="majorHAnsi"/>
       <w:b/>
       <w:color w:val="1F3864"/>
       <w:spacing w:val="5"/>
@@ -3287,7 +3494,7 @@
     <w:uiPriority w:val="10"/>
     <w:rsid w:val="00FC693F"/>
     <w:rPr>
-      <w:rFonts w:asciiTheme="majorHAnsi" w:cstheme="majorBidi" w:eastAsiaTheme="majorEastAsia" w:hAnsiTheme="majorHAnsi"/>
+      <w:rFonts w:asciiTheme="majorHAnsi" w:cstheme="majorBidi" w:hAnsiTheme="majorHAnsi" w:eastAsia="黑体"/>
       <w:color w:themeColor="text2" w:themeShade="BF" w:val="17365D"/>
       <w:spacing w:val="5"/>
       <w:kern w:val="28"/>
@@ -3309,7 +3516,7 @@
       </w:numPr>
     </w:pPr>
     <w:rPr>
-      <w:rFonts w:asciiTheme="majorHAnsi" w:cstheme="majorBidi" w:eastAsiaTheme="majorEastAsia" w:hAnsiTheme="majorHAnsi"/>
+      <w:rFonts w:asciiTheme="majorHAnsi" w:cstheme="majorBidi" w:hAnsiTheme="majorHAnsi" w:eastAsia="黑体"/>
       <w:i/>
       <w:iCs/>
       <w:color w:themeColor="accent1" w:val="4F81BD"/>
@@ -3325,7 +3532,7 @@
     <w:uiPriority w:val="11"/>
     <w:rsid w:val="00FC693F"/>
     <w:rPr>
-      <w:rFonts w:asciiTheme="majorHAnsi" w:cstheme="majorBidi" w:eastAsiaTheme="majorEastAsia" w:hAnsiTheme="majorHAnsi"/>
+      <w:rFonts w:asciiTheme="majorHAnsi" w:cstheme="majorBidi" w:hAnsiTheme="majorHAnsi" w:eastAsia="黑体"/>
       <w:i/>
       <w:iCs/>
       <w:color w:themeColor="accent1" w:val="4F81BD"/>
@@ -3392,6 +3599,7 @@
       <w:spacing w:after="120"/>
     </w:pPr>
     <w:rPr>
+      <w:rFonts w:eastAsia="黑体"/>
       <w:sz w:val="16"/>
       <w:szCs w:val="16"/>
     </w:rPr>
@@ -3403,6 +3611,7 @@
     <w:uiPriority w:val="99"/>
     <w:rsid w:val="00AA1D8D"/>
     <w:rPr>
+      <w:rFonts w:eastAsia="黑体"/>
       <w:sz w:val="16"/>
       <w:szCs w:val="16"/>
     </w:rPr>
@@ -3572,7 +3781,7 @@
       </w:tabs>
     </w:pPr>
     <w:rPr>
-      <w:rFonts w:ascii="Courier" w:hAnsi="Courier"/>
+      <w:rFonts w:ascii="Courier" w:hAnsi="Courier" w:eastAsia="黑体"/>
       <w:sz w:val="20"/>
       <w:szCs w:val="20"/>
     </w:rPr>
@@ -3584,7 +3793,7 @@
     <w:uiPriority w:val="99"/>
     <w:rsid w:val="0029639D"/>
     <w:rPr>
-      <w:rFonts w:ascii="Courier" w:hAnsi="Courier"/>
+      <w:rFonts w:ascii="Courier" w:hAnsi="Courier" w:eastAsia="黑体"/>
       <w:sz w:val="20"/>
       <w:szCs w:val="20"/>
     </w:rPr>
@@ -3620,6 +3829,7 @@
     <w:uiPriority w:val="29"/>
     <w:rsid w:val="00FC693F"/>
     <w:rPr>
+      <w:rFonts w:eastAsia="黑体"/>
       <w:i/>
       <w:iCs/>
       <w:color w:themeColor="text1" w:val="000000"/>
@@ -3633,7 +3843,7 @@
     <w:semiHidden/>
     <w:rsid w:val="00FC693F"/>
     <w:rPr>
-      <w:rFonts w:asciiTheme="majorHAnsi" w:cstheme="majorBidi" w:eastAsiaTheme="majorEastAsia" w:hAnsiTheme="majorHAnsi"/>
+      <w:rFonts w:asciiTheme="majorHAnsi" w:cstheme="majorBidi" w:hAnsiTheme="majorHAnsi" w:eastAsia="黑体"/>
       <w:b/>
       <w:bCs/>
       <w:i/>
@@ -3649,7 +3859,7 @@
     <w:semiHidden/>
     <w:rsid w:val="00FC693F"/>
     <w:rPr>
-      <w:rFonts w:asciiTheme="majorHAnsi" w:cstheme="majorBidi" w:eastAsiaTheme="majorEastAsia" w:hAnsiTheme="majorHAnsi"/>
+      <w:rFonts w:asciiTheme="majorHAnsi" w:cstheme="majorBidi" w:hAnsiTheme="majorHAnsi" w:eastAsia="黑体"/>
       <w:color w:themeColor="accent1" w:themeShade="7F" w:val="243F60"/>
     </w:rPr>
   </w:style>
@@ -3661,7 +3871,7 @@
     <w:semiHidden/>
     <w:rsid w:val="00FC693F"/>
     <w:rPr>
-      <w:rFonts w:asciiTheme="majorHAnsi" w:cstheme="majorBidi" w:eastAsiaTheme="majorEastAsia" w:hAnsiTheme="majorHAnsi"/>
+      <w:rFonts w:asciiTheme="majorHAnsi" w:cstheme="majorBidi" w:hAnsiTheme="majorHAnsi" w:eastAsia="黑体"/>
       <w:i/>
       <w:iCs/>
       <w:color w:themeColor="accent1" w:themeShade="7F" w:val="243F60"/>
@@ -3675,7 +3885,7 @@
     <w:semiHidden/>
     <w:rsid w:val="00FC693F"/>
     <w:rPr>
-      <w:rFonts w:asciiTheme="majorHAnsi" w:cstheme="majorBidi" w:eastAsiaTheme="majorEastAsia" w:hAnsiTheme="majorHAnsi"/>
+      <w:rFonts w:asciiTheme="majorHAnsi" w:cstheme="majorBidi" w:hAnsiTheme="majorHAnsi" w:eastAsia="黑体"/>
       <w:i/>
       <w:iCs/>
       <w:color w:themeColor="text1" w:themeTint="BF" w:val="404040"/>
@@ -3689,7 +3899,7 @@
     <w:semiHidden/>
     <w:rsid w:val="00FC693F"/>
     <w:rPr>
-      <w:rFonts w:asciiTheme="majorHAnsi" w:cstheme="majorBidi" w:eastAsiaTheme="majorEastAsia" w:hAnsiTheme="majorHAnsi"/>
+      <w:rFonts w:asciiTheme="majorHAnsi" w:cstheme="majorBidi" w:hAnsiTheme="majorHAnsi" w:eastAsia="黑体"/>
       <w:color w:themeColor="accent1" w:val="4F81BD"/>
       <w:sz w:val="20"/>
       <w:szCs w:val="20"/>
@@ -3703,7 +3913,7 @@
     <w:semiHidden/>
     <w:rsid w:val="00FC693F"/>
     <w:rPr>
-      <w:rFonts w:asciiTheme="majorHAnsi" w:cstheme="majorBidi" w:eastAsiaTheme="majorEastAsia" w:hAnsiTheme="majorHAnsi"/>
+      <w:rFonts w:asciiTheme="majorHAnsi" w:cstheme="majorBidi" w:hAnsiTheme="majorHAnsi" w:eastAsia="黑体"/>
       <w:i/>
       <w:iCs/>
       <w:color w:themeColor="text1" w:themeTint="BF" w:val="404040"/>
@@ -3724,6 +3934,7 @@
       <w:spacing w:line="240" w:lineRule="auto"/>
     </w:pPr>
     <w:rPr>
+      <w:rFonts w:eastAsia="黑体"/>
       <w:b/>
       <w:bCs/>
       <w:color w:themeColor="accent1" w:val="4F81BD"/>
@@ -3738,6 +3949,7 @@
     <w:qFormat/>
     <w:rsid w:val="00FC693F"/>
     <w:rPr>
+      <w:rFonts w:eastAsia="黑体"/>
       <w:b/>
       <w:bCs/>
     </w:rPr>
@@ -3749,6 +3961,7 @@
     <w:qFormat/>
     <w:rsid w:val="00FC693F"/>
     <w:rPr>
+      <w:rFonts w:eastAsia="黑体"/>
       <w:i/>
       <w:iCs/>
     </w:rPr>
@@ -3769,6 +3982,7 @@
       <w:ind w:left="936" w:right="936"/>
     </w:pPr>
     <w:rPr>
+      <w:rFonts w:eastAsia="黑体"/>
       <w:b/>
       <w:bCs/>
       <w:i/>
@@ -3783,6 +3997,7 @@
     <w:uiPriority w:val="30"/>
     <w:rsid w:val="00FC693F"/>
     <w:rPr>
+      <w:rFonts w:eastAsia="黑体"/>
       <w:b/>
       <w:bCs/>
       <w:i/>
@@ -3797,6 +4012,7 @@
     <w:qFormat/>
     <w:rsid w:val="00FC693F"/>
     <w:rPr>
+      <w:rFonts w:eastAsia="黑体"/>
       <w:i/>
       <w:iCs/>
       <w:color w:themeColor="text1" w:themeTint="7F" w:val="808080"/>
@@ -3809,6 +4025,7 @@
     <w:qFormat/>
     <w:rsid w:val="00FC693F"/>
     <w:rPr>
+      <w:rFonts w:eastAsia="黑体"/>
       <w:b/>
       <w:bCs/>
       <w:i/>
@@ -3823,6 +4040,7 @@
     <w:qFormat/>
     <w:rsid w:val="00FC693F"/>
     <w:rPr>
+      <w:rFonts w:eastAsia="黑体"/>
       <w:smallCaps/>
       <w:color w:themeColor="accent2" w:val="C0504D"/>
       <w:u w:val="single"/>
@@ -3835,6 +4053,7 @@
     <w:qFormat/>
     <w:rsid w:val="00FC693F"/>
     <w:rPr>
+      <w:rFonts w:eastAsia="黑体"/>
       <w:b/>
       <w:bCs/>
       <w:smallCaps/>
@@ -3850,6 +4069,7 @@
     <w:qFormat/>
     <w:rsid w:val="00FC693F"/>
     <w:rPr>
+      <w:rFonts w:eastAsia="黑体"/>
       <w:b/>
       <w:bCs/>
       <w:smallCaps/>
@@ -3904,6 +4124,7 @@
       <w:spacing w:after="0" w:line="240" w:lineRule="auto"/>
     </w:pPr>
     <w:rPr>
+      <w:rFonts w:eastAsia="黑体"/>
       <w:color w:themeColor="text1" w:themeShade="BF" w:val="000000"/>
     </w:rPr>
     <w:tblPr>
@@ -3926,6 +4147,7 @@
         <w:spacing w:after="0" w:before="0" w:line="240" w:lineRule="auto"/>
       </w:pPr>
       <w:rPr>
+        <w:rFonts w:eastAsia="黑体"/>
         <w:b/>
         <w:bCs/>
       </w:rPr>
@@ -3946,6 +4168,7 @@
         <w:spacing w:after="0" w:before="0" w:line="240" w:lineRule="auto"/>
       </w:pPr>
       <w:rPr>
+        <w:rFonts w:eastAsia="黑体"/>
         <w:b/>
         <w:bCs/>
       </w:rPr>
@@ -3963,12 +4186,14 @@
     </w:tblStylePr>
     <w:tblStylePr w:type="firstCol">
       <w:rPr>
+        <w:rFonts w:eastAsia="黑体"/>
         <w:b/>
         <w:bCs/>
       </w:rPr>
     </w:tblStylePr>
     <w:tblStylePr w:type="lastCol">
       <w:rPr>
+        <w:rFonts w:eastAsia="黑体"/>
         <w:b/>
         <w:bCs/>
       </w:rPr>
@@ -4007,6 +4232,7 @@
       <w:spacing w:after="0" w:line="240" w:lineRule="auto"/>
     </w:pPr>
     <w:rPr>
+      <w:rFonts w:eastAsia="黑体"/>
       <w:color w:themeColor="accent1" w:themeShade="BF" w:val="365F91"/>
     </w:rPr>
     <w:tblPr>
@@ -4029,6 +4255,7 @@
         <w:spacing w:after="0" w:before="0" w:line="240" w:lineRule="auto"/>
       </w:pPr>
       <w:rPr>
+        <w:rFonts w:eastAsia="黑体"/>
         <w:b/>
         <w:bCs/>
       </w:rPr>
@@ -4049,6 +4276,7 @@
         <w:spacing w:after="0" w:before="0" w:line="240" w:lineRule="auto"/>
       </w:pPr>
       <w:rPr>
+        <w:rFonts w:eastAsia="黑体"/>
         <w:b/>
         <w:bCs/>
       </w:rPr>
@@ -4066,12 +4294,14 @@
     </w:tblStylePr>
     <w:tblStylePr w:type="firstCol">
       <w:rPr>
+        <w:rFonts w:eastAsia="黑体"/>
         <w:b/>
         <w:bCs/>
       </w:rPr>
     </w:tblStylePr>
     <w:tblStylePr w:type="lastCol">
       <w:rPr>
+        <w:rFonts w:eastAsia="黑体"/>
         <w:b/>
         <w:bCs/>
       </w:rPr>
@@ -4110,6 +4340,7 @@
       <w:spacing w:after="0" w:line="240" w:lineRule="auto"/>
     </w:pPr>
     <w:rPr>
+      <w:rFonts w:eastAsia="黑体"/>
       <w:color w:themeColor="accent2" w:themeShade="BF" w:val="943634"/>
     </w:rPr>
     <w:tblPr>
@@ -4132,6 +4363,7 @@
         <w:spacing w:after="0" w:before="0" w:line="240" w:lineRule="auto"/>
       </w:pPr>
       <w:rPr>
+        <w:rFonts w:eastAsia="黑体"/>
         <w:b/>
         <w:bCs/>
       </w:rPr>
@@ -4152,6 +4384,7 @@
         <w:spacing w:after="0" w:before="0" w:line="240" w:lineRule="auto"/>
       </w:pPr>
       <w:rPr>
+        <w:rFonts w:eastAsia="黑体"/>
         <w:b/>
         <w:bCs/>
       </w:rPr>
@@ -4169,12 +4402,14 @@
     </w:tblStylePr>
     <w:tblStylePr w:type="firstCol">
       <w:rPr>
+        <w:rFonts w:eastAsia="黑体"/>
         <w:b/>
         <w:bCs/>
       </w:rPr>
     </w:tblStylePr>
     <w:tblStylePr w:type="lastCol">
       <w:rPr>
+        <w:rFonts w:eastAsia="黑体"/>
         <w:b/>
         <w:bCs/>
       </w:rPr>
@@ -4213,6 +4448,7 @@
       <w:spacing w:after="0" w:line="240" w:lineRule="auto"/>
     </w:pPr>
     <w:rPr>
+      <w:rFonts w:eastAsia="黑体"/>
       <w:color w:themeColor="accent3" w:themeShade="BF" w:val="76923C"/>
     </w:rPr>
     <w:tblPr>
@@ -4235,6 +4471,7 @@
         <w:spacing w:after="0" w:before="0" w:line="240" w:lineRule="auto"/>
       </w:pPr>
       <w:rPr>
+        <w:rFonts w:eastAsia="黑体"/>
         <w:b/>
         <w:bCs/>
       </w:rPr>
@@ -4255,6 +4492,7 @@
         <w:spacing w:after="0" w:before="0" w:line="240" w:lineRule="auto"/>
       </w:pPr>
       <w:rPr>
+        <w:rFonts w:eastAsia="黑体"/>
         <w:b/>
         <w:bCs/>
       </w:rPr>
@@ -4272,12 +4510,14 @@
     </w:tblStylePr>
     <w:tblStylePr w:type="firstCol">
       <w:rPr>
+        <w:rFonts w:eastAsia="黑体"/>
         <w:b/>
         <w:bCs/>
       </w:rPr>
     </w:tblStylePr>
     <w:tblStylePr w:type="lastCol">
       <w:rPr>
+        <w:rFonts w:eastAsia="黑体"/>
         <w:b/>
         <w:bCs/>
       </w:rPr>
@@ -4316,6 +4556,7 @@
       <w:spacing w:after="0" w:line="240" w:lineRule="auto"/>
     </w:pPr>
     <w:rPr>
+      <w:rFonts w:eastAsia="黑体"/>
       <w:color w:themeColor="accent4" w:themeShade="BF" w:val="5F497A"/>
     </w:rPr>
     <w:tblPr>
@@ -4338,6 +4579,7 @@
         <w:spacing w:after="0" w:before="0" w:line="240" w:lineRule="auto"/>
       </w:pPr>
       <w:rPr>
+        <w:rFonts w:eastAsia="黑体"/>
         <w:b/>
         <w:bCs/>
       </w:rPr>
@@ -4358,6 +4600,7 @@
         <w:spacing w:after="0" w:before="0" w:line="240" w:lineRule="auto"/>
       </w:pPr>
       <w:rPr>
+        <w:rFonts w:eastAsia="黑体"/>
         <w:b/>
         <w:bCs/>
       </w:rPr>
@@ -4375,12 +4618,14 @@
     </w:tblStylePr>
     <w:tblStylePr w:type="firstCol">
       <w:rPr>
+        <w:rFonts w:eastAsia="黑体"/>
         <w:b/>
         <w:bCs/>
       </w:rPr>
     </w:tblStylePr>
     <w:tblStylePr w:type="lastCol">
       <w:rPr>
+        <w:rFonts w:eastAsia="黑体"/>
         <w:b/>
         <w:bCs/>
       </w:rPr>
@@ -4419,6 +4664,7 @@
       <w:spacing w:after="0" w:line="240" w:lineRule="auto"/>
     </w:pPr>
     <w:rPr>
+      <w:rFonts w:eastAsia="黑体"/>
       <w:color w:themeColor="accent5" w:themeShade="BF" w:val="31849B"/>
     </w:rPr>
     <w:tblPr>
@@ -4441,6 +4687,7 @@
         <w:spacing w:after="0" w:before="0" w:line="240" w:lineRule="auto"/>
       </w:pPr>
       <w:rPr>
+        <w:rFonts w:eastAsia="黑体"/>
         <w:b/>
         <w:bCs/>
       </w:rPr>
@@ -4461,6 +4708,7 @@
         <w:spacing w:after="0" w:before="0" w:line="240" w:lineRule="auto"/>
       </w:pPr>
       <w:rPr>
+        <w:rFonts w:eastAsia="黑体"/>
         <w:b/>
         <w:bCs/>
       </w:rPr>
@@ -4478,12 +4726,14 @@
     </w:tblStylePr>
     <w:tblStylePr w:type="firstCol">
       <w:rPr>
+        <w:rFonts w:eastAsia="黑体"/>
         <w:b/>
         <w:bCs/>
       </w:rPr>
     </w:tblStylePr>
     <w:tblStylePr w:type="lastCol">
       <w:rPr>
+        <w:rFonts w:eastAsia="黑体"/>
         <w:b/>
         <w:bCs/>
       </w:rPr>
@@ -4522,6 +4772,7 @@
       <w:spacing w:after="0" w:line="240" w:lineRule="auto"/>
     </w:pPr>
     <w:rPr>
+      <w:rFonts w:eastAsia="黑体"/>
       <w:color w:themeColor="accent6" w:themeShade="BF" w:val="E36C0A"/>
     </w:rPr>
     <w:tblPr>
@@ -4544,6 +4795,7 @@
         <w:spacing w:after="0" w:before="0" w:line="240" w:lineRule="auto"/>
       </w:pPr>
       <w:rPr>
+        <w:rFonts w:eastAsia="黑体"/>
         <w:b/>
         <w:bCs/>
       </w:rPr>
@@ -4564,6 +4816,7 @@
         <w:spacing w:after="0" w:before="0" w:line="240" w:lineRule="auto"/>
       </w:pPr>
       <w:rPr>
+        <w:rFonts w:eastAsia="黑体"/>
         <w:b/>
         <w:bCs/>
       </w:rPr>
@@ -4581,12 +4834,14 @@
     </w:tblStylePr>
     <w:tblStylePr w:type="firstCol">
       <w:rPr>
+        <w:rFonts w:eastAsia="黑体"/>
         <w:b/>
         <w:bCs/>
       </w:rPr>
     </w:tblStylePr>
     <w:tblStylePr w:type="lastCol">
       <w:rPr>
+        <w:rFonts w:eastAsia="黑体"/>
         <w:b/>
         <w:bCs/>
       </w:rPr>
@@ -4646,6 +4901,7 @@
         <w:spacing w:after="0" w:before="0" w:line="240" w:lineRule="auto"/>
       </w:pPr>
       <w:rPr>
+        <w:rFonts w:eastAsia="黑体"/>
         <w:b/>
         <w:bCs/>
         <w:color w:themeColor="background1" w:val="FFFFFF"/>
@@ -4660,6 +4916,7 @@
         <w:spacing w:after="0" w:before="0" w:line="240" w:lineRule="auto"/>
       </w:pPr>
       <w:rPr>
+        <w:rFonts w:eastAsia="黑体"/>
         <w:b/>
         <w:bCs/>
       </w:rPr>
@@ -4675,12 +4932,14 @@
     </w:tblStylePr>
     <w:tblStylePr w:type="firstCol">
       <w:rPr>
+        <w:rFonts w:eastAsia="黑体"/>
         <w:b/>
         <w:bCs/>
       </w:rPr>
     </w:tblStylePr>
     <w:tblStylePr w:type="lastCol">
       <w:rPr>
+        <w:rFonts w:eastAsia="黑体"/>
         <w:b/>
         <w:bCs/>
       </w:rPr>
@@ -4738,6 +4997,7 @@
         <w:spacing w:after="0" w:before="0" w:line="240" w:lineRule="auto"/>
       </w:pPr>
       <w:rPr>
+        <w:rFonts w:eastAsia="黑体"/>
         <w:b/>
         <w:bCs/>
         <w:color w:themeColor="background1" w:val="FFFFFF"/>
@@ -4752,6 +5012,7 @@
         <w:spacing w:after="0" w:before="0" w:line="240" w:lineRule="auto"/>
       </w:pPr>
       <w:rPr>
+        <w:rFonts w:eastAsia="黑体"/>
         <w:b/>
         <w:bCs/>
       </w:rPr>
@@ -4767,12 +5028,14 @@
     </w:tblStylePr>
     <w:tblStylePr w:type="firstCol">
       <w:rPr>
+        <w:rFonts w:eastAsia="黑体"/>
         <w:b/>
         <w:bCs/>
       </w:rPr>
     </w:tblStylePr>
     <w:tblStylePr w:type="lastCol">
       <w:rPr>
+        <w:rFonts w:eastAsia="黑体"/>
         <w:b/>
         <w:bCs/>
       </w:rPr>
@@ -4830,6 +5093,7 @@
         <w:spacing w:after="0" w:before="0" w:line="240" w:lineRule="auto"/>
       </w:pPr>
       <w:rPr>
+        <w:rFonts w:eastAsia="黑体"/>
         <w:b/>
         <w:bCs/>
         <w:color w:themeColor="background1" w:val="FFFFFF"/>
@@ -4844,6 +5108,7 @@
         <w:spacing w:after="0" w:before="0" w:line="240" w:lineRule="auto"/>
       </w:pPr>
       <w:rPr>
+        <w:rFonts w:eastAsia="黑体"/>
         <w:b/>
         <w:bCs/>
       </w:rPr>
@@ -4859,12 +5124,14 @@
     </w:tblStylePr>
     <w:tblStylePr w:type="firstCol">
       <w:rPr>
+        <w:rFonts w:eastAsia="黑体"/>
         <w:b/>
         <w:bCs/>
       </w:rPr>
     </w:tblStylePr>
     <w:tblStylePr w:type="lastCol">
       <w:rPr>
+        <w:rFonts w:eastAsia="黑体"/>
         <w:b/>
         <w:bCs/>
       </w:rPr>
@@ -4922,6 +5189,7 @@
         <w:spacing w:after="0" w:before="0" w:line="240" w:lineRule="auto"/>
       </w:pPr>
       <w:rPr>
+        <w:rFonts w:eastAsia="黑体"/>
         <w:b/>
         <w:bCs/>
         <w:color w:themeColor="background1" w:val="FFFFFF"/>
@@ -4936,6 +5204,7 @@
         <w:spacing w:after="0" w:before="0" w:line="240" w:lineRule="auto"/>
       </w:pPr>
       <w:rPr>
+        <w:rFonts w:eastAsia="黑体"/>
         <w:b/>
         <w:bCs/>
       </w:rPr>
@@ -4951,12 +5220,14 @@
     </w:tblStylePr>
     <w:tblStylePr w:type="firstCol">
       <w:rPr>
+        <w:rFonts w:eastAsia="黑体"/>
         <w:b/>
         <w:bCs/>
       </w:rPr>
     </w:tblStylePr>
     <w:tblStylePr w:type="lastCol">
       <w:rPr>
+        <w:rFonts w:eastAsia="黑体"/>
         <w:b/>
         <w:bCs/>
       </w:rPr>
@@ -5014,6 +5285,7 @@
         <w:spacing w:after="0" w:before="0" w:line="240" w:lineRule="auto"/>
       </w:pPr>
       <w:rPr>
+        <w:rFonts w:eastAsia="黑体"/>
         <w:b/>
         <w:bCs/>
         <w:color w:themeColor="background1" w:val="FFFFFF"/>
@@ -5028,6 +5300,7 @@
         <w:spacing w:after="0" w:before="0" w:line="240" w:lineRule="auto"/>
       </w:pPr>
       <w:rPr>
+        <w:rFonts w:eastAsia="黑体"/>
         <w:b/>
         <w:bCs/>
       </w:rPr>
@@ -5043,12 +5316,14 @@
     </w:tblStylePr>
     <w:tblStylePr w:type="firstCol">
       <w:rPr>
+        <w:rFonts w:eastAsia="黑体"/>
         <w:b/>
         <w:bCs/>
       </w:rPr>
     </w:tblStylePr>
     <w:tblStylePr w:type="lastCol">
       <w:rPr>
+        <w:rFonts w:eastAsia="黑体"/>
         <w:b/>
         <w:bCs/>
       </w:rPr>
@@ -5106,6 +5381,7 @@
         <w:spacing w:after="0" w:before="0" w:line="240" w:lineRule="auto"/>
       </w:pPr>
       <w:rPr>
+        <w:rFonts w:eastAsia="黑体"/>
         <w:b/>
         <w:bCs/>
         <w:color w:themeColor="background1" w:val="FFFFFF"/>
@@ -5120,6 +5396,7 @@
         <w:spacing w:after="0" w:before="0" w:line="240" w:lineRule="auto"/>
       </w:pPr>
       <w:rPr>
+        <w:rFonts w:eastAsia="黑体"/>
         <w:b/>
         <w:bCs/>
       </w:rPr>
@@ -5135,12 +5412,14 @@
     </w:tblStylePr>
     <w:tblStylePr w:type="firstCol">
       <w:rPr>
+        <w:rFonts w:eastAsia="黑体"/>
         <w:b/>
         <w:bCs/>
       </w:rPr>
     </w:tblStylePr>
     <w:tblStylePr w:type="lastCol">
       <w:rPr>
+        <w:rFonts w:eastAsia="黑体"/>
         <w:b/>
         <w:bCs/>
       </w:rPr>
@@ -5198,6 +5477,7 @@
         <w:spacing w:after="0" w:before="0" w:line="240" w:lineRule="auto"/>
       </w:pPr>
       <w:rPr>
+        <w:rFonts w:eastAsia="黑体"/>
         <w:b/>
         <w:bCs/>
         <w:color w:themeColor="background1" w:val="FFFFFF"/>
@@ -5212,6 +5492,7 @@
         <w:spacing w:after="0" w:before="0" w:line="240" w:lineRule="auto"/>
       </w:pPr>
       <w:rPr>
+        <w:rFonts w:eastAsia="黑体"/>
         <w:b/>
         <w:bCs/>
       </w:rPr>
@@ -5227,12 +5508,14 @@
     </w:tblStylePr>
     <w:tblStylePr w:type="firstCol">
       <w:rPr>
+        <w:rFonts w:eastAsia="黑体"/>
         <w:b/>
         <w:bCs/>
       </w:rPr>
     </w:tblStylePr>
     <w:tblStylePr w:type="lastCol">
       <w:rPr>
+        <w:rFonts w:eastAsia="黑体"/>
         <w:b/>
         <w:bCs/>
       </w:rPr>
@@ -5292,7 +5575,7 @@
         <w:spacing w:after="0" w:before="0" w:line="240" w:lineRule="auto"/>
       </w:pPr>
       <w:rPr>
-        <w:rFonts w:asciiTheme="majorHAnsi" w:cstheme="majorBidi" w:eastAsiaTheme="majorEastAsia" w:hAnsiTheme="majorHAnsi"/>
+        <w:rFonts w:asciiTheme="majorHAnsi" w:cstheme="majorBidi" w:hAnsiTheme="majorHAnsi" w:eastAsia="黑体"/>
         <w:b/>
         <w:bCs/>
       </w:rPr>
@@ -5313,7 +5596,7 @@
         <w:spacing w:after="0" w:before="0" w:line="240" w:lineRule="auto"/>
       </w:pPr>
       <w:rPr>
-        <w:rFonts w:asciiTheme="majorHAnsi" w:cstheme="majorBidi" w:eastAsiaTheme="majorEastAsia" w:hAnsiTheme="majorHAnsi"/>
+        <w:rFonts w:asciiTheme="majorHAnsi" w:cstheme="majorBidi" w:hAnsiTheme="majorHAnsi" w:eastAsia="黑体"/>
         <w:b/>
         <w:bCs/>
       </w:rPr>
@@ -5331,14 +5614,14 @@
     </w:tblStylePr>
     <w:tblStylePr w:type="firstCol">
       <w:rPr>
-        <w:rFonts w:asciiTheme="majorHAnsi" w:cstheme="majorBidi" w:eastAsiaTheme="majorEastAsia" w:hAnsiTheme="majorHAnsi"/>
+        <w:rFonts w:asciiTheme="majorHAnsi" w:cstheme="majorBidi" w:hAnsiTheme="majorHAnsi" w:eastAsia="黑体"/>
         <w:b/>
         <w:bCs/>
       </w:rPr>
     </w:tblStylePr>
     <w:tblStylePr w:type="lastCol">
       <w:rPr>
-        <w:rFonts w:asciiTheme="majorHAnsi" w:cstheme="majorBidi" w:eastAsiaTheme="majorEastAsia" w:hAnsiTheme="majorHAnsi"/>
+        <w:rFonts w:asciiTheme="majorHAnsi" w:cstheme="majorBidi" w:hAnsiTheme="majorHAnsi" w:eastAsia="黑体"/>
         <w:b/>
         <w:bCs/>
       </w:rPr>
@@ -5422,7 +5705,7 @@
         <w:spacing w:after="0" w:before="0" w:line="240" w:lineRule="auto"/>
       </w:pPr>
       <w:rPr>
-        <w:rFonts w:asciiTheme="majorHAnsi" w:cstheme="majorBidi" w:eastAsiaTheme="majorEastAsia" w:hAnsiTheme="majorHAnsi"/>
+        <w:rFonts w:asciiTheme="majorHAnsi" w:cstheme="majorBidi" w:hAnsiTheme="majorHAnsi" w:eastAsia="黑体"/>
         <w:b/>
         <w:bCs/>
       </w:rPr>
@@ -5443,7 +5726,7 @@
         <w:spacing w:after="0" w:before="0" w:line="240" w:lineRule="auto"/>
       </w:pPr>
       <w:rPr>
-        <w:rFonts w:asciiTheme="majorHAnsi" w:cstheme="majorBidi" w:eastAsiaTheme="majorEastAsia" w:hAnsiTheme="majorHAnsi"/>
+        <w:rFonts w:asciiTheme="majorHAnsi" w:cstheme="majorBidi" w:hAnsiTheme="majorHAnsi" w:eastAsia="黑体"/>
         <w:b/>
         <w:bCs/>
       </w:rPr>
@@ -5461,14 +5744,14 @@
     </w:tblStylePr>
     <w:tblStylePr w:type="firstCol">
       <w:rPr>
-        <w:rFonts w:asciiTheme="majorHAnsi" w:cstheme="majorBidi" w:eastAsiaTheme="majorEastAsia" w:hAnsiTheme="majorHAnsi"/>
+        <w:rFonts w:asciiTheme="majorHAnsi" w:cstheme="majorBidi" w:hAnsiTheme="majorHAnsi" w:eastAsia="黑体"/>
         <w:b/>
         <w:bCs/>
       </w:rPr>
     </w:tblStylePr>
     <w:tblStylePr w:type="lastCol">
       <w:rPr>
-        <w:rFonts w:asciiTheme="majorHAnsi" w:cstheme="majorBidi" w:eastAsiaTheme="majorEastAsia" w:hAnsiTheme="majorHAnsi"/>
+        <w:rFonts w:asciiTheme="majorHAnsi" w:cstheme="majorBidi" w:hAnsiTheme="majorHAnsi" w:eastAsia="黑体"/>
         <w:b/>
         <w:bCs/>
       </w:rPr>
@@ -5552,7 +5835,7 @@
         <w:spacing w:after="0" w:before="0" w:line="240" w:lineRule="auto"/>
       </w:pPr>
       <w:rPr>
-        <w:rFonts w:asciiTheme="majorHAnsi" w:cstheme="majorBidi" w:eastAsiaTheme="majorEastAsia" w:hAnsiTheme="majorHAnsi"/>
+        <w:rFonts w:asciiTheme="majorHAnsi" w:cstheme="majorBidi" w:hAnsiTheme="majorHAnsi" w:eastAsia="黑体"/>
         <w:b/>
         <w:bCs/>
       </w:rPr>
@@ -5573,7 +5856,7 @@
         <w:spacing w:after="0" w:before="0" w:line="240" w:lineRule="auto"/>
       </w:pPr>
       <w:rPr>
-        <w:rFonts w:asciiTheme="majorHAnsi" w:cstheme="majorBidi" w:eastAsiaTheme="majorEastAsia" w:hAnsiTheme="majorHAnsi"/>
+        <w:rFonts w:asciiTheme="majorHAnsi" w:cstheme="majorBidi" w:hAnsiTheme="majorHAnsi" w:eastAsia="黑体"/>
         <w:b/>
         <w:bCs/>
       </w:rPr>
@@ -5591,14 +5874,14 @@
     </w:tblStylePr>
     <w:tblStylePr w:type="firstCol">
       <w:rPr>
-        <w:rFonts w:asciiTheme="majorHAnsi" w:cstheme="majorBidi" w:eastAsiaTheme="majorEastAsia" w:hAnsiTheme="majorHAnsi"/>
+        <w:rFonts w:asciiTheme="majorHAnsi" w:cstheme="majorBidi" w:hAnsiTheme="majorHAnsi" w:eastAsia="黑体"/>
         <w:b/>
         <w:bCs/>
       </w:rPr>
     </w:tblStylePr>
     <w:tblStylePr w:type="lastCol">
       <w:rPr>
-        <w:rFonts w:asciiTheme="majorHAnsi" w:cstheme="majorBidi" w:eastAsiaTheme="majorEastAsia" w:hAnsiTheme="majorHAnsi"/>
+        <w:rFonts w:asciiTheme="majorHAnsi" w:cstheme="majorBidi" w:hAnsiTheme="majorHAnsi" w:eastAsia="黑体"/>
         <w:b/>
         <w:bCs/>
       </w:rPr>
@@ -5682,7 +5965,7 @@
         <w:spacing w:after="0" w:before="0" w:line="240" w:lineRule="auto"/>
       </w:pPr>
       <w:rPr>
-        <w:rFonts w:asciiTheme="majorHAnsi" w:cstheme="majorBidi" w:eastAsiaTheme="majorEastAsia" w:hAnsiTheme="majorHAnsi"/>
+        <w:rFonts w:asciiTheme="majorHAnsi" w:cstheme="majorBidi" w:hAnsiTheme="majorHAnsi" w:eastAsia="黑体"/>
         <w:b/>
         <w:bCs/>
       </w:rPr>
@@ -5703,7 +5986,7 @@
         <w:spacing w:after="0" w:before="0" w:line="240" w:lineRule="auto"/>
       </w:pPr>
       <w:rPr>
-        <w:rFonts w:asciiTheme="majorHAnsi" w:cstheme="majorBidi" w:eastAsiaTheme="majorEastAsia" w:hAnsiTheme="majorHAnsi"/>
+        <w:rFonts w:asciiTheme="majorHAnsi" w:cstheme="majorBidi" w:hAnsiTheme="majorHAnsi" w:eastAsia="黑体"/>
         <w:b/>
         <w:bCs/>
       </w:rPr>
@@ -5721,14 +6004,14 @@
     </w:tblStylePr>
     <w:tblStylePr w:type="firstCol">
       <w:rPr>
-        <w:rFonts w:asciiTheme="majorHAnsi" w:cstheme="majorBidi" w:eastAsiaTheme="majorEastAsia" w:hAnsiTheme="majorHAnsi"/>
+        <w:rFonts w:asciiTheme="majorHAnsi" w:cstheme="majorBidi" w:hAnsiTheme="majorHAnsi" w:eastAsia="黑体"/>
         <w:b/>
         <w:bCs/>
       </w:rPr>
     </w:tblStylePr>
     <w:tblStylePr w:type="lastCol">
       <w:rPr>
-        <w:rFonts w:asciiTheme="majorHAnsi" w:cstheme="majorBidi" w:eastAsiaTheme="majorEastAsia" w:hAnsiTheme="majorHAnsi"/>
+        <w:rFonts w:asciiTheme="majorHAnsi" w:cstheme="majorBidi" w:hAnsiTheme="majorHAnsi" w:eastAsia="黑体"/>
         <w:b/>
         <w:bCs/>
       </w:rPr>
@@ -5812,7 +6095,7 @@
         <w:spacing w:after="0" w:before="0" w:line="240" w:lineRule="auto"/>
       </w:pPr>
       <w:rPr>
-        <w:rFonts w:asciiTheme="majorHAnsi" w:cstheme="majorBidi" w:eastAsiaTheme="majorEastAsia" w:hAnsiTheme="majorHAnsi"/>
+        <w:rFonts w:asciiTheme="majorHAnsi" w:cstheme="majorBidi" w:hAnsiTheme="majorHAnsi" w:eastAsia="黑体"/>
         <w:b/>
         <w:bCs/>
       </w:rPr>
@@ -5833,7 +6116,7 @@
         <w:spacing w:after="0" w:before="0" w:line="240" w:lineRule="auto"/>
       </w:pPr>
       <w:rPr>
-        <w:rFonts w:asciiTheme="majorHAnsi" w:cstheme="majorBidi" w:eastAsiaTheme="majorEastAsia" w:hAnsiTheme="majorHAnsi"/>
+        <w:rFonts w:asciiTheme="majorHAnsi" w:cstheme="majorBidi" w:hAnsiTheme="majorHAnsi" w:eastAsia="黑体"/>
         <w:b/>
         <w:bCs/>
       </w:rPr>
@@ -5851,14 +6134,14 @@
     </w:tblStylePr>
     <w:tblStylePr w:type="firstCol">
       <w:rPr>
-        <w:rFonts w:asciiTheme="majorHAnsi" w:cstheme="majorBidi" w:eastAsiaTheme="majorEastAsia" w:hAnsiTheme="majorHAnsi"/>
+        <w:rFonts w:asciiTheme="majorHAnsi" w:cstheme="majorBidi" w:hAnsiTheme="majorHAnsi" w:eastAsia="黑体"/>
         <w:b/>
         <w:bCs/>
       </w:rPr>
     </w:tblStylePr>
     <w:tblStylePr w:type="lastCol">
       <w:rPr>
-        <w:rFonts w:asciiTheme="majorHAnsi" w:cstheme="majorBidi" w:eastAsiaTheme="majorEastAsia" w:hAnsiTheme="majorHAnsi"/>
+        <w:rFonts w:asciiTheme="majorHAnsi" w:cstheme="majorBidi" w:hAnsiTheme="majorHAnsi" w:eastAsia="黑体"/>
         <w:b/>
         <w:bCs/>
       </w:rPr>
@@ -5942,7 +6225,7 @@
         <w:spacing w:after="0" w:before="0" w:line="240" w:lineRule="auto"/>
       </w:pPr>
       <w:rPr>
-        <w:rFonts w:asciiTheme="majorHAnsi" w:cstheme="majorBidi" w:eastAsiaTheme="majorEastAsia" w:hAnsiTheme="majorHAnsi"/>
+        <w:rFonts w:asciiTheme="majorHAnsi" w:cstheme="majorBidi" w:hAnsiTheme="majorHAnsi" w:eastAsia="黑体"/>
         <w:b/>
         <w:bCs/>
       </w:rPr>
@@ -5963,7 +6246,7 @@
         <w:spacing w:after="0" w:before="0" w:line="240" w:lineRule="auto"/>
       </w:pPr>
       <w:rPr>
-        <w:rFonts w:asciiTheme="majorHAnsi" w:cstheme="majorBidi" w:eastAsiaTheme="majorEastAsia" w:hAnsiTheme="majorHAnsi"/>
+        <w:rFonts w:asciiTheme="majorHAnsi" w:cstheme="majorBidi" w:hAnsiTheme="majorHAnsi" w:eastAsia="黑体"/>
         <w:b/>
         <w:bCs/>
       </w:rPr>
@@ -5981,14 +6264,14 @@
     </w:tblStylePr>
     <w:tblStylePr w:type="firstCol">
       <w:rPr>
-        <w:rFonts w:asciiTheme="majorHAnsi" w:cstheme="majorBidi" w:eastAsiaTheme="majorEastAsia" w:hAnsiTheme="majorHAnsi"/>
+        <w:rFonts w:asciiTheme="majorHAnsi" w:cstheme="majorBidi" w:hAnsiTheme="majorHAnsi" w:eastAsia="黑体"/>
         <w:b/>
         <w:bCs/>
       </w:rPr>
     </w:tblStylePr>
     <w:tblStylePr w:type="lastCol">
       <w:rPr>
-        <w:rFonts w:asciiTheme="majorHAnsi" w:cstheme="majorBidi" w:eastAsiaTheme="majorEastAsia" w:hAnsiTheme="majorHAnsi"/>
+        <w:rFonts w:asciiTheme="majorHAnsi" w:cstheme="majorBidi" w:hAnsiTheme="majorHAnsi" w:eastAsia="黑体"/>
         <w:b/>
         <w:bCs/>
       </w:rPr>
@@ -6072,7 +6355,7 @@
         <w:spacing w:after="0" w:before="0" w:line="240" w:lineRule="auto"/>
       </w:pPr>
       <w:rPr>
-        <w:rFonts w:asciiTheme="majorHAnsi" w:cstheme="majorBidi" w:eastAsiaTheme="majorEastAsia" w:hAnsiTheme="majorHAnsi"/>
+        <w:rFonts w:asciiTheme="majorHAnsi" w:cstheme="majorBidi" w:hAnsiTheme="majorHAnsi" w:eastAsia="黑体"/>
         <w:b/>
         <w:bCs/>
       </w:rPr>
@@ -6093,7 +6376,7 @@
         <w:spacing w:after="0" w:before="0" w:line="240" w:lineRule="auto"/>
       </w:pPr>
       <w:rPr>
-        <w:rFonts w:asciiTheme="majorHAnsi" w:cstheme="majorBidi" w:eastAsiaTheme="majorEastAsia" w:hAnsiTheme="majorHAnsi"/>
+        <w:rFonts w:asciiTheme="majorHAnsi" w:cstheme="majorBidi" w:hAnsiTheme="majorHAnsi" w:eastAsia="黑体"/>
         <w:b/>
         <w:bCs/>
       </w:rPr>
@@ -6111,14 +6394,14 @@
     </w:tblStylePr>
     <w:tblStylePr w:type="firstCol">
       <w:rPr>
-        <w:rFonts w:asciiTheme="majorHAnsi" w:cstheme="majorBidi" w:eastAsiaTheme="majorEastAsia" w:hAnsiTheme="majorHAnsi"/>
+        <w:rFonts w:asciiTheme="majorHAnsi" w:cstheme="majorBidi" w:hAnsiTheme="majorHAnsi" w:eastAsia="黑体"/>
         <w:b/>
         <w:bCs/>
       </w:rPr>
     </w:tblStylePr>
     <w:tblStylePr w:type="lastCol">
       <w:rPr>
-        <w:rFonts w:asciiTheme="majorHAnsi" w:cstheme="majorBidi" w:eastAsiaTheme="majorEastAsia" w:hAnsiTheme="majorHAnsi"/>
+        <w:rFonts w:asciiTheme="majorHAnsi" w:cstheme="majorBidi" w:hAnsiTheme="majorHAnsi" w:eastAsia="黑体"/>
         <w:b/>
         <w:bCs/>
       </w:rPr>
@@ -6201,6 +6484,7 @@
         <w:spacing w:after="0" w:before="0" w:line="240" w:lineRule="auto"/>
       </w:pPr>
       <w:rPr>
+        <w:rFonts w:eastAsia="黑体"/>
         <w:b/>
         <w:bCs/>
         <w:color w:themeColor="background1" w:val="FFFFFF"/>
@@ -6223,6 +6507,7 @@
         <w:spacing w:after="0" w:before="0" w:line="240" w:lineRule="auto"/>
       </w:pPr>
       <w:rPr>
+        <w:rFonts w:eastAsia="黑体"/>
         <w:b/>
         <w:bCs/>
       </w:rPr>
@@ -6240,12 +6525,14 @@
     </w:tblStylePr>
     <w:tblStylePr w:type="firstCol">
       <w:rPr>
+        <w:rFonts w:eastAsia="黑体"/>
         <w:b/>
         <w:bCs/>
       </w:rPr>
     </w:tblStylePr>
     <w:tblStylePr w:type="lastCol">
       <w:rPr>
+        <w:rFonts w:eastAsia="黑体"/>
         <w:b/>
         <w:bCs/>
       </w:rPr>
@@ -6307,6 +6594,7 @@
         <w:spacing w:after="0" w:before="0" w:line="240" w:lineRule="auto"/>
       </w:pPr>
       <w:rPr>
+        <w:rFonts w:eastAsia="黑体"/>
         <w:b/>
         <w:bCs/>
         <w:color w:themeColor="background1" w:val="FFFFFF"/>
@@ -6329,6 +6617,7 @@
         <w:spacing w:after="0" w:before="0" w:line="240" w:lineRule="auto"/>
       </w:pPr>
       <w:rPr>
+        <w:rFonts w:eastAsia="黑体"/>
         <w:b/>
         <w:bCs/>
       </w:rPr>
@@ -6346,12 +6635,14 @@
     </w:tblStylePr>
     <w:tblStylePr w:type="firstCol">
       <w:rPr>
+        <w:rFonts w:eastAsia="黑体"/>
         <w:b/>
         <w:bCs/>
       </w:rPr>
     </w:tblStylePr>
     <w:tblStylePr w:type="lastCol">
       <w:rPr>
+        <w:rFonts w:eastAsia="黑体"/>
         <w:b/>
         <w:bCs/>
       </w:rPr>
@@ -6413,6 +6704,7 @@
         <w:spacing w:after="0" w:before="0" w:line="240" w:lineRule="auto"/>
       </w:pPr>
       <w:rPr>
+        <w:rFonts w:eastAsia="黑体"/>
         <w:b/>
         <w:bCs/>
         <w:color w:themeColor="background1" w:val="FFFFFF"/>
@@ -6435,6 +6727,7 @@
         <w:spacing w:after="0" w:before="0" w:line="240" w:lineRule="auto"/>
       </w:pPr>
       <w:rPr>
+        <w:rFonts w:eastAsia="黑体"/>
         <w:b/>
         <w:bCs/>
       </w:rPr>
@@ -6452,12 +6745,14 @@
     </w:tblStylePr>
     <w:tblStylePr w:type="firstCol">
       <w:rPr>
+        <w:rFonts w:eastAsia="黑体"/>
         <w:b/>
         <w:bCs/>
       </w:rPr>
     </w:tblStylePr>
     <w:tblStylePr w:type="lastCol">
       <w:rPr>
+        <w:rFonts w:eastAsia="黑体"/>
         <w:b/>
         <w:bCs/>
       </w:rPr>
@@ -6519,6 +6814,7 @@
         <w:spacing w:after="0" w:before="0" w:line="240" w:lineRule="auto"/>
       </w:pPr>
       <w:rPr>
+        <w:rFonts w:eastAsia="黑体"/>
         <w:b/>
         <w:bCs/>
         <w:color w:themeColor="background1" w:val="FFFFFF"/>
@@ -6541,6 +6837,7 @@
         <w:spacing w:after="0" w:before="0" w:line="240" w:lineRule="auto"/>
       </w:pPr>
       <w:rPr>
+        <w:rFonts w:eastAsia="黑体"/>
         <w:b/>
         <w:bCs/>
       </w:rPr>
@@ -6558,12 +6855,14 @@
     </w:tblStylePr>
     <w:tblStylePr w:type="firstCol">
       <w:rPr>
+        <w:rFonts w:eastAsia="黑体"/>
         <w:b/>
         <w:bCs/>
       </w:rPr>
     </w:tblStylePr>
     <w:tblStylePr w:type="lastCol">
       <w:rPr>
+        <w:rFonts w:eastAsia="黑体"/>
         <w:b/>
         <w:bCs/>
       </w:rPr>
@@ -6625,6 +6924,7 @@
         <w:spacing w:after="0" w:before="0" w:line="240" w:lineRule="auto"/>
       </w:pPr>
       <w:rPr>
+        <w:rFonts w:eastAsia="黑体"/>
         <w:b/>
         <w:bCs/>
         <w:color w:themeColor="background1" w:val="FFFFFF"/>
@@ -6647,6 +6947,7 @@
         <w:spacing w:after="0" w:before="0" w:line="240" w:lineRule="auto"/>
       </w:pPr>
       <w:rPr>
+        <w:rFonts w:eastAsia="黑体"/>
         <w:b/>
         <w:bCs/>
       </w:rPr>
@@ -6664,12 +6965,14 @@
     </w:tblStylePr>
     <w:tblStylePr w:type="firstCol">
       <w:rPr>
+        <w:rFonts w:eastAsia="黑体"/>
         <w:b/>
         <w:bCs/>
       </w:rPr>
     </w:tblStylePr>
     <w:tblStylePr w:type="lastCol">
       <w:rPr>
+        <w:rFonts w:eastAsia="黑体"/>
         <w:b/>
         <w:bCs/>
       </w:rPr>
@@ -6731,6 +7034,7 @@
         <w:spacing w:after="0" w:before="0" w:line="240" w:lineRule="auto"/>
       </w:pPr>
       <w:rPr>
+        <w:rFonts w:eastAsia="黑体"/>
         <w:b/>
         <w:bCs/>
         <w:color w:themeColor="background1" w:val="FFFFFF"/>
@@ -6753,6 +7057,7 @@
         <w:spacing w:after="0" w:before="0" w:line="240" w:lineRule="auto"/>
       </w:pPr>
       <w:rPr>
+        <w:rFonts w:eastAsia="黑体"/>
         <w:b/>
         <w:bCs/>
       </w:rPr>
@@ -6770,12 +7075,14 @@
     </w:tblStylePr>
     <w:tblStylePr w:type="firstCol">
       <w:rPr>
+        <w:rFonts w:eastAsia="黑体"/>
         <w:b/>
         <w:bCs/>
       </w:rPr>
     </w:tblStylePr>
     <w:tblStylePr w:type="lastCol">
       <w:rPr>
+        <w:rFonts w:eastAsia="黑体"/>
         <w:b/>
         <w:bCs/>
       </w:rPr>
@@ -6837,6 +7144,7 @@
         <w:spacing w:after="0" w:before="0" w:line="240" w:lineRule="auto"/>
       </w:pPr>
       <w:rPr>
+        <w:rFonts w:eastAsia="黑体"/>
         <w:b/>
         <w:bCs/>
         <w:color w:themeColor="background1" w:val="FFFFFF"/>
@@ -6859,6 +7167,7 @@
         <w:spacing w:after="0" w:before="0" w:line="240" w:lineRule="auto"/>
       </w:pPr>
       <w:rPr>
+        <w:rFonts w:eastAsia="黑体"/>
         <w:b/>
         <w:bCs/>
       </w:rPr>
@@ -6876,12 +7185,14 @@
     </w:tblStylePr>
     <w:tblStylePr w:type="firstCol">
       <w:rPr>
+        <w:rFonts w:eastAsia="黑体"/>
         <w:b/>
         <w:bCs/>
       </w:rPr>
     </w:tblStylePr>
     <w:tblStylePr w:type="lastCol">
       <w:rPr>
+        <w:rFonts w:eastAsia="黑体"/>
         <w:b/>
         <w:bCs/>
       </w:rPr>
@@ -6940,6 +7251,7 @@
         <w:spacing w:after="0" w:before="0" w:line="240" w:lineRule="auto"/>
       </w:pPr>
       <w:rPr>
+        <w:rFonts w:eastAsia="黑体"/>
         <w:b/>
         <w:bCs/>
         <w:color w:themeColor="background1" w:val="FFFFFF"/>
@@ -6962,6 +7274,7 @@
         <w:spacing w:after="0" w:before="0" w:line="240" w:lineRule="auto"/>
       </w:pPr>
       <w:rPr>
+        <w:rFonts w:eastAsia="黑体"/>
         <w:color w:val="auto"/>
       </w:rPr>
       <w:tblPr/>
@@ -6979,6 +7292,7 @@
     </w:tblStylePr>
     <w:tblStylePr w:type="firstCol">
       <w:rPr>
+        <w:rFonts w:eastAsia="黑体"/>
         <w:b/>
         <w:bCs/>
         <w:color w:themeColor="background1" w:val="FFFFFF"/>
@@ -6998,6 +7312,7 @@
     </w:tblStylePr>
     <w:tblStylePr w:type="lastCol">
       <w:rPr>
+        <w:rFonts w:eastAsia="黑体"/>
         <w:b/>
         <w:bCs/>
         <w:color w:themeColor="background1" w:val="FFFFFF"/>
@@ -7046,6 +7361,7 @@
     </w:tblStylePr>
     <w:tblStylePr w:type="nwCell">
       <w:rPr>
+        <w:rFonts w:eastAsia="黑体"/>
         <w:color w:themeColor="background1" w:val="FFFFFF"/>
       </w:rPr>
       <w:tblPr/>
@@ -7089,6 +7405,7 @@
         <w:spacing w:after="0" w:before="0" w:line="240" w:lineRule="auto"/>
       </w:pPr>
       <w:rPr>
+        <w:rFonts w:eastAsia="黑体"/>
         <w:b/>
         <w:bCs/>
         <w:color w:themeColor="background1" w:val="FFFFFF"/>
@@ -7111,6 +7428,7 @@
         <w:spacing w:after="0" w:before="0" w:line="240" w:lineRule="auto"/>
       </w:pPr>
       <w:rPr>
+        <w:rFonts w:eastAsia="黑体"/>
         <w:color w:val="auto"/>
       </w:rPr>
       <w:tblPr/>
@@ -7128,6 +7446,7 @@
     </w:tblStylePr>
     <w:tblStylePr w:type="firstCol">
       <w:rPr>
+        <w:rFonts w:eastAsia="黑体"/>
         <w:b/>
         <w:bCs/>
         <w:color w:themeColor="background1" w:val="FFFFFF"/>
@@ -7147,6 +7466,7 @@
     </w:tblStylePr>
     <w:tblStylePr w:type="lastCol">
       <w:rPr>
+        <w:rFonts w:eastAsia="黑体"/>
         <w:b/>
         <w:bCs/>
         <w:color w:themeColor="background1" w:val="FFFFFF"/>
@@ -7195,6 +7515,7 @@
     </w:tblStylePr>
     <w:tblStylePr w:type="nwCell">
       <w:rPr>
+        <w:rFonts w:eastAsia="黑体"/>
         <w:color w:themeColor="background1" w:val="FFFFFF"/>
       </w:rPr>
       <w:tblPr/>
@@ -7238,6 +7559,7 @@
         <w:spacing w:after="0" w:before="0" w:line="240" w:lineRule="auto"/>
       </w:pPr>
       <w:rPr>
+        <w:rFonts w:eastAsia="黑体"/>
         <w:b/>
         <w:bCs/>
         <w:color w:themeColor="background1" w:val="FFFFFF"/>
@@ -7260,6 +7582,7 @@
         <w:spacing w:after="0" w:before="0" w:line="240" w:lineRule="auto"/>
       </w:pPr>
       <w:rPr>
+        <w:rFonts w:eastAsia="黑体"/>
         <w:color w:val="auto"/>
       </w:rPr>
       <w:tblPr/>
@@ -7277,6 +7600,7 @@
     </w:tblStylePr>
     <w:tblStylePr w:type="firstCol">
       <w:rPr>
+        <w:rFonts w:eastAsia="黑体"/>
         <w:b/>
         <w:bCs/>
         <w:color w:themeColor="background1" w:val="FFFFFF"/>
@@ -7296,6 +7620,7 @@
     </w:tblStylePr>
     <w:tblStylePr w:type="lastCol">
       <w:rPr>
+        <w:rFonts w:eastAsia="黑体"/>
         <w:b/>
         <w:bCs/>
         <w:color w:themeColor="background1" w:val="FFFFFF"/>
@@ -7344,6 +7669,7 @@
     </w:tblStylePr>
     <w:tblStylePr w:type="nwCell">
       <w:rPr>
+        <w:rFonts w:eastAsia="黑体"/>
         <w:color w:themeColor="background1" w:val="FFFFFF"/>
       </w:rPr>
       <w:tblPr/>
@@ -7387,6 +7713,7 @@
         <w:spacing w:after="0" w:before="0" w:line="240" w:lineRule="auto"/>
       </w:pPr>
       <w:rPr>
+        <w:rFonts w:eastAsia="黑体"/>
         <w:b/>
         <w:bCs/>
         <w:color w:themeColor="background1" w:val="FFFFFF"/>
@@ -7409,6 +7736,7 @@
         <w:spacing w:after="0" w:before="0" w:line="240" w:lineRule="auto"/>
       </w:pPr>
       <w:rPr>
+        <w:rFonts w:eastAsia="黑体"/>
         <w:color w:val="auto"/>
       </w:rPr>
       <w:tblPr/>
@@ -7426,6 +7754,7 @@
     </w:tblStylePr>
     <w:tblStylePr w:type="firstCol">
       <w:rPr>
+        <w:rFonts w:eastAsia="黑体"/>
         <w:b/>
         <w:bCs/>
         <w:color w:themeColor="background1" w:val="FFFFFF"/>
@@ -7445,6 +7774,7 @@
     </w:tblStylePr>
     <w:tblStylePr w:type="lastCol">
       <w:rPr>
+        <w:rFonts w:eastAsia="黑体"/>
         <w:b/>
         <w:bCs/>
         <w:color w:themeColor="background1" w:val="FFFFFF"/>
@@ -7493,6 +7823,7 @@
     </w:tblStylePr>
     <w:tblStylePr w:type="nwCell">
       <w:rPr>
+        <w:rFonts w:eastAsia="黑体"/>
         <w:color w:themeColor="background1" w:val="FFFFFF"/>
       </w:rPr>
       <w:tblPr/>
@@ -7536,6 +7867,7 @@
         <w:spacing w:after="0" w:before="0" w:line="240" w:lineRule="auto"/>
       </w:pPr>
       <w:rPr>
+        <w:rFonts w:eastAsia="黑体"/>
         <w:b/>
         <w:bCs/>
         <w:color w:themeColor="background1" w:val="FFFFFF"/>
@@ -7558,6 +7890,7 @@
         <w:spacing w:after="0" w:before="0" w:line="240" w:lineRule="auto"/>
       </w:pPr>
       <w:rPr>
+        <w:rFonts w:eastAsia="黑体"/>
         <w:color w:val="auto"/>
       </w:rPr>
       <w:tblPr/>
@@ -7575,6 +7908,7 @@
     </w:tblStylePr>
     <w:tblStylePr w:type="firstCol">
       <w:rPr>
+        <w:rFonts w:eastAsia="黑体"/>
         <w:b/>
         <w:bCs/>
         <w:color w:themeColor="background1" w:val="FFFFFF"/>
@@ -7594,6 +7928,7 @@
     </w:tblStylePr>
     <w:tblStylePr w:type="lastCol">
       <w:rPr>
+        <w:rFonts w:eastAsia="黑体"/>
         <w:b/>
         <w:bCs/>
         <w:color w:themeColor="background1" w:val="FFFFFF"/>
@@ -7642,6 +7977,7 @@
     </w:tblStylePr>
     <w:tblStylePr w:type="nwCell">
       <w:rPr>
+        <w:rFonts w:eastAsia="黑体"/>
         <w:color w:themeColor="background1" w:val="FFFFFF"/>
       </w:rPr>
       <w:tblPr/>
@@ -7685,6 +8021,7 @@
         <w:spacing w:after="0" w:before="0" w:line="240" w:lineRule="auto"/>
       </w:pPr>
       <w:rPr>
+        <w:rFonts w:eastAsia="黑体"/>
         <w:b/>
         <w:bCs/>
         <w:color w:themeColor="background1" w:val="FFFFFF"/>
@@ -7707,6 +8044,7 @@
         <w:spacing w:after="0" w:before="0" w:line="240" w:lineRule="auto"/>
       </w:pPr>
       <w:rPr>
+        <w:rFonts w:eastAsia="黑体"/>
         <w:color w:val="auto"/>
       </w:rPr>
       <w:tblPr/>
@@ -7724,6 +8062,7 @@
     </w:tblStylePr>
     <w:tblStylePr w:type="firstCol">
       <w:rPr>
+        <w:rFonts w:eastAsia="黑体"/>
         <w:b/>
         <w:bCs/>
         <w:color w:themeColor="background1" w:val="FFFFFF"/>
@@ -7743,6 +8082,7 @@
     </w:tblStylePr>
     <w:tblStylePr w:type="lastCol">
       <w:rPr>
+        <w:rFonts w:eastAsia="黑体"/>
         <w:b/>
         <w:bCs/>
         <w:color w:themeColor="background1" w:val="FFFFFF"/>
@@ -7791,6 +8131,7 @@
     </w:tblStylePr>
     <w:tblStylePr w:type="nwCell">
       <w:rPr>
+        <w:rFonts w:eastAsia="黑体"/>
         <w:color w:themeColor="background1" w:val="FFFFFF"/>
       </w:rPr>
       <w:tblPr/>
@@ -7834,6 +8175,7 @@
         <w:spacing w:after="0" w:before="0" w:line="240" w:lineRule="auto"/>
       </w:pPr>
       <w:rPr>
+        <w:rFonts w:eastAsia="黑体"/>
         <w:b/>
         <w:bCs/>
         <w:color w:themeColor="background1" w:val="FFFFFF"/>
@@ -7856,6 +8198,7 @@
         <w:spacing w:after="0" w:before="0" w:line="240" w:lineRule="auto"/>
       </w:pPr>
       <w:rPr>
+        <w:rFonts w:eastAsia="黑体"/>
         <w:color w:val="auto"/>
       </w:rPr>
       <w:tblPr/>
@@ -7873,6 +8216,7 @@
     </w:tblStylePr>
     <w:tblStylePr w:type="firstCol">
       <w:rPr>
+        <w:rFonts w:eastAsia="黑体"/>
         <w:b/>
         <w:bCs/>
         <w:color w:themeColor="background1" w:val="FFFFFF"/>
@@ -7892,6 +8236,7 @@
     </w:tblStylePr>
     <w:tblStylePr w:type="lastCol">
       <w:rPr>
+        <w:rFonts w:eastAsia="黑体"/>
         <w:b/>
         <w:bCs/>
         <w:color w:themeColor="background1" w:val="FFFFFF"/>
@@ -7940,6 +8285,7 @@
     </w:tblStylePr>
     <w:tblStylePr w:type="nwCell">
       <w:rPr>
+        <w:rFonts w:eastAsia="黑体"/>
         <w:color w:themeColor="background1" w:val="FFFFFF"/>
       </w:rPr>
       <w:tblPr/>
@@ -7964,6 +8310,7 @@
       <w:spacing w:after="0" w:line="240" w:lineRule="auto"/>
     </w:pPr>
     <w:rPr>
+      <w:rFonts w:eastAsia="黑体"/>
       <w:color w:themeColor="text1" w:val="000000"/>
     </w:rPr>
     <w:tblPr>
@@ -7983,7 +8330,7 @@
     </w:tblPr>
     <w:tblStylePr w:type="firstRow">
       <w:rPr>
-        <w:rFonts w:asciiTheme="majorHAnsi" w:cstheme="majorBidi" w:eastAsiaTheme="majorEastAsia" w:hAnsiTheme="majorHAnsi"/>
+        <w:rFonts w:asciiTheme="majorHAnsi" w:cstheme="majorBidi" w:hAnsiTheme="majorHAnsi" w:eastAsia="黑体"/>
       </w:rPr>
       <w:tblPr/>
       <w:tcPr>
@@ -7995,6 +8342,7 @@
     </w:tblStylePr>
     <w:tblStylePr w:type="lastRow">
       <w:rPr>
+        <w:rFonts w:eastAsia="黑体"/>
         <w:b/>
         <w:bCs/>
         <w:color w:themeColor="text2" w:val="1F497D"/>
@@ -8009,12 +8357,14 @@
     </w:tblStylePr>
     <w:tblStylePr w:type="firstCol">
       <w:rPr>
+        <w:rFonts w:eastAsia="黑体"/>
         <w:b/>
         <w:bCs/>
       </w:rPr>
     </w:tblStylePr>
     <w:tblStylePr w:type="lastCol">
       <w:rPr>
+        <w:rFonts w:eastAsia="黑体"/>
         <w:b/>
         <w:bCs/>
       </w:rPr>
@@ -8048,6 +8398,7 @@
       <w:spacing w:after="0" w:line="240" w:lineRule="auto"/>
     </w:pPr>
     <w:rPr>
+      <w:rFonts w:eastAsia="黑体"/>
       <w:color w:themeColor="text1" w:val="000000"/>
     </w:rPr>
     <w:tblPr>
@@ -8067,7 +8418,7 @@
     </w:tblPr>
     <w:tblStylePr w:type="firstRow">
       <w:rPr>
-        <w:rFonts w:asciiTheme="majorHAnsi" w:cstheme="majorBidi" w:eastAsiaTheme="majorEastAsia" w:hAnsiTheme="majorHAnsi"/>
+        <w:rFonts w:asciiTheme="majorHAnsi" w:cstheme="majorBidi" w:hAnsiTheme="majorHAnsi" w:eastAsia="黑体"/>
       </w:rPr>
       <w:tblPr/>
       <w:tcPr>
@@ -8079,6 +8430,7 @@
     </w:tblStylePr>
     <w:tblStylePr w:type="lastRow">
       <w:rPr>
+        <w:rFonts w:eastAsia="黑体"/>
         <w:b/>
         <w:bCs/>
         <w:color w:themeColor="text2" w:val="1F497D"/>
@@ -8093,12 +8445,14 @@
     </w:tblStylePr>
     <w:tblStylePr w:type="firstCol">
       <w:rPr>
+        <w:rFonts w:eastAsia="黑体"/>
         <w:b/>
         <w:bCs/>
       </w:rPr>
     </w:tblStylePr>
     <w:tblStylePr w:type="lastCol">
       <w:rPr>
+        <w:rFonts w:eastAsia="黑体"/>
         <w:b/>
         <w:bCs/>
       </w:rPr>
@@ -8132,6 +8486,7 @@
       <w:spacing w:after="0" w:line="240" w:lineRule="auto"/>
     </w:pPr>
     <w:rPr>
+      <w:rFonts w:eastAsia="黑体"/>
       <w:color w:themeColor="text1" w:val="000000"/>
     </w:rPr>
     <w:tblPr>
@@ -8151,7 +8506,7 @@
     </w:tblPr>
     <w:tblStylePr w:type="firstRow">
       <w:rPr>
-        <w:rFonts w:asciiTheme="majorHAnsi" w:cstheme="majorBidi" w:eastAsiaTheme="majorEastAsia" w:hAnsiTheme="majorHAnsi"/>
+        <w:rFonts w:asciiTheme="majorHAnsi" w:cstheme="majorBidi" w:hAnsiTheme="majorHAnsi" w:eastAsia="黑体"/>
       </w:rPr>
       <w:tblPr/>
       <w:tcPr>
@@ -8163,6 +8518,7 @@
     </w:tblStylePr>
     <w:tblStylePr w:type="lastRow">
       <w:rPr>
+        <w:rFonts w:eastAsia="黑体"/>
         <w:b/>
         <w:bCs/>
         <w:color w:themeColor="text2" w:val="1F497D"/>
@@ -8177,12 +8533,14 @@
     </w:tblStylePr>
     <w:tblStylePr w:type="firstCol">
       <w:rPr>
+        <w:rFonts w:eastAsia="黑体"/>
         <w:b/>
         <w:bCs/>
       </w:rPr>
     </w:tblStylePr>
     <w:tblStylePr w:type="lastCol">
       <w:rPr>
+        <w:rFonts w:eastAsia="黑体"/>
         <w:b/>
         <w:bCs/>
       </w:rPr>
@@ -8216,6 +8574,7 @@
       <w:spacing w:after="0" w:line="240" w:lineRule="auto"/>
     </w:pPr>
     <w:rPr>
+      <w:rFonts w:eastAsia="黑体"/>
       <w:color w:themeColor="text1" w:val="000000"/>
     </w:rPr>
     <w:tblPr>
@@ -8235,7 +8594,7 @@
     </w:tblPr>
     <w:tblStylePr w:type="firstRow">
       <w:rPr>
-        <w:rFonts w:asciiTheme="majorHAnsi" w:cstheme="majorBidi" w:eastAsiaTheme="majorEastAsia" w:hAnsiTheme="majorHAnsi"/>
+        <w:rFonts w:asciiTheme="majorHAnsi" w:cstheme="majorBidi" w:hAnsiTheme="majorHAnsi" w:eastAsia="黑体"/>
       </w:rPr>
       <w:tblPr/>
       <w:tcPr>
@@ -8247,6 +8606,7 @@
     </w:tblStylePr>
     <w:tblStylePr w:type="lastRow">
       <w:rPr>
+        <w:rFonts w:eastAsia="黑体"/>
         <w:b/>
         <w:bCs/>
         <w:color w:themeColor="text2" w:val="1F497D"/>
@@ -8261,12 +8621,14 @@
     </w:tblStylePr>
     <w:tblStylePr w:type="firstCol">
       <w:rPr>
+        <w:rFonts w:eastAsia="黑体"/>
         <w:b/>
         <w:bCs/>
       </w:rPr>
     </w:tblStylePr>
     <w:tblStylePr w:type="lastCol">
       <w:rPr>
+        <w:rFonts w:eastAsia="黑体"/>
         <w:b/>
         <w:bCs/>
       </w:rPr>
@@ -8300,6 +8662,7 @@
       <w:spacing w:after="0" w:line="240" w:lineRule="auto"/>
     </w:pPr>
     <w:rPr>
+      <w:rFonts w:eastAsia="黑体"/>
       <w:color w:themeColor="text1" w:val="000000"/>
     </w:rPr>
     <w:tblPr>
@@ -8319,7 +8682,7 @@
     </w:tblPr>
     <w:tblStylePr w:type="firstRow">
       <w:rPr>
-        <w:rFonts w:asciiTheme="majorHAnsi" w:cstheme="majorBidi" w:eastAsiaTheme="majorEastAsia" w:hAnsiTheme="majorHAnsi"/>
+        <w:rFonts w:asciiTheme="majorHAnsi" w:cstheme="majorBidi" w:hAnsiTheme="majorHAnsi" w:eastAsia="黑体"/>
       </w:rPr>
       <w:tblPr/>
       <w:tcPr>
@@ -8331,6 +8694,7 @@
     </w:tblStylePr>
     <w:tblStylePr w:type="lastRow">
       <w:rPr>
+        <w:rFonts w:eastAsia="黑体"/>
         <w:b/>
         <w:bCs/>
         <w:color w:themeColor="text2" w:val="1F497D"/>
@@ -8345,12 +8709,14 @@
     </w:tblStylePr>
     <w:tblStylePr w:type="firstCol">
       <w:rPr>
+        <w:rFonts w:eastAsia="黑体"/>
         <w:b/>
         <w:bCs/>
       </w:rPr>
     </w:tblStylePr>
     <w:tblStylePr w:type="lastCol">
       <w:rPr>
+        <w:rFonts w:eastAsia="黑体"/>
         <w:b/>
         <w:bCs/>
       </w:rPr>
@@ -8384,6 +8750,7 @@
       <w:spacing w:after="0" w:line="240" w:lineRule="auto"/>
     </w:pPr>
     <w:rPr>
+      <w:rFonts w:eastAsia="黑体"/>
       <w:color w:themeColor="text1" w:val="000000"/>
     </w:rPr>
     <w:tblPr>
@@ -8403,7 +8770,7 @@
     </w:tblPr>
     <w:tblStylePr w:type="firstRow">
       <w:rPr>
-        <w:rFonts w:asciiTheme="majorHAnsi" w:cstheme="majorBidi" w:eastAsiaTheme="majorEastAsia" w:hAnsiTheme="majorHAnsi"/>
+        <w:rFonts w:asciiTheme="majorHAnsi" w:cstheme="majorBidi" w:hAnsiTheme="majorHAnsi" w:eastAsia="黑体"/>
       </w:rPr>
       <w:tblPr/>
       <w:tcPr>
@@ -8415,6 +8782,7 @@
     </w:tblStylePr>
     <w:tblStylePr w:type="lastRow">
       <w:rPr>
+        <w:rFonts w:eastAsia="黑体"/>
         <w:b/>
         <w:bCs/>
         <w:color w:themeColor="text2" w:val="1F497D"/>
@@ -8429,12 +8797,14 @@
     </w:tblStylePr>
     <w:tblStylePr w:type="firstCol">
       <w:rPr>
+        <w:rFonts w:eastAsia="黑体"/>
         <w:b/>
         <w:bCs/>
       </w:rPr>
     </w:tblStylePr>
     <w:tblStylePr w:type="lastCol">
       <w:rPr>
+        <w:rFonts w:eastAsia="黑体"/>
         <w:b/>
         <w:bCs/>
       </w:rPr>
@@ -8468,6 +8838,7 @@
       <w:spacing w:after="0" w:line="240" w:lineRule="auto"/>
     </w:pPr>
     <w:rPr>
+      <w:rFonts w:eastAsia="黑体"/>
       <w:color w:themeColor="text1" w:val="000000"/>
     </w:rPr>
     <w:tblPr>
@@ -8487,7 +8858,7 @@
     </w:tblPr>
     <w:tblStylePr w:type="firstRow">
       <w:rPr>
-        <w:rFonts w:asciiTheme="majorHAnsi" w:cstheme="majorBidi" w:eastAsiaTheme="majorEastAsia" w:hAnsiTheme="majorHAnsi"/>
+        <w:rFonts w:asciiTheme="majorHAnsi" w:cstheme="majorBidi" w:hAnsiTheme="majorHAnsi" w:eastAsia="黑体"/>
       </w:rPr>
       <w:tblPr/>
       <w:tcPr>
@@ -8499,6 +8870,7 @@
     </w:tblStylePr>
     <w:tblStylePr w:type="lastRow">
       <w:rPr>
+        <w:rFonts w:eastAsia="黑体"/>
         <w:b/>
         <w:bCs/>
         <w:color w:themeColor="text2" w:val="1F497D"/>
@@ -8513,12 +8885,14 @@
     </w:tblStylePr>
     <w:tblStylePr w:type="firstCol">
       <w:rPr>
+        <w:rFonts w:eastAsia="黑体"/>
         <w:b/>
         <w:bCs/>
       </w:rPr>
     </w:tblStylePr>
     <w:tblStylePr w:type="lastCol">
       <w:rPr>
+        <w:rFonts w:eastAsia="黑体"/>
         <w:b/>
         <w:bCs/>
       </w:rPr>
@@ -8552,7 +8926,7 @@
       <w:spacing w:after="0" w:line="240" w:lineRule="auto"/>
     </w:pPr>
     <w:rPr>
-      <w:rFonts w:asciiTheme="majorHAnsi" w:cstheme="majorBidi" w:eastAsiaTheme="majorEastAsia" w:hAnsiTheme="majorHAnsi"/>
+      <w:rFonts w:asciiTheme="majorHAnsi" w:cstheme="majorBidi" w:hAnsiTheme="majorHAnsi" w:eastAsia="黑体"/>
       <w:color w:themeColor="text1" w:val="000000"/>
     </w:rPr>
     <w:tblPr>
@@ -8574,6 +8948,7 @@
     </w:tblPr>
     <w:tblStylePr w:type="firstRow">
       <w:rPr>
+        <w:rFonts w:eastAsia="黑体"/>
         <w:sz w:val="24"/>
         <w:szCs w:val="24"/>
       </w:rPr>
@@ -8680,7 +9055,7 @@
       <w:spacing w:after="0" w:line="240" w:lineRule="auto"/>
     </w:pPr>
     <w:rPr>
-      <w:rFonts w:asciiTheme="majorHAnsi" w:cstheme="majorBidi" w:eastAsiaTheme="majorEastAsia" w:hAnsiTheme="majorHAnsi"/>
+      <w:rFonts w:asciiTheme="majorHAnsi" w:cstheme="majorBidi" w:hAnsiTheme="majorHAnsi" w:eastAsia="黑体"/>
       <w:color w:themeColor="text1" w:val="000000"/>
     </w:rPr>
     <w:tblPr>
@@ -8702,6 +9077,7 @@
     </w:tblPr>
     <w:tblStylePr w:type="firstRow">
       <w:rPr>
+        <w:rFonts w:eastAsia="黑体"/>
         <w:sz w:val="24"/>
         <w:szCs w:val="24"/>
       </w:rPr>
@@ -8808,7 +9184,7 @@
       <w:spacing w:after="0" w:line="240" w:lineRule="auto"/>
     </w:pPr>
     <w:rPr>
-      <w:rFonts w:asciiTheme="majorHAnsi" w:cstheme="majorBidi" w:eastAsiaTheme="majorEastAsia" w:hAnsiTheme="majorHAnsi"/>
+      <w:rFonts w:asciiTheme="majorHAnsi" w:cstheme="majorBidi" w:hAnsiTheme="majorHAnsi" w:eastAsia="黑体"/>
       <w:color w:themeColor="text1" w:val="000000"/>
     </w:rPr>
     <w:tblPr>
@@ -8830,6 +9206,7 @@
     </w:tblPr>
     <w:tblStylePr w:type="firstRow">
       <w:rPr>
+        <w:rFonts w:eastAsia="黑体"/>
         <w:sz w:val="24"/>
         <w:szCs w:val="24"/>
       </w:rPr>
@@ -8936,7 +9313,7 @@
       <w:spacing w:after="0" w:line="240" w:lineRule="auto"/>
     </w:pPr>
     <w:rPr>
-      <w:rFonts w:asciiTheme="majorHAnsi" w:cstheme="majorBidi" w:eastAsiaTheme="majorEastAsia" w:hAnsiTheme="majorHAnsi"/>
+      <w:rFonts w:asciiTheme="majorHAnsi" w:cstheme="majorBidi" w:hAnsiTheme="majorHAnsi" w:eastAsia="黑体"/>
       <w:color w:themeColor="text1" w:val="000000"/>
     </w:rPr>
     <w:tblPr>
@@ -8958,6 +9335,7 @@
     </w:tblPr>
     <w:tblStylePr w:type="firstRow">
       <w:rPr>
+        <w:rFonts w:eastAsia="黑体"/>
         <w:sz w:val="24"/>
         <w:szCs w:val="24"/>
       </w:rPr>
@@ -9064,7 +9442,7 @@
       <w:spacing w:after="0" w:line="240" w:lineRule="auto"/>
     </w:pPr>
     <w:rPr>
-      <w:rFonts w:asciiTheme="majorHAnsi" w:cstheme="majorBidi" w:eastAsiaTheme="majorEastAsia" w:hAnsiTheme="majorHAnsi"/>
+      <w:rFonts w:asciiTheme="majorHAnsi" w:cstheme="majorBidi" w:hAnsiTheme="majorHAnsi" w:eastAsia="黑体"/>
       <w:color w:themeColor="text1" w:val="000000"/>
     </w:rPr>
     <w:tblPr>
@@ -9086,6 +9464,7 @@
     </w:tblPr>
     <w:tblStylePr w:type="firstRow">
       <w:rPr>
+        <w:rFonts w:eastAsia="黑体"/>
         <w:sz w:val="24"/>
         <w:szCs w:val="24"/>
       </w:rPr>
@@ -9192,7 +9571,7 @@
       <w:spacing w:after="0" w:line="240" w:lineRule="auto"/>
     </w:pPr>
     <w:rPr>
-      <w:rFonts w:asciiTheme="majorHAnsi" w:cstheme="majorBidi" w:eastAsiaTheme="majorEastAsia" w:hAnsiTheme="majorHAnsi"/>
+      <w:rFonts w:asciiTheme="majorHAnsi" w:cstheme="majorBidi" w:hAnsiTheme="majorHAnsi" w:eastAsia="黑体"/>
       <w:color w:themeColor="text1" w:val="000000"/>
     </w:rPr>
     <w:tblPr>
@@ -9214,6 +9593,7 @@
     </w:tblPr>
     <w:tblStylePr w:type="firstRow">
       <w:rPr>
+        <w:rFonts w:eastAsia="黑体"/>
         <w:sz w:val="24"/>
         <w:szCs w:val="24"/>
       </w:rPr>
@@ -9320,7 +9700,7 @@
       <w:spacing w:after="0" w:line="240" w:lineRule="auto"/>
     </w:pPr>
     <w:rPr>
-      <w:rFonts w:asciiTheme="majorHAnsi" w:cstheme="majorBidi" w:eastAsiaTheme="majorEastAsia" w:hAnsiTheme="majorHAnsi"/>
+      <w:rFonts w:asciiTheme="majorHAnsi" w:cstheme="majorBidi" w:hAnsiTheme="majorHAnsi" w:eastAsia="黑体"/>
       <w:color w:themeColor="text1" w:val="000000"/>
     </w:rPr>
     <w:tblPr>
@@ -9342,6 +9722,7 @@
     </w:tblPr>
     <w:tblStylePr w:type="firstRow">
       <w:rPr>
+        <w:rFonts w:eastAsia="黑体"/>
         <w:sz w:val="24"/>
         <w:szCs w:val="24"/>
       </w:rPr>
@@ -9471,12 +9852,14 @@
     </w:tcPr>
     <w:tblStylePr w:type="firstRow">
       <w:rPr>
+        <w:rFonts w:eastAsia="黑体"/>
         <w:b/>
         <w:bCs/>
       </w:rPr>
     </w:tblStylePr>
     <w:tblStylePr w:type="lastRow">
       <w:rPr>
+        <w:rFonts w:eastAsia="黑体"/>
         <w:b/>
         <w:bCs/>
       </w:rPr>
@@ -9489,12 +9872,14 @@
     </w:tblStylePr>
     <w:tblStylePr w:type="firstCol">
       <w:rPr>
+        <w:rFonts w:eastAsia="黑体"/>
         <w:b/>
         <w:bCs/>
       </w:rPr>
     </w:tblStylePr>
     <w:tblStylePr w:type="lastCol">
       <w:rPr>
+        <w:rFonts w:eastAsia="黑体"/>
         <w:b/>
         <w:bCs/>
       </w:rPr>
@@ -9544,12 +9929,14 @@
     </w:tcPr>
     <w:tblStylePr w:type="firstRow">
       <w:rPr>
+        <w:rFonts w:eastAsia="黑体"/>
         <w:b/>
         <w:bCs/>
       </w:rPr>
     </w:tblStylePr>
     <w:tblStylePr w:type="lastRow">
       <w:rPr>
+        <w:rFonts w:eastAsia="黑体"/>
         <w:b/>
         <w:bCs/>
       </w:rPr>
@@ -9562,12 +9949,14 @@
     </w:tblStylePr>
     <w:tblStylePr w:type="firstCol">
       <w:rPr>
+        <w:rFonts w:eastAsia="黑体"/>
         <w:b/>
         <w:bCs/>
       </w:rPr>
     </w:tblStylePr>
     <w:tblStylePr w:type="lastCol">
       <w:rPr>
+        <w:rFonts w:eastAsia="黑体"/>
         <w:b/>
         <w:bCs/>
       </w:rPr>
@@ -9617,12 +10006,14 @@
     </w:tcPr>
     <w:tblStylePr w:type="firstRow">
       <w:rPr>
+        <w:rFonts w:eastAsia="黑体"/>
         <w:b/>
         <w:bCs/>
       </w:rPr>
     </w:tblStylePr>
     <w:tblStylePr w:type="lastRow">
       <w:rPr>
+        <w:rFonts w:eastAsia="黑体"/>
         <w:b/>
         <w:bCs/>
       </w:rPr>
@@ -9635,12 +10026,14 @@
     </w:tblStylePr>
     <w:tblStylePr w:type="firstCol">
       <w:rPr>
+        <w:rFonts w:eastAsia="黑体"/>
         <w:b/>
         <w:bCs/>
       </w:rPr>
     </w:tblStylePr>
     <w:tblStylePr w:type="lastCol">
       <w:rPr>
+        <w:rFonts w:eastAsia="黑体"/>
         <w:b/>
         <w:bCs/>
       </w:rPr>
@@ -9690,12 +10083,14 @@
     </w:tcPr>
     <w:tblStylePr w:type="firstRow">
       <w:rPr>
+        <w:rFonts w:eastAsia="黑体"/>
         <w:b/>
         <w:bCs/>
       </w:rPr>
     </w:tblStylePr>
     <w:tblStylePr w:type="lastRow">
       <w:rPr>
+        <w:rFonts w:eastAsia="黑体"/>
         <w:b/>
         <w:bCs/>
       </w:rPr>
@@ -9708,12 +10103,14 @@
     </w:tblStylePr>
     <w:tblStylePr w:type="firstCol">
       <w:rPr>
+        <w:rFonts w:eastAsia="黑体"/>
         <w:b/>
         <w:bCs/>
       </w:rPr>
     </w:tblStylePr>
     <w:tblStylePr w:type="lastCol">
       <w:rPr>
+        <w:rFonts w:eastAsia="黑体"/>
         <w:b/>
         <w:bCs/>
       </w:rPr>
@@ -9763,12 +10160,14 @@
     </w:tcPr>
     <w:tblStylePr w:type="firstRow">
       <w:rPr>
+        <w:rFonts w:eastAsia="黑体"/>
         <w:b/>
         <w:bCs/>
       </w:rPr>
     </w:tblStylePr>
     <w:tblStylePr w:type="lastRow">
       <w:rPr>
+        <w:rFonts w:eastAsia="黑体"/>
         <w:b/>
         <w:bCs/>
       </w:rPr>
@@ -9781,12 +10180,14 @@
     </w:tblStylePr>
     <w:tblStylePr w:type="firstCol">
       <w:rPr>
+        <w:rFonts w:eastAsia="黑体"/>
         <w:b/>
         <w:bCs/>
       </w:rPr>
     </w:tblStylePr>
     <w:tblStylePr w:type="lastCol">
       <w:rPr>
+        <w:rFonts w:eastAsia="黑体"/>
         <w:b/>
         <w:bCs/>
       </w:rPr>
@@ -9836,12 +10237,14 @@
     </w:tcPr>
     <w:tblStylePr w:type="firstRow">
       <w:rPr>
+        <w:rFonts w:eastAsia="黑体"/>
         <w:b/>
         <w:bCs/>
       </w:rPr>
     </w:tblStylePr>
     <w:tblStylePr w:type="lastRow">
       <w:rPr>
+        <w:rFonts w:eastAsia="黑体"/>
         <w:b/>
         <w:bCs/>
       </w:rPr>
@@ -9854,12 +10257,14 @@
     </w:tblStylePr>
     <w:tblStylePr w:type="firstCol">
       <w:rPr>
+        <w:rFonts w:eastAsia="黑体"/>
         <w:b/>
         <w:bCs/>
       </w:rPr>
     </w:tblStylePr>
     <w:tblStylePr w:type="lastCol">
       <w:rPr>
+        <w:rFonts w:eastAsia="黑体"/>
         <w:b/>
         <w:bCs/>
       </w:rPr>
@@ -9909,12 +10314,14 @@
     </w:tcPr>
     <w:tblStylePr w:type="firstRow">
       <w:rPr>
+        <w:rFonts w:eastAsia="黑体"/>
         <w:b/>
         <w:bCs/>
       </w:rPr>
     </w:tblStylePr>
     <w:tblStylePr w:type="lastRow">
       <w:rPr>
+        <w:rFonts w:eastAsia="黑体"/>
         <w:b/>
         <w:bCs/>
       </w:rPr>
@@ -9927,12 +10334,14 @@
     </w:tblStylePr>
     <w:tblStylePr w:type="firstCol">
       <w:rPr>
+        <w:rFonts w:eastAsia="黑体"/>
         <w:b/>
         <w:bCs/>
       </w:rPr>
     </w:tblStylePr>
     <w:tblStylePr w:type="lastCol">
       <w:rPr>
+        <w:rFonts w:eastAsia="黑体"/>
         <w:b/>
         <w:bCs/>
       </w:rPr>
@@ -9959,7 +10368,7 @@
       <w:spacing w:after="0" w:line="240" w:lineRule="auto"/>
     </w:pPr>
     <w:rPr>
-      <w:rFonts w:asciiTheme="majorHAnsi" w:cstheme="majorBidi" w:eastAsiaTheme="majorEastAsia" w:hAnsiTheme="majorHAnsi"/>
+      <w:rFonts w:asciiTheme="majorHAnsi" w:cstheme="majorBidi" w:hAnsiTheme="majorHAnsi" w:eastAsia="黑体"/>
       <w:color w:themeColor="text1" w:val="000000"/>
     </w:rPr>
     <w:tblPr>
@@ -9986,6 +10395,7 @@
     </w:tcPr>
     <w:tblStylePr w:type="firstRow">
       <w:rPr>
+        <w:rFonts w:eastAsia="黑体"/>
         <w:b/>
         <w:bCs/>
         <w:color w:themeColor="text1" w:val="000000"/>
@@ -9997,6 +10407,7 @@
     </w:tblStylePr>
     <w:tblStylePr w:type="lastRow">
       <w:rPr>
+        <w:rFonts w:eastAsia="黑体"/>
         <w:b/>
         <w:bCs/>
         <w:color w:themeColor="text1" w:val="000000"/>
@@ -10016,6 +10427,7 @@
     </w:tblStylePr>
     <w:tblStylePr w:type="firstCol">
       <w:rPr>
+        <w:rFonts w:eastAsia="黑体"/>
         <w:b/>
         <w:bCs/>
         <w:color w:themeColor="text1" w:val="000000"/>
@@ -10035,6 +10447,7 @@
     </w:tblStylePr>
     <w:tblStylePr w:type="lastCol">
       <w:rPr>
+        <w:rFonts w:eastAsia="黑体"/>
         <w:b w:val="0"/>
         <w:bCs w:val="0"/>
         <w:color w:themeColor="text1" w:val="000000"/>
@@ -10084,7 +10497,7 @@
       <w:spacing w:after="0" w:line="240" w:lineRule="auto"/>
     </w:pPr>
     <w:rPr>
-      <w:rFonts w:asciiTheme="majorHAnsi" w:cstheme="majorBidi" w:eastAsiaTheme="majorEastAsia" w:hAnsiTheme="majorHAnsi"/>
+      <w:rFonts w:asciiTheme="majorHAnsi" w:cstheme="majorBidi" w:hAnsiTheme="majorHAnsi" w:eastAsia="黑体"/>
       <w:color w:themeColor="text1" w:val="000000"/>
     </w:rPr>
     <w:tblPr>
@@ -10111,6 +10524,7 @@
     </w:tcPr>
     <w:tblStylePr w:type="firstRow">
       <w:rPr>
+        <w:rFonts w:eastAsia="黑体"/>
         <w:b/>
         <w:bCs/>
         <w:color w:themeColor="text1" w:val="000000"/>
@@ -10122,6 +10536,7 @@
     </w:tblStylePr>
     <w:tblStylePr w:type="lastRow">
       <w:rPr>
+        <w:rFonts w:eastAsia="黑体"/>
         <w:b/>
         <w:bCs/>
         <w:color w:themeColor="text1" w:val="000000"/>
@@ -10141,6 +10556,7 @@
     </w:tblStylePr>
     <w:tblStylePr w:type="firstCol">
       <w:rPr>
+        <w:rFonts w:eastAsia="黑体"/>
         <w:b/>
         <w:bCs/>
         <w:color w:themeColor="text1" w:val="000000"/>
@@ -10160,6 +10576,7 @@
     </w:tblStylePr>
     <w:tblStylePr w:type="lastCol">
       <w:rPr>
+        <w:rFonts w:eastAsia="黑体"/>
         <w:b w:val="0"/>
         <w:bCs w:val="0"/>
         <w:color w:themeColor="text1" w:val="000000"/>
@@ -10209,7 +10626,7 @@
       <w:spacing w:after="0" w:line="240" w:lineRule="auto"/>
     </w:pPr>
     <w:rPr>
-      <w:rFonts w:asciiTheme="majorHAnsi" w:cstheme="majorBidi" w:eastAsiaTheme="majorEastAsia" w:hAnsiTheme="majorHAnsi"/>
+      <w:rFonts w:asciiTheme="majorHAnsi" w:cstheme="majorBidi" w:hAnsiTheme="majorHAnsi" w:eastAsia="黑体"/>
       <w:color w:themeColor="text1" w:val="000000"/>
     </w:rPr>
     <w:tblPr>
@@ -10236,6 +10653,7 @@
     </w:tcPr>
     <w:tblStylePr w:type="firstRow">
       <w:rPr>
+        <w:rFonts w:eastAsia="黑体"/>
         <w:b/>
         <w:bCs/>
         <w:color w:themeColor="text1" w:val="000000"/>
@@ -10247,6 +10665,7 @@
     </w:tblStylePr>
     <w:tblStylePr w:type="lastRow">
       <w:rPr>
+        <w:rFonts w:eastAsia="黑体"/>
         <w:b/>
         <w:bCs/>
         <w:color w:themeColor="text1" w:val="000000"/>
@@ -10266,6 +10685,7 @@
     </w:tblStylePr>
     <w:tblStylePr w:type="firstCol">
       <w:rPr>
+        <w:rFonts w:eastAsia="黑体"/>
         <w:b/>
         <w:bCs/>
         <w:color w:themeColor="text1" w:val="000000"/>
@@ -10285,6 +10705,7 @@
     </w:tblStylePr>
     <w:tblStylePr w:type="lastCol">
       <w:rPr>
+        <w:rFonts w:eastAsia="黑体"/>
         <w:b w:val="0"/>
         <w:bCs w:val="0"/>
         <w:color w:themeColor="text1" w:val="000000"/>
@@ -10334,7 +10755,7 @@
       <w:spacing w:after="0" w:line="240" w:lineRule="auto"/>
     </w:pPr>
     <w:rPr>
-      <w:rFonts w:asciiTheme="majorHAnsi" w:cstheme="majorBidi" w:eastAsiaTheme="majorEastAsia" w:hAnsiTheme="majorHAnsi"/>
+      <w:rFonts w:asciiTheme="majorHAnsi" w:cstheme="majorBidi" w:hAnsiTheme="majorHAnsi" w:eastAsia="黑体"/>
       <w:color w:themeColor="text1" w:val="000000"/>
     </w:rPr>
     <w:tblPr>
@@ -10361,6 +10782,7 @@
     </w:tcPr>
     <w:tblStylePr w:type="firstRow">
       <w:rPr>
+        <w:rFonts w:eastAsia="黑体"/>
         <w:b/>
         <w:bCs/>
         <w:color w:themeColor="text1" w:val="000000"/>
@@ -10372,6 +10794,7 @@
     </w:tblStylePr>
     <w:tblStylePr w:type="lastRow">
       <w:rPr>
+        <w:rFonts w:eastAsia="黑体"/>
         <w:b/>
         <w:bCs/>
         <w:color w:themeColor="text1" w:val="000000"/>
@@ -10391,6 +10814,7 @@
     </w:tblStylePr>
     <w:tblStylePr w:type="firstCol">
       <w:rPr>
+        <w:rFonts w:eastAsia="黑体"/>
         <w:b/>
         <w:bCs/>
         <w:color w:themeColor="text1" w:val="000000"/>
@@ -10410,6 +10834,7 @@
     </w:tblStylePr>
     <w:tblStylePr w:type="lastCol">
       <w:rPr>
+        <w:rFonts w:eastAsia="黑体"/>
         <w:b w:val="0"/>
         <w:bCs w:val="0"/>
         <w:color w:themeColor="text1" w:val="000000"/>
@@ -10459,7 +10884,7 @@
       <w:spacing w:after="0" w:line="240" w:lineRule="auto"/>
     </w:pPr>
     <w:rPr>
-      <w:rFonts w:asciiTheme="majorHAnsi" w:cstheme="majorBidi" w:eastAsiaTheme="majorEastAsia" w:hAnsiTheme="majorHAnsi"/>
+      <w:rFonts w:asciiTheme="majorHAnsi" w:cstheme="majorBidi" w:hAnsiTheme="majorHAnsi" w:eastAsia="黑体"/>
       <w:color w:themeColor="text1" w:val="000000"/>
     </w:rPr>
     <w:tblPr>
@@ -10486,6 +10911,7 @@
     </w:tcPr>
     <w:tblStylePr w:type="firstRow">
       <w:rPr>
+        <w:rFonts w:eastAsia="黑体"/>
         <w:b/>
         <w:bCs/>
         <w:color w:themeColor="text1" w:val="000000"/>
@@ -10497,6 +10923,7 @@
     </w:tblStylePr>
     <w:tblStylePr w:type="lastRow">
       <w:rPr>
+        <w:rFonts w:eastAsia="黑体"/>
         <w:b/>
         <w:bCs/>
         <w:color w:themeColor="text1" w:val="000000"/>
@@ -10516,6 +10943,7 @@
     </w:tblStylePr>
     <w:tblStylePr w:type="firstCol">
       <w:rPr>
+        <w:rFonts w:eastAsia="黑体"/>
         <w:b/>
         <w:bCs/>
         <w:color w:themeColor="text1" w:val="000000"/>
@@ -10535,6 +10963,7 @@
     </w:tblStylePr>
     <w:tblStylePr w:type="lastCol">
       <w:rPr>
+        <w:rFonts w:eastAsia="黑体"/>
         <w:b w:val="0"/>
         <w:bCs w:val="0"/>
         <w:color w:themeColor="text1" w:val="000000"/>
@@ -10584,7 +11013,7 @@
       <w:spacing w:after="0" w:line="240" w:lineRule="auto"/>
     </w:pPr>
     <w:rPr>
-      <w:rFonts w:asciiTheme="majorHAnsi" w:cstheme="majorBidi" w:eastAsiaTheme="majorEastAsia" w:hAnsiTheme="majorHAnsi"/>
+      <w:rFonts w:asciiTheme="majorHAnsi" w:cstheme="majorBidi" w:hAnsiTheme="majorHAnsi" w:eastAsia="黑体"/>
       <w:color w:themeColor="text1" w:val="000000"/>
     </w:rPr>
     <w:tblPr>
@@ -10611,6 +11040,7 @@
     </w:tcPr>
     <w:tblStylePr w:type="firstRow">
       <w:rPr>
+        <w:rFonts w:eastAsia="黑体"/>
         <w:b/>
         <w:bCs/>
         <w:color w:themeColor="text1" w:val="000000"/>
@@ -10622,6 +11052,7 @@
     </w:tblStylePr>
     <w:tblStylePr w:type="lastRow">
       <w:rPr>
+        <w:rFonts w:eastAsia="黑体"/>
         <w:b/>
         <w:bCs/>
         <w:color w:themeColor="text1" w:val="000000"/>
@@ -10641,6 +11072,7 @@
     </w:tblStylePr>
     <w:tblStylePr w:type="firstCol">
       <w:rPr>
+        <w:rFonts w:eastAsia="黑体"/>
         <w:b/>
         <w:bCs/>
         <w:color w:themeColor="text1" w:val="000000"/>
@@ -10660,6 +11092,7 @@
     </w:tblStylePr>
     <w:tblStylePr w:type="lastCol">
       <w:rPr>
+        <w:rFonts w:eastAsia="黑体"/>
         <w:b w:val="0"/>
         <w:bCs w:val="0"/>
         <w:color w:themeColor="text1" w:val="000000"/>
@@ -10709,7 +11142,7 @@
       <w:spacing w:after="0" w:line="240" w:lineRule="auto"/>
     </w:pPr>
     <w:rPr>
-      <w:rFonts w:asciiTheme="majorHAnsi" w:cstheme="majorBidi" w:eastAsiaTheme="majorEastAsia" w:hAnsiTheme="majorHAnsi"/>
+      <w:rFonts w:asciiTheme="majorHAnsi" w:cstheme="majorBidi" w:hAnsiTheme="majorHAnsi" w:eastAsia="黑体"/>
       <w:color w:themeColor="text1" w:val="000000"/>
     </w:rPr>
     <w:tblPr>
@@ -10736,6 +11169,7 @@
     </w:tcPr>
     <w:tblStylePr w:type="firstRow">
       <w:rPr>
+        <w:rFonts w:eastAsia="黑体"/>
         <w:b/>
         <w:bCs/>
         <w:color w:themeColor="text1" w:val="000000"/>
@@ -10747,6 +11181,7 @@
     </w:tblStylePr>
     <w:tblStylePr w:type="lastRow">
       <w:rPr>
+        <w:rFonts w:eastAsia="黑体"/>
         <w:b/>
         <w:bCs/>
         <w:color w:themeColor="text1" w:val="000000"/>
@@ -10766,6 +11201,7 @@
     </w:tblStylePr>
     <w:tblStylePr w:type="firstCol">
       <w:rPr>
+        <w:rFonts w:eastAsia="黑体"/>
         <w:b/>
         <w:bCs/>
         <w:color w:themeColor="text1" w:val="000000"/>
@@ -10785,6 +11221,7 @@
     </w:tblStylePr>
     <w:tblStylePr w:type="lastCol">
       <w:rPr>
+        <w:rFonts w:eastAsia="黑体"/>
         <w:b w:val="0"/>
         <w:bCs w:val="0"/>
         <w:color w:themeColor="text1" w:val="000000"/>
@@ -10857,6 +11294,7 @@
     </w:tcPr>
     <w:tblStylePr w:type="firstRow">
       <w:rPr>
+        <w:rFonts w:eastAsia="黑体"/>
         <w:b/>
         <w:bCs/>
         <w:i w:val="0"/>
@@ -10878,6 +11316,7 @@
     </w:tblStylePr>
     <w:tblStylePr w:type="lastRow">
       <w:rPr>
+        <w:rFonts w:eastAsia="黑体"/>
         <w:b/>
         <w:bCs/>
         <w:i w:val="0"/>
@@ -10899,6 +11338,7 @@
     </w:tblStylePr>
     <w:tblStylePr w:type="firstCol">
       <w:rPr>
+        <w:rFonts w:eastAsia="黑体"/>
         <w:b/>
         <w:bCs/>
         <w:i w:val="0"/>
@@ -10918,6 +11358,7 @@
     </w:tblStylePr>
     <w:tblStylePr w:type="lastCol">
       <w:rPr>
+        <w:rFonts w:eastAsia="黑体"/>
         <w:b/>
         <w:bCs/>
         <w:i w:val="0"/>
@@ -10998,6 +11439,7 @@
     </w:tcPr>
     <w:tblStylePr w:type="firstRow">
       <w:rPr>
+        <w:rFonts w:eastAsia="黑体"/>
         <w:b/>
         <w:bCs/>
         <w:i w:val="0"/>
@@ -11019,6 +11461,7 @@
     </w:tblStylePr>
     <w:tblStylePr w:type="lastRow">
       <w:rPr>
+        <w:rFonts w:eastAsia="黑体"/>
         <w:b/>
         <w:bCs/>
         <w:i w:val="0"/>
@@ -11040,6 +11483,7 @@
     </w:tblStylePr>
     <w:tblStylePr w:type="firstCol">
       <w:rPr>
+        <w:rFonts w:eastAsia="黑体"/>
         <w:b/>
         <w:bCs/>
         <w:i w:val="0"/>
@@ -11059,6 +11503,7 @@
     </w:tblStylePr>
     <w:tblStylePr w:type="lastCol">
       <w:rPr>
+        <w:rFonts w:eastAsia="黑体"/>
         <w:b/>
         <w:bCs/>
         <w:i w:val="0"/>
@@ -11139,6 +11584,7 @@
     </w:tcPr>
     <w:tblStylePr w:type="firstRow">
       <w:rPr>
+        <w:rFonts w:eastAsia="黑体"/>
         <w:b/>
         <w:bCs/>
         <w:i w:val="0"/>
@@ -11160,6 +11606,7 @@
     </w:tblStylePr>
     <w:tblStylePr w:type="lastRow">
       <w:rPr>
+        <w:rFonts w:eastAsia="黑体"/>
         <w:b/>
         <w:bCs/>
         <w:i w:val="0"/>
@@ -11181,6 +11628,7 @@
     </w:tblStylePr>
     <w:tblStylePr w:type="firstCol">
       <w:rPr>
+        <w:rFonts w:eastAsia="黑体"/>
         <w:b/>
         <w:bCs/>
         <w:i w:val="0"/>
@@ -11200,6 +11648,7 @@
     </w:tblStylePr>
     <w:tblStylePr w:type="lastCol">
       <w:rPr>
+        <w:rFonts w:eastAsia="黑体"/>
         <w:b/>
         <w:bCs/>
         <w:i w:val="0"/>
@@ -11280,6 +11729,7 @@
     </w:tcPr>
     <w:tblStylePr w:type="firstRow">
       <w:rPr>
+        <w:rFonts w:eastAsia="黑体"/>
         <w:b/>
         <w:bCs/>
         <w:i w:val="0"/>
@@ -11301,6 +11751,7 @@
     </w:tblStylePr>
     <w:tblStylePr w:type="lastRow">
       <w:rPr>
+        <w:rFonts w:eastAsia="黑体"/>
         <w:b/>
         <w:bCs/>
         <w:i w:val="0"/>
@@ -11322,6 +11773,7 @@
     </w:tblStylePr>
     <w:tblStylePr w:type="firstCol">
       <w:rPr>
+        <w:rFonts w:eastAsia="黑体"/>
         <w:b/>
         <w:bCs/>
         <w:i w:val="0"/>
@@ -11341,6 +11793,7 @@
     </w:tblStylePr>
     <w:tblStylePr w:type="lastCol">
       <w:rPr>
+        <w:rFonts w:eastAsia="黑体"/>
         <w:b/>
         <w:bCs/>
         <w:i w:val="0"/>
@@ -11421,6 +11874,7 @@
     </w:tcPr>
     <w:tblStylePr w:type="firstRow">
       <w:rPr>
+        <w:rFonts w:eastAsia="黑体"/>
         <w:b/>
         <w:bCs/>
         <w:i w:val="0"/>
@@ -11442,6 +11896,7 @@
     </w:tblStylePr>
     <w:tblStylePr w:type="lastRow">
       <w:rPr>
+        <w:rFonts w:eastAsia="黑体"/>
         <w:b/>
         <w:bCs/>
         <w:i w:val="0"/>
@@ -11463,6 +11918,7 @@
     </w:tblStylePr>
     <w:tblStylePr w:type="firstCol">
       <w:rPr>
+        <w:rFonts w:eastAsia="黑体"/>
         <w:b/>
         <w:bCs/>
         <w:i w:val="0"/>
@@ -11482,6 +11938,7 @@
     </w:tblStylePr>
     <w:tblStylePr w:type="lastCol">
       <w:rPr>
+        <w:rFonts w:eastAsia="黑体"/>
         <w:b/>
         <w:bCs/>
         <w:i w:val="0"/>
@@ -11562,6 +12019,7 @@
     </w:tcPr>
     <w:tblStylePr w:type="firstRow">
       <w:rPr>
+        <w:rFonts w:eastAsia="黑体"/>
         <w:b/>
         <w:bCs/>
         <w:i w:val="0"/>
@@ -11583,6 +12041,7 @@
     </w:tblStylePr>
     <w:tblStylePr w:type="lastRow">
       <w:rPr>
+        <w:rFonts w:eastAsia="黑体"/>
         <w:b/>
         <w:bCs/>
         <w:i w:val="0"/>
@@ -11604,6 +12063,7 @@
     </w:tblStylePr>
     <w:tblStylePr w:type="firstCol">
       <w:rPr>
+        <w:rFonts w:eastAsia="黑体"/>
         <w:b/>
         <w:bCs/>
         <w:i w:val="0"/>
@@ -11623,6 +12083,7 @@
     </w:tblStylePr>
     <w:tblStylePr w:type="lastCol">
       <w:rPr>
+        <w:rFonts w:eastAsia="黑体"/>
         <w:b/>
         <w:bCs/>
         <w:i w:val="0"/>
@@ -11703,6 +12164,7 @@
     </w:tcPr>
     <w:tblStylePr w:type="firstRow">
       <w:rPr>
+        <w:rFonts w:eastAsia="黑体"/>
         <w:b/>
         <w:bCs/>
         <w:i w:val="0"/>
@@ -11724,6 +12186,7 @@
     </w:tblStylePr>
     <w:tblStylePr w:type="lastRow">
       <w:rPr>
+        <w:rFonts w:eastAsia="黑体"/>
         <w:b/>
         <w:bCs/>
         <w:i w:val="0"/>
@@ -11745,6 +12208,7 @@
     </w:tblStylePr>
     <w:tblStylePr w:type="firstCol">
       <w:rPr>
+        <w:rFonts w:eastAsia="黑体"/>
         <w:b/>
         <w:bCs/>
         <w:i w:val="0"/>
@@ -11764,6 +12228,7 @@
     </w:tblStylePr>
     <w:tblStylePr w:type="lastCol">
       <w:rPr>
+        <w:rFonts w:eastAsia="黑体"/>
         <w:b/>
         <w:bCs/>
         <w:i w:val="0"/>
@@ -11821,6 +12286,7 @@
       <w:spacing w:after="0" w:line="240" w:lineRule="auto"/>
     </w:pPr>
     <w:rPr>
+      <w:rFonts w:eastAsia="黑体"/>
       <w:color w:themeColor="background1" w:val="FFFFFF"/>
     </w:rPr>
     <w:tblPr>
@@ -11839,6 +12305,7 @@
     </w:tcPr>
     <w:tblStylePr w:type="firstRow">
       <w:rPr>
+        <w:rFonts w:eastAsia="黑体"/>
         <w:b/>
         <w:bCs/>
       </w:rPr>
@@ -11935,6 +12402,7 @@
       <w:spacing w:after="0" w:line="240" w:lineRule="auto"/>
     </w:pPr>
     <w:rPr>
+      <w:rFonts w:eastAsia="黑体"/>
       <w:color w:themeColor="background1" w:val="FFFFFF"/>
     </w:rPr>
     <w:tblPr>
@@ -11953,6 +12421,7 @@
     </w:tcPr>
     <w:tblStylePr w:type="firstRow">
       <w:rPr>
+        <w:rFonts w:eastAsia="黑体"/>
         <w:b/>
         <w:bCs/>
       </w:rPr>
@@ -12049,6 +12518,7 @@
       <w:spacing w:after="0" w:line="240" w:lineRule="auto"/>
     </w:pPr>
     <w:rPr>
+      <w:rFonts w:eastAsia="黑体"/>
       <w:color w:themeColor="background1" w:val="FFFFFF"/>
     </w:rPr>
     <w:tblPr>
@@ -12067,6 +12537,7 @@
     </w:tcPr>
     <w:tblStylePr w:type="firstRow">
       <w:rPr>
+        <w:rFonts w:eastAsia="黑体"/>
         <w:b/>
         <w:bCs/>
       </w:rPr>
@@ -12163,6 +12634,7 @@
       <w:spacing w:after="0" w:line="240" w:lineRule="auto"/>
     </w:pPr>
     <w:rPr>
+      <w:rFonts w:eastAsia="黑体"/>
       <w:color w:themeColor="background1" w:val="FFFFFF"/>
     </w:rPr>
     <w:tblPr>
@@ -12181,6 +12653,7 @@
     </w:tcPr>
     <w:tblStylePr w:type="firstRow">
       <w:rPr>
+        <w:rFonts w:eastAsia="黑体"/>
         <w:b/>
         <w:bCs/>
       </w:rPr>
@@ -12277,6 +12750,7 @@
       <w:spacing w:after="0" w:line="240" w:lineRule="auto"/>
     </w:pPr>
     <w:rPr>
+      <w:rFonts w:eastAsia="黑体"/>
       <w:color w:themeColor="background1" w:val="FFFFFF"/>
     </w:rPr>
     <w:tblPr>
@@ -12295,6 +12769,7 @@
     </w:tcPr>
     <w:tblStylePr w:type="firstRow">
       <w:rPr>
+        <w:rFonts w:eastAsia="黑体"/>
         <w:b/>
         <w:bCs/>
       </w:rPr>
@@ -12391,6 +12866,7 @@
       <w:spacing w:after="0" w:line="240" w:lineRule="auto"/>
     </w:pPr>
     <w:rPr>
+      <w:rFonts w:eastAsia="黑体"/>
       <w:color w:themeColor="background1" w:val="FFFFFF"/>
     </w:rPr>
     <w:tblPr>
@@ -12409,6 +12885,7 @@
     </w:tcPr>
     <w:tblStylePr w:type="firstRow">
       <w:rPr>
+        <w:rFonts w:eastAsia="黑体"/>
         <w:b/>
         <w:bCs/>
       </w:rPr>
@@ -12505,6 +12982,7 @@
       <w:spacing w:after="0" w:line="240" w:lineRule="auto"/>
     </w:pPr>
     <w:rPr>
+      <w:rFonts w:eastAsia="黑体"/>
       <w:color w:themeColor="background1" w:val="FFFFFF"/>
     </w:rPr>
     <w:tblPr>
@@ -12523,6 +13001,7 @@
     </w:tcPr>
     <w:tblStylePr w:type="firstRow">
       <w:rPr>
+        <w:rFonts w:eastAsia="黑体"/>
         <w:b/>
         <w:bCs/>
       </w:rPr>
@@ -12619,6 +13098,7 @@
       <w:spacing w:after="0" w:line="240" w:lineRule="auto"/>
     </w:pPr>
     <w:rPr>
+      <w:rFonts w:eastAsia="黑体"/>
       <w:color w:themeColor="text1" w:val="000000"/>
     </w:rPr>
     <w:tblPr>
@@ -12645,6 +13125,7 @@
     </w:tcPr>
     <w:tblStylePr w:type="firstRow">
       <w:rPr>
+        <w:rFonts w:eastAsia="黑体"/>
         <w:b/>
         <w:bCs/>
       </w:rPr>
@@ -12663,6 +13144,7 @@
     </w:tblStylePr>
     <w:tblStylePr w:type="lastRow">
       <w:rPr>
+        <w:rFonts w:eastAsia="黑体"/>
         <w:b/>
         <w:bCs/>
         <w:color w:themeColor="background1" w:val="FFFFFF"/>
@@ -12677,6 +13159,7 @@
     </w:tblStylePr>
     <w:tblStylePr w:type="firstCol">
       <w:rPr>
+        <w:rFonts w:eastAsia="黑体"/>
         <w:color w:themeColor="background1" w:val="FFFFFF"/>
       </w:rPr>
       <w:tblPr/>
@@ -12694,6 +13177,7 @@
     </w:tblStylePr>
     <w:tblStylePr w:type="lastCol">
       <w:rPr>
+        <w:rFonts w:eastAsia="黑体"/>
         <w:color w:themeColor="background1" w:val="FFFFFF"/>
       </w:rPr>
       <w:tblPr/>
@@ -12723,11 +13207,13 @@
     </w:tblStylePr>
     <w:tblStylePr w:type="neCell">
       <w:rPr>
+        <w:rFonts w:eastAsia="黑体"/>
         <w:color w:themeColor="text1" w:val="000000"/>
       </w:rPr>
     </w:tblStylePr>
     <w:tblStylePr w:type="nwCell">
       <w:rPr>
+        <w:rFonts w:eastAsia="黑体"/>
         <w:color w:themeColor="text1" w:val="000000"/>
       </w:rPr>
     </w:tblStylePr>
@@ -12741,6 +13227,7 @@
       <w:spacing w:after="0" w:line="240" w:lineRule="auto"/>
     </w:pPr>
     <w:rPr>
+      <w:rFonts w:eastAsia="黑体"/>
       <w:color w:themeColor="text1" w:val="000000"/>
     </w:rPr>
     <w:tblPr>
@@ -12767,6 +13254,7 @@
     </w:tcPr>
     <w:tblStylePr w:type="firstRow">
       <w:rPr>
+        <w:rFonts w:eastAsia="黑体"/>
         <w:b/>
         <w:bCs/>
       </w:rPr>
@@ -12785,6 +13273,7 @@
     </w:tblStylePr>
     <w:tblStylePr w:type="lastRow">
       <w:rPr>
+        <w:rFonts w:eastAsia="黑体"/>
         <w:b/>
         <w:bCs/>
         <w:color w:themeColor="background1" w:val="FFFFFF"/>
@@ -12799,6 +13288,7 @@
     </w:tblStylePr>
     <w:tblStylePr w:type="firstCol">
       <w:rPr>
+        <w:rFonts w:eastAsia="黑体"/>
         <w:color w:themeColor="background1" w:val="FFFFFF"/>
       </w:rPr>
       <w:tblPr/>
@@ -12816,6 +13306,7 @@
     </w:tblStylePr>
     <w:tblStylePr w:type="lastCol">
       <w:rPr>
+        <w:rFonts w:eastAsia="黑体"/>
         <w:color w:themeColor="background1" w:val="FFFFFF"/>
       </w:rPr>
       <w:tblPr/>
@@ -12845,11 +13336,13 @@
     </w:tblStylePr>
     <w:tblStylePr w:type="neCell">
       <w:rPr>
+        <w:rFonts w:eastAsia="黑体"/>
         <w:color w:themeColor="text1" w:val="000000"/>
       </w:rPr>
     </w:tblStylePr>
     <w:tblStylePr w:type="nwCell">
       <w:rPr>
+        <w:rFonts w:eastAsia="黑体"/>
         <w:color w:themeColor="text1" w:val="000000"/>
       </w:rPr>
     </w:tblStylePr>
@@ -12863,6 +13356,7 @@
       <w:spacing w:after="0" w:line="240" w:lineRule="auto"/>
     </w:pPr>
     <w:rPr>
+      <w:rFonts w:eastAsia="黑体"/>
       <w:color w:themeColor="text1" w:val="000000"/>
     </w:rPr>
     <w:tblPr>
@@ -12889,6 +13383,7 @@
     </w:tcPr>
     <w:tblStylePr w:type="firstRow">
       <w:rPr>
+        <w:rFonts w:eastAsia="黑体"/>
         <w:b/>
         <w:bCs/>
       </w:rPr>
@@ -12907,6 +13402,7 @@
     </w:tblStylePr>
     <w:tblStylePr w:type="lastRow">
       <w:rPr>
+        <w:rFonts w:eastAsia="黑体"/>
         <w:b/>
         <w:bCs/>
         <w:color w:themeColor="background1" w:val="FFFFFF"/>
@@ -12921,6 +13417,7 @@
     </w:tblStylePr>
     <w:tblStylePr w:type="firstCol">
       <w:rPr>
+        <w:rFonts w:eastAsia="黑体"/>
         <w:color w:themeColor="background1" w:val="FFFFFF"/>
       </w:rPr>
       <w:tblPr/>
@@ -12938,6 +13435,7 @@
     </w:tblStylePr>
     <w:tblStylePr w:type="lastCol">
       <w:rPr>
+        <w:rFonts w:eastAsia="黑体"/>
         <w:color w:themeColor="background1" w:val="FFFFFF"/>
       </w:rPr>
       <w:tblPr/>
@@ -12967,11 +13465,13 @@
     </w:tblStylePr>
     <w:tblStylePr w:type="neCell">
       <w:rPr>
+        <w:rFonts w:eastAsia="黑体"/>
         <w:color w:themeColor="text1" w:val="000000"/>
       </w:rPr>
     </w:tblStylePr>
     <w:tblStylePr w:type="nwCell">
       <w:rPr>
+        <w:rFonts w:eastAsia="黑体"/>
         <w:color w:themeColor="text1" w:val="000000"/>
       </w:rPr>
     </w:tblStylePr>
@@ -12985,6 +13485,7 @@
       <w:spacing w:after="0" w:line="240" w:lineRule="auto"/>
     </w:pPr>
     <w:rPr>
+      <w:rFonts w:eastAsia="黑体"/>
       <w:color w:themeColor="text1" w:val="000000"/>
     </w:rPr>
     <w:tblPr>
@@ -13011,6 +13512,7 @@
     </w:tcPr>
     <w:tblStylePr w:type="firstRow">
       <w:rPr>
+        <w:rFonts w:eastAsia="黑体"/>
         <w:b/>
         <w:bCs/>
       </w:rPr>
@@ -13029,6 +13531,7 @@
     </w:tblStylePr>
     <w:tblStylePr w:type="lastRow">
       <w:rPr>
+        <w:rFonts w:eastAsia="黑体"/>
         <w:b/>
         <w:bCs/>
         <w:color w:themeColor="background1" w:val="FFFFFF"/>
@@ -13043,6 +13546,7 @@
     </w:tblStylePr>
     <w:tblStylePr w:type="firstCol">
       <w:rPr>
+        <w:rFonts w:eastAsia="黑体"/>
         <w:color w:themeColor="background1" w:val="FFFFFF"/>
       </w:rPr>
       <w:tblPr/>
@@ -13060,6 +13564,7 @@
     </w:tblStylePr>
     <w:tblStylePr w:type="lastCol">
       <w:rPr>
+        <w:rFonts w:eastAsia="黑体"/>
         <w:color w:themeColor="background1" w:val="FFFFFF"/>
       </w:rPr>
       <w:tblPr/>
@@ -13097,6 +13602,7 @@
       <w:spacing w:after="0" w:line="240" w:lineRule="auto"/>
     </w:pPr>
     <w:rPr>
+      <w:rFonts w:eastAsia="黑体"/>
       <w:color w:themeColor="text1" w:val="000000"/>
     </w:rPr>
     <w:tblPr>
@@ -13123,6 +13629,7 @@
     </w:tcPr>
     <w:tblStylePr w:type="firstRow">
       <w:rPr>
+        <w:rFonts w:eastAsia="黑体"/>
         <w:b/>
         <w:bCs/>
       </w:rPr>
@@ -13141,6 +13648,7 @@
     </w:tblStylePr>
     <w:tblStylePr w:type="lastRow">
       <w:rPr>
+        <w:rFonts w:eastAsia="黑体"/>
         <w:b/>
         <w:bCs/>
         <w:color w:themeColor="background1" w:val="FFFFFF"/>
@@ -13155,6 +13663,7 @@
     </w:tblStylePr>
     <w:tblStylePr w:type="firstCol">
       <w:rPr>
+        <w:rFonts w:eastAsia="黑体"/>
         <w:color w:themeColor="background1" w:val="FFFFFF"/>
       </w:rPr>
       <w:tblPr/>
@@ -13172,6 +13681,7 @@
     </w:tblStylePr>
     <w:tblStylePr w:type="lastCol">
       <w:rPr>
+        <w:rFonts w:eastAsia="黑体"/>
         <w:color w:themeColor="background1" w:val="FFFFFF"/>
       </w:rPr>
       <w:tblPr/>
@@ -13201,11 +13711,13 @@
     </w:tblStylePr>
     <w:tblStylePr w:type="neCell">
       <w:rPr>
+        <w:rFonts w:eastAsia="黑体"/>
         <w:color w:themeColor="text1" w:val="000000"/>
       </w:rPr>
     </w:tblStylePr>
     <w:tblStylePr w:type="nwCell">
       <w:rPr>
+        <w:rFonts w:eastAsia="黑体"/>
         <w:color w:themeColor="text1" w:val="000000"/>
       </w:rPr>
     </w:tblStylePr>
@@ -13219,6 +13731,7 @@
       <w:spacing w:after="0" w:line="240" w:lineRule="auto"/>
     </w:pPr>
     <w:rPr>
+      <w:rFonts w:eastAsia="黑体"/>
       <w:color w:themeColor="text1" w:val="000000"/>
     </w:rPr>
     <w:tblPr>
@@ -13245,6 +13758,7 @@
     </w:tcPr>
     <w:tblStylePr w:type="firstRow">
       <w:rPr>
+        <w:rFonts w:eastAsia="黑体"/>
         <w:b/>
         <w:bCs/>
       </w:rPr>
@@ -13263,6 +13777,7 @@
     </w:tblStylePr>
     <w:tblStylePr w:type="lastRow">
       <w:rPr>
+        <w:rFonts w:eastAsia="黑体"/>
         <w:b/>
         <w:bCs/>
         <w:color w:themeColor="background1" w:val="FFFFFF"/>
@@ -13277,6 +13792,7 @@
     </w:tblStylePr>
     <w:tblStylePr w:type="firstCol">
       <w:rPr>
+        <w:rFonts w:eastAsia="黑体"/>
         <w:color w:themeColor="background1" w:val="FFFFFF"/>
       </w:rPr>
       <w:tblPr/>
@@ -13294,6 +13810,7 @@
     </w:tblStylePr>
     <w:tblStylePr w:type="lastCol">
       <w:rPr>
+        <w:rFonts w:eastAsia="黑体"/>
         <w:color w:themeColor="background1" w:val="FFFFFF"/>
       </w:rPr>
       <w:tblPr/>
@@ -13323,11 +13840,13 @@
     </w:tblStylePr>
     <w:tblStylePr w:type="neCell">
       <w:rPr>
+        <w:rFonts w:eastAsia="黑体"/>
         <w:color w:themeColor="text1" w:val="000000"/>
       </w:rPr>
     </w:tblStylePr>
     <w:tblStylePr w:type="nwCell">
       <w:rPr>
+        <w:rFonts w:eastAsia="黑体"/>
         <w:color w:themeColor="text1" w:val="000000"/>
       </w:rPr>
     </w:tblStylePr>
@@ -13341,6 +13860,7 @@
       <w:spacing w:after="0" w:line="240" w:lineRule="auto"/>
     </w:pPr>
     <w:rPr>
+      <w:rFonts w:eastAsia="黑体"/>
       <w:color w:themeColor="text1" w:val="000000"/>
     </w:rPr>
     <w:tblPr>
@@ -13367,6 +13887,7 @@
     </w:tcPr>
     <w:tblStylePr w:type="firstRow">
       <w:rPr>
+        <w:rFonts w:eastAsia="黑体"/>
         <w:b/>
         <w:bCs/>
       </w:rPr>
@@ -13385,6 +13906,7 @@
     </w:tblStylePr>
     <w:tblStylePr w:type="lastRow">
       <w:rPr>
+        <w:rFonts w:eastAsia="黑体"/>
         <w:b/>
         <w:bCs/>
         <w:color w:themeColor="background1" w:val="FFFFFF"/>
@@ -13399,6 +13921,7 @@
     </w:tblStylePr>
     <w:tblStylePr w:type="firstCol">
       <w:rPr>
+        <w:rFonts w:eastAsia="黑体"/>
         <w:color w:themeColor="background1" w:val="FFFFFF"/>
       </w:rPr>
       <w:tblPr/>
@@ -13416,6 +13939,7 @@
     </w:tblStylePr>
     <w:tblStylePr w:type="lastCol">
       <w:rPr>
+        <w:rFonts w:eastAsia="黑体"/>
         <w:color w:themeColor="background1" w:val="FFFFFF"/>
       </w:rPr>
       <w:tblPr/>
@@ -13445,11 +13969,13 @@
     </w:tblStylePr>
     <w:tblStylePr w:type="neCell">
       <w:rPr>
+        <w:rFonts w:eastAsia="黑体"/>
         <w:color w:themeColor="text1" w:val="000000"/>
       </w:rPr>
     </w:tblStylePr>
     <w:tblStylePr w:type="nwCell">
       <w:rPr>
+        <w:rFonts w:eastAsia="黑体"/>
         <w:color w:themeColor="text1" w:val="000000"/>
       </w:rPr>
     </w:tblStylePr>
@@ -13463,6 +13989,7 @@
       <w:spacing w:after="0" w:line="240" w:lineRule="auto"/>
     </w:pPr>
     <w:rPr>
+      <w:rFonts w:eastAsia="黑体"/>
       <w:color w:themeColor="text1" w:val="000000"/>
     </w:rPr>
     <w:tblPr>
@@ -13481,6 +14008,7 @@
     </w:tcPr>
     <w:tblStylePr w:type="firstRow">
       <w:rPr>
+        <w:rFonts w:eastAsia="黑体"/>
         <w:b/>
         <w:bCs/>
         <w:color w:themeColor="background1" w:val="FFFFFF"/>
@@ -13495,6 +14023,7 @@
     </w:tblStylePr>
     <w:tblStylePr w:type="lastRow">
       <w:rPr>
+        <w:rFonts w:eastAsia="黑体"/>
         <w:b/>
         <w:bCs/>
         <w:color w:themeColor="accent2" w:themeShade="CC" w:val="9E3A38"/>
@@ -13509,12 +14038,14 @@
     </w:tblStylePr>
     <w:tblStylePr w:type="firstCol">
       <w:rPr>
+        <w:rFonts w:eastAsia="黑体"/>
         <w:b/>
         <w:bCs/>
       </w:rPr>
     </w:tblStylePr>
     <w:tblStylePr w:type="lastCol">
       <w:rPr>
+        <w:rFonts w:eastAsia="黑体"/>
         <w:b/>
         <w:bCs/>
       </w:rPr>
@@ -13549,6 +14080,7 @@
       <w:spacing w:after="0" w:line="240" w:lineRule="auto"/>
     </w:pPr>
     <w:rPr>
+      <w:rFonts w:eastAsia="黑体"/>
       <w:color w:themeColor="text1" w:val="000000"/>
     </w:rPr>
     <w:tblPr>
@@ -13567,6 +14099,7 @@
     </w:tcPr>
     <w:tblStylePr w:type="firstRow">
       <w:rPr>
+        <w:rFonts w:eastAsia="黑体"/>
         <w:b/>
         <w:bCs/>
         <w:color w:themeColor="background1" w:val="FFFFFF"/>
@@ -13581,6 +14114,7 @@
     </w:tblStylePr>
     <w:tblStylePr w:type="lastRow">
       <w:rPr>
+        <w:rFonts w:eastAsia="黑体"/>
         <w:b/>
         <w:bCs/>
         <w:color w:themeColor="accent2" w:themeShade="CC" w:val="9E3A38"/>
@@ -13595,12 +14129,14 @@
     </w:tblStylePr>
     <w:tblStylePr w:type="firstCol">
       <w:rPr>
+        <w:rFonts w:eastAsia="黑体"/>
         <w:b/>
         <w:bCs/>
       </w:rPr>
     </w:tblStylePr>
     <w:tblStylePr w:type="lastCol">
       <w:rPr>
+        <w:rFonts w:eastAsia="黑体"/>
         <w:b/>
         <w:bCs/>
       </w:rPr>
@@ -13635,6 +14171,7 @@
       <w:spacing w:after="0" w:line="240" w:lineRule="auto"/>
     </w:pPr>
     <w:rPr>
+      <w:rFonts w:eastAsia="黑体"/>
       <w:color w:themeColor="text1" w:val="000000"/>
     </w:rPr>
     <w:tblPr>
@@ -13653,6 +14190,7 @@
     </w:tcPr>
     <w:tblStylePr w:type="firstRow">
       <w:rPr>
+        <w:rFonts w:eastAsia="黑体"/>
         <w:b/>
         <w:bCs/>
         <w:color w:themeColor="background1" w:val="FFFFFF"/>
@@ -13667,6 +14205,7 @@
     </w:tblStylePr>
     <w:tblStylePr w:type="lastRow">
       <w:rPr>
+        <w:rFonts w:eastAsia="黑体"/>
         <w:b/>
         <w:bCs/>
         <w:color w:themeColor="accent2" w:themeShade="CC" w:val="9E3A38"/>
@@ -13681,12 +14220,14 @@
     </w:tblStylePr>
     <w:tblStylePr w:type="firstCol">
       <w:rPr>
+        <w:rFonts w:eastAsia="黑体"/>
         <w:b/>
         <w:bCs/>
       </w:rPr>
     </w:tblStylePr>
     <w:tblStylePr w:type="lastCol">
       <w:rPr>
+        <w:rFonts w:eastAsia="黑体"/>
         <w:b/>
         <w:bCs/>
       </w:rPr>
@@ -13721,6 +14262,7 @@
       <w:spacing w:after="0" w:line="240" w:lineRule="auto"/>
     </w:pPr>
     <w:rPr>
+      <w:rFonts w:eastAsia="黑体"/>
       <w:color w:themeColor="text1" w:val="000000"/>
     </w:rPr>
     <w:tblPr>
@@ -13739,6 +14281,7 @@
     </w:tcPr>
     <w:tblStylePr w:type="firstRow">
       <w:rPr>
+        <w:rFonts w:eastAsia="黑体"/>
         <w:b/>
         <w:bCs/>
         <w:color w:themeColor="background1" w:val="FFFFFF"/>
@@ -13753,6 +14296,7 @@
     </w:tblStylePr>
     <w:tblStylePr w:type="lastRow">
       <w:rPr>
+        <w:rFonts w:eastAsia="黑体"/>
         <w:b/>
         <w:bCs/>
         <w:color w:themeColor="accent4" w:themeShade="CC" w:val="664E82"/>
@@ -13767,12 +14311,14 @@
     </w:tblStylePr>
     <w:tblStylePr w:type="firstCol">
       <w:rPr>
+        <w:rFonts w:eastAsia="黑体"/>
         <w:b/>
         <w:bCs/>
       </w:rPr>
     </w:tblStylePr>
     <w:tblStylePr w:type="lastCol">
       <w:rPr>
+        <w:rFonts w:eastAsia="黑体"/>
         <w:b/>
         <w:bCs/>
       </w:rPr>
@@ -13807,6 +14353,7 @@
       <w:spacing w:after="0" w:line="240" w:lineRule="auto"/>
     </w:pPr>
     <w:rPr>
+      <w:rFonts w:eastAsia="黑体"/>
       <w:color w:themeColor="text1" w:val="000000"/>
     </w:rPr>
     <w:tblPr>
@@ -13825,6 +14372,7 @@
     </w:tcPr>
     <w:tblStylePr w:type="firstRow">
       <w:rPr>
+        <w:rFonts w:eastAsia="黑体"/>
         <w:b/>
         <w:bCs/>
         <w:color w:themeColor="background1" w:val="FFFFFF"/>
@@ -13839,6 +14387,7 @@
     </w:tblStylePr>
     <w:tblStylePr w:type="lastRow">
       <w:rPr>
+        <w:rFonts w:eastAsia="黑体"/>
         <w:b/>
         <w:bCs/>
         <w:color w:themeColor="accent3" w:themeShade="CC" w:val="7E9C40"/>
@@ -13853,12 +14402,14 @@
     </w:tblStylePr>
     <w:tblStylePr w:type="firstCol">
       <w:rPr>
+        <w:rFonts w:eastAsia="黑体"/>
         <w:b/>
         <w:bCs/>
       </w:rPr>
     </w:tblStylePr>
     <w:tblStylePr w:type="lastCol">
       <w:rPr>
+        <w:rFonts w:eastAsia="黑体"/>
         <w:b/>
         <w:bCs/>
       </w:rPr>
@@ -13893,6 +14444,7 @@
       <w:spacing w:after="0" w:line="240" w:lineRule="auto"/>
     </w:pPr>
     <w:rPr>
+      <w:rFonts w:eastAsia="黑体"/>
       <w:color w:themeColor="text1" w:val="000000"/>
     </w:rPr>
     <w:tblPr>
@@ -13911,6 +14463,7 @@
     </w:tcPr>
     <w:tblStylePr w:type="firstRow">
       <w:rPr>
+        <w:rFonts w:eastAsia="黑体"/>
         <w:b/>
         <w:bCs/>
         <w:color w:themeColor="background1" w:val="FFFFFF"/>
@@ -13925,6 +14478,7 @@
     </w:tblStylePr>
     <w:tblStylePr w:type="lastRow">
       <w:rPr>
+        <w:rFonts w:eastAsia="黑体"/>
         <w:b/>
         <w:bCs/>
         <w:color w:themeColor="accent6" w:themeShade="CC" w:val="F2730A"/>
@@ -13939,12 +14493,14 @@
     </w:tblStylePr>
     <w:tblStylePr w:type="firstCol">
       <w:rPr>
+        <w:rFonts w:eastAsia="黑体"/>
         <w:b/>
         <w:bCs/>
       </w:rPr>
     </w:tblStylePr>
     <w:tblStylePr w:type="lastCol">
       <w:rPr>
+        <w:rFonts w:eastAsia="黑体"/>
         <w:b/>
         <w:bCs/>
       </w:rPr>
@@ -13979,6 +14535,7 @@
       <w:spacing w:after="0" w:line="240" w:lineRule="auto"/>
     </w:pPr>
     <w:rPr>
+      <w:rFonts w:eastAsia="黑体"/>
       <w:color w:themeColor="text1" w:val="000000"/>
     </w:rPr>
     <w:tblPr>
@@ -13997,6 +14554,7 @@
     </w:tcPr>
     <w:tblStylePr w:type="firstRow">
       <w:rPr>
+        <w:rFonts w:eastAsia="黑体"/>
         <w:b/>
         <w:bCs/>
         <w:color w:themeColor="background1" w:val="FFFFFF"/>
@@ -14011,6 +14569,7 @@
     </w:tblStylePr>
     <w:tblStylePr w:type="lastRow">
       <w:rPr>
+        <w:rFonts w:eastAsia="黑体"/>
         <w:b/>
         <w:bCs/>
         <w:color w:themeColor="accent5" w:themeShade="CC" w:val="348DA5"/>
@@ -14025,12 +14584,14 @@
     </w:tblStylePr>
     <w:tblStylePr w:type="firstCol">
       <w:rPr>
+        <w:rFonts w:eastAsia="黑体"/>
         <w:b/>
         <w:bCs/>
       </w:rPr>
     </w:tblStylePr>
     <w:tblStylePr w:type="lastCol">
       <w:rPr>
+        <w:rFonts w:eastAsia="黑体"/>
         <w:b/>
         <w:bCs/>
       </w:rPr>
@@ -14065,6 +14626,7 @@
       <w:spacing w:after="0" w:line="240" w:lineRule="auto"/>
     </w:pPr>
     <w:rPr>
+      <w:rFonts w:eastAsia="黑体"/>
       <w:color w:themeColor="text1" w:val="000000"/>
     </w:rPr>
     <w:tblPr>
@@ -14086,6 +14648,7 @@
     </w:tcPr>
     <w:tblStylePr w:type="firstRow">
       <w:rPr>
+        <w:rFonts w:eastAsia="黑体"/>
         <w:b/>
         <w:bCs/>
       </w:rPr>
@@ -14096,6 +14659,7 @@
     </w:tblStylePr>
     <w:tblStylePr w:type="lastRow">
       <w:rPr>
+        <w:rFonts w:eastAsia="黑体"/>
         <w:b/>
         <w:bCs/>
         <w:color w:themeColor="text1" w:val="000000"/>
@@ -14107,6 +14671,7 @@
     </w:tblStylePr>
     <w:tblStylePr w:type="firstCol">
       <w:rPr>
+        <w:rFonts w:eastAsia="黑体"/>
         <w:color w:themeColor="background1" w:val="FFFFFF"/>
       </w:rPr>
       <w:tblPr/>
@@ -14116,6 +14681,7 @@
     </w:tblStylePr>
     <w:tblStylePr w:type="lastCol">
       <w:rPr>
+        <w:rFonts w:eastAsia="黑体"/>
         <w:color w:themeColor="background1" w:val="FFFFFF"/>
       </w:rPr>
       <w:tblPr/>
@@ -14145,6 +14711,7 @@
       <w:spacing w:after="0" w:line="240" w:lineRule="auto"/>
     </w:pPr>
     <w:rPr>
+      <w:rFonts w:eastAsia="黑体"/>
       <w:color w:themeColor="text1" w:val="000000"/>
     </w:rPr>
     <w:tblPr>
@@ -14166,6 +14733,7 @@
     </w:tcPr>
     <w:tblStylePr w:type="firstRow">
       <w:rPr>
+        <w:rFonts w:eastAsia="黑体"/>
         <w:b/>
         <w:bCs/>
       </w:rPr>
@@ -14176,6 +14744,7 @@
     </w:tblStylePr>
     <w:tblStylePr w:type="lastRow">
       <w:rPr>
+        <w:rFonts w:eastAsia="黑体"/>
         <w:b/>
         <w:bCs/>
         <w:color w:themeColor="text1" w:val="000000"/>
@@ -14187,6 +14756,7 @@
     </w:tblStylePr>
     <w:tblStylePr w:type="firstCol">
       <w:rPr>
+        <w:rFonts w:eastAsia="黑体"/>
         <w:color w:themeColor="background1" w:val="FFFFFF"/>
       </w:rPr>
       <w:tblPr/>
@@ -14196,6 +14766,7 @@
     </w:tblStylePr>
     <w:tblStylePr w:type="lastCol">
       <w:rPr>
+        <w:rFonts w:eastAsia="黑体"/>
         <w:color w:themeColor="background1" w:val="FFFFFF"/>
       </w:rPr>
       <w:tblPr/>
@@ -14225,6 +14796,7 @@
       <w:spacing w:after="0" w:line="240" w:lineRule="auto"/>
     </w:pPr>
     <w:rPr>
+      <w:rFonts w:eastAsia="黑体"/>
       <w:color w:themeColor="text1" w:val="000000"/>
     </w:rPr>
     <w:tblPr>
@@ -14246,6 +14818,7 @@
     </w:tcPr>
     <w:tblStylePr w:type="firstRow">
       <w:rPr>
+        <w:rFonts w:eastAsia="黑体"/>
         <w:b/>
         <w:bCs/>
       </w:rPr>
@@ -14256,6 +14829,7 @@
     </w:tblStylePr>
     <w:tblStylePr w:type="lastRow">
       <w:rPr>
+        <w:rFonts w:eastAsia="黑体"/>
         <w:b/>
         <w:bCs/>
         <w:color w:themeColor="text1" w:val="000000"/>
@@ -14267,6 +14841,7 @@
     </w:tblStylePr>
     <w:tblStylePr w:type="firstCol">
       <w:rPr>
+        <w:rFonts w:eastAsia="黑体"/>
         <w:color w:themeColor="background1" w:val="FFFFFF"/>
       </w:rPr>
       <w:tblPr/>
@@ -14276,6 +14851,7 @@
     </w:tblStylePr>
     <w:tblStylePr w:type="lastCol">
       <w:rPr>
+        <w:rFonts w:eastAsia="黑体"/>
         <w:color w:themeColor="background1" w:val="FFFFFF"/>
       </w:rPr>
       <w:tblPr/>
@@ -14305,6 +14881,7 @@
       <w:spacing w:after="0" w:line="240" w:lineRule="auto"/>
     </w:pPr>
     <w:rPr>
+      <w:rFonts w:eastAsia="黑体"/>
       <w:color w:themeColor="text1" w:val="000000"/>
     </w:rPr>
     <w:tblPr>
@@ -14326,6 +14903,7 @@
     </w:tcPr>
     <w:tblStylePr w:type="firstRow">
       <w:rPr>
+        <w:rFonts w:eastAsia="黑体"/>
         <w:b/>
         <w:bCs/>
       </w:rPr>
@@ -14336,6 +14914,7 @@
     </w:tblStylePr>
     <w:tblStylePr w:type="lastRow">
       <w:rPr>
+        <w:rFonts w:eastAsia="黑体"/>
         <w:b/>
         <w:bCs/>
         <w:color w:themeColor="text1" w:val="000000"/>
@@ -14347,6 +14926,7 @@
     </w:tblStylePr>
     <w:tblStylePr w:type="firstCol">
       <w:rPr>
+        <w:rFonts w:eastAsia="黑体"/>
         <w:color w:themeColor="background1" w:val="FFFFFF"/>
       </w:rPr>
       <w:tblPr/>
@@ -14356,6 +14936,7 @@
     </w:tblStylePr>
     <w:tblStylePr w:type="lastCol">
       <w:rPr>
+        <w:rFonts w:eastAsia="黑体"/>
         <w:color w:themeColor="background1" w:val="FFFFFF"/>
       </w:rPr>
       <w:tblPr/>
@@ -14385,6 +14966,7 @@
       <w:spacing w:after="0" w:line="240" w:lineRule="auto"/>
     </w:pPr>
     <w:rPr>
+      <w:rFonts w:eastAsia="黑体"/>
       <w:color w:themeColor="text1" w:val="000000"/>
     </w:rPr>
     <w:tblPr>
@@ -14406,6 +14988,7 @@
     </w:tcPr>
     <w:tblStylePr w:type="firstRow">
       <w:rPr>
+        <w:rFonts w:eastAsia="黑体"/>
         <w:b/>
         <w:bCs/>
       </w:rPr>
@@ -14416,6 +14999,7 @@
     </w:tblStylePr>
     <w:tblStylePr w:type="lastRow">
       <w:rPr>
+        <w:rFonts w:eastAsia="黑体"/>
         <w:b/>
         <w:bCs/>
         <w:color w:themeColor="text1" w:val="000000"/>
@@ -14427,6 +15011,7 @@
     </w:tblStylePr>
     <w:tblStylePr w:type="firstCol">
       <w:rPr>
+        <w:rFonts w:eastAsia="黑体"/>
         <w:color w:themeColor="background1" w:val="FFFFFF"/>
       </w:rPr>
       <w:tblPr/>
@@ -14436,6 +15021,7 @@
     </w:tblStylePr>
     <w:tblStylePr w:type="lastCol">
       <w:rPr>
+        <w:rFonts w:eastAsia="黑体"/>
         <w:color w:themeColor="background1" w:val="FFFFFF"/>
       </w:rPr>
       <w:tblPr/>
@@ -14465,6 +15051,7 @@
       <w:spacing w:after="0" w:line="240" w:lineRule="auto"/>
     </w:pPr>
     <w:rPr>
+      <w:rFonts w:eastAsia="黑体"/>
       <w:color w:themeColor="text1" w:val="000000"/>
     </w:rPr>
     <w:tblPr>
@@ -14486,6 +15073,7 @@
     </w:tcPr>
     <w:tblStylePr w:type="firstRow">
       <w:rPr>
+        <w:rFonts w:eastAsia="黑体"/>
         <w:b/>
         <w:bCs/>
       </w:rPr>
@@ -14496,6 +15084,7 @@
     </w:tblStylePr>
     <w:tblStylePr w:type="lastRow">
       <w:rPr>
+        <w:rFonts w:eastAsia="黑体"/>
         <w:b/>
         <w:bCs/>
         <w:color w:themeColor="text1" w:val="000000"/>
@@ -14507,6 +15096,7 @@
     </w:tblStylePr>
     <w:tblStylePr w:type="firstCol">
       <w:rPr>
+        <w:rFonts w:eastAsia="黑体"/>
         <w:color w:themeColor="background1" w:val="FFFFFF"/>
       </w:rPr>
       <w:tblPr/>
@@ -14516,6 +15106,7 @@
     </w:tblStylePr>
     <w:tblStylePr w:type="lastCol">
       <w:rPr>
+        <w:rFonts w:eastAsia="黑体"/>
         <w:color w:themeColor="background1" w:val="FFFFFF"/>
       </w:rPr>
       <w:tblPr/>
@@ -14545,6 +15136,7 @@
       <w:spacing w:after="0" w:line="240" w:lineRule="auto"/>
     </w:pPr>
     <w:rPr>
+      <w:rFonts w:eastAsia="黑体"/>
       <w:color w:themeColor="text1" w:val="000000"/>
     </w:rPr>
     <w:tblPr>
@@ -14566,6 +15158,7 @@
     </w:tcPr>
     <w:tblStylePr w:type="firstRow">
       <w:rPr>
+        <w:rFonts w:eastAsia="黑体"/>
         <w:b/>
         <w:bCs/>
       </w:rPr>
@@ -14576,6 +15169,7 @@
     </w:tblStylePr>
     <w:tblStylePr w:type="lastRow">
       <w:rPr>
+        <w:rFonts w:eastAsia="黑体"/>
         <w:b/>
         <w:bCs/>
         <w:color w:themeColor="text1" w:val="000000"/>
@@ -14587,6 +15181,7 @@
     </w:tblStylePr>
     <w:tblStylePr w:type="firstCol">
       <w:rPr>
+        <w:rFonts w:eastAsia="黑体"/>
         <w:color w:themeColor="background1" w:val="FFFFFF"/>
       </w:rPr>
       <w:tblPr/>
@@ -14596,6 +15191,7 @@
     </w:tblStylePr>
     <w:tblStylePr w:type="lastCol">
       <w:rPr>
+        <w:rFonts w:eastAsia="黑体"/>
         <w:color w:themeColor="background1" w:val="FFFFFF"/>
       </w:rPr>
       <w:tblPr/>
@@ -14628,6 +15224,7 @@
     <w:name w:val="KeywordTok"/>
     <w:basedOn w:val="VerbatimChar"/>
     <w:rPr>
+      <w:rFonts w:eastAsia="黑体"/>
       <w:b/>
       <w:color w:val="007020"/>
     </w:rPr>
@@ -14636,6 +15233,7 @@
     <w:name w:val="DataTypeTok"/>
     <w:basedOn w:val="VerbatimChar"/>
     <w:rPr>
+      <w:rFonts w:eastAsia="黑体"/>
       <w:color w:val="902000"/>
     </w:rPr>
   </w:style>
@@ -14643,6 +15241,7 @@
     <w:name w:val="DecValTok"/>
     <w:basedOn w:val="VerbatimChar"/>
     <w:rPr>
+      <w:rFonts w:eastAsia="黑体"/>
       <w:color w:val="40a070"/>
     </w:rPr>
   </w:style>
@@ -14650,6 +15249,7 @@
     <w:name w:val="BaseNTok"/>
     <w:basedOn w:val="VerbatimChar"/>
     <w:rPr>
+      <w:rFonts w:eastAsia="黑体"/>
       <w:color w:val="40a070"/>
     </w:rPr>
   </w:style>
@@ -14657,6 +15257,7 @@
     <w:name w:val="FloatTok"/>
     <w:basedOn w:val="VerbatimChar"/>
     <w:rPr>
+      <w:rFonts w:eastAsia="黑体"/>
       <w:color w:val="40a070"/>
     </w:rPr>
   </w:style>
@@ -14664,6 +15265,7 @@
     <w:name w:val="ConstantTok"/>
     <w:basedOn w:val="VerbatimChar"/>
     <w:rPr>
+      <w:rFonts w:eastAsia="黑体"/>
       <w:color w:val="880000"/>
     </w:rPr>
   </w:style>
@@ -14671,6 +15273,7 @@
     <w:name w:val="CharTok"/>
     <w:basedOn w:val="VerbatimChar"/>
     <w:rPr>
+      <w:rFonts w:eastAsia="黑体"/>
       <w:color w:val="4070a0"/>
     </w:rPr>
   </w:style>
@@ -14678,6 +15281,7 @@
     <w:name w:val="SpecialCharTok"/>
     <w:basedOn w:val="VerbatimChar"/>
     <w:rPr>
+      <w:rFonts w:eastAsia="黑体"/>
       <w:color w:val="4070a0"/>
     </w:rPr>
   </w:style>
@@ -14685,6 +15289,7 @@
     <w:name w:val="StringTok"/>
     <w:basedOn w:val="VerbatimChar"/>
     <w:rPr>
+      <w:rFonts w:eastAsia="黑体"/>
       <w:color w:val="4070a0"/>
     </w:rPr>
   </w:style>
@@ -14692,6 +15297,7 @@
     <w:name w:val="VerbatimStringTok"/>
     <w:basedOn w:val="VerbatimChar"/>
     <w:rPr>
+      <w:rFonts w:eastAsia="黑体"/>
       <w:color w:val="4070a0"/>
     </w:rPr>
   </w:style>
@@ -14699,6 +15305,7 @@
     <w:name w:val="SpecialStringTok"/>
     <w:basedOn w:val="VerbatimChar"/>
     <w:rPr>
+      <w:rFonts w:eastAsia="黑体"/>
       <w:color w:val="bb6688"/>
     </w:rPr>
   </w:style>
@@ -14706,6 +15313,7 @@
     <w:name w:val="ImportTok"/>
     <w:basedOn w:val="VerbatimChar"/>
     <w:rPr>
+      <w:rFonts w:eastAsia="黑体"/>
       <w:b/>
       <w:color w:val="008000"/>
     </w:rPr>
@@ -14714,6 +15322,7 @@
     <w:name w:val="CommentTok"/>
     <w:basedOn w:val="VerbatimChar"/>
     <w:rPr>
+      <w:rFonts w:eastAsia="黑体"/>
       <w:i/>
       <w:color w:val="60a0b0"/>
     </w:rPr>
@@ -14722,6 +15331,7 @@
     <w:name w:val="DocumentationTok"/>
     <w:basedOn w:val="VerbatimChar"/>
     <w:rPr>
+      <w:rFonts w:eastAsia="黑体"/>
       <w:i/>
       <w:color w:val="ba2121"/>
     </w:rPr>
@@ -14730,6 +15340,7 @@
     <w:name w:val="AnnotationTok"/>
     <w:basedOn w:val="VerbatimChar"/>
     <w:rPr>
+      <w:rFonts w:eastAsia="黑体"/>
       <w:b/>
       <w:i/>
       <w:color w:val="60a0b0"/>
@@ -14739,6 +15350,7 @@
     <w:name w:val="CommentVarTok"/>
     <w:basedOn w:val="VerbatimChar"/>
     <w:rPr>
+      <w:rFonts w:eastAsia="黑体"/>
       <w:b/>
       <w:i/>
       <w:color w:val="60a0b0"/>
@@ -14748,6 +15360,7 @@
     <w:name w:val="OtherTok"/>
     <w:basedOn w:val="VerbatimChar"/>
     <w:rPr>
+      <w:rFonts w:eastAsia="黑体"/>
       <w:color w:val="007020"/>
     </w:rPr>
   </w:style>
@@ -14755,6 +15368,7 @@
     <w:name w:val="FunctionTok"/>
     <w:basedOn w:val="VerbatimChar"/>
     <w:rPr>
+      <w:rFonts w:eastAsia="黑体"/>
       <w:color w:val="06287e"/>
     </w:rPr>
   </w:style>
@@ -14762,6 +15376,7 @@
     <w:name w:val="VariableTok"/>
     <w:basedOn w:val="VerbatimChar"/>
     <w:rPr>
+      <w:rFonts w:eastAsia="黑体"/>
       <w:color w:val="19177c"/>
     </w:rPr>
   </w:style>
@@ -14769,6 +15384,7 @@
     <w:name w:val="ControlFlowTok"/>
     <w:basedOn w:val="VerbatimChar"/>
     <w:rPr>
+      <w:rFonts w:eastAsia="黑体"/>
       <w:b/>
       <w:color w:val="007020"/>
     </w:rPr>
@@ -14777,6 +15393,7 @@
     <w:name w:val="OperatorTok"/>
     <w:basedOn w:val="VerbatimChar"/>
     <w:rPr>
+      <w:rFonts w:eastAsia="黑体"/>
       <w:color w:val="666666"/>
     </w:rPr>
   </w:style>
@@ -14784,18 +15401,22 @@
     <w:name w:val="BuiltInTok"/>
     <w:basedOn w:val="VerbatimChar"/>
     <w:rPr>
+      <w:rFonts w:eastAsia="黑体"/>
       <w:color w:val="008000"/>
     </w:rPr>
   </w:style>
   <w:style w:type="character" w:customStyle="1" w:styleId="ExtensionTok">
     <w:name w:val="ExtensionTok"/>
     <w:basedOn w:val="VerbatimChar"/>
-    <w:rPr/>
+    <w:rPr>
+      <w:rFonts w:eastAsia="黑体"/>
+    </w:rPr>
   </w:style>
   <w:style w:type="character" w:customStyle="1" w:styleId="PreprocessorTok">
     <w:name w:val="PreprocessorTok"/>
     <w:basedOn w:val="VerbatimChar"/>
     <w:rPr>
+      <w:rFonts w:eastAsia="黑体"/>
       <w:color w:val="bc7a00"/>
     </w:rPr>
   </w:style>
@@ -14803,18 +15424,22 @@
     <w:name w:val="AttributeTok"/>
     <w:basedOn w:val="VerbatimChar"/>
     <w:rPr>
+      <w:rFonts w:eastAsia="黑体"/>
       <w:color w:val="7d9029"/>
     </w:rPr>
   </w:style>
   <w:style w:type="character" w:customStyle="1" w:styleId="RegionMarkerTok">
     <w:name w:val="RegionMarkerTok"/>
     <w:basedOn w:val="VerbatimChar"/>
-    <w:rPr/>
+    <w:rPr>
+      <w:rFonts w:eastAsia="黑体"/>
+    </w:rPr>
   </w:style>
   <w:style w:type="character" w:customStyle="1" w:styleId="InformationTok">
     <w:name w:val="InformationTok"/>
     <w:basedOn w:val="VerbatimChar"/>
     <w:rPr>
+      <w:rFonts w:eastAsia="黑体"/>
       <w:b/>
       <w:i/>
       <w:color w:val="60a0b0"/>
@@ -14824,6 +15449,7 @@
     <w:name w:val="WarningTok"/>
     <w:basedOn w:val="VerbatimChar"/>
     <w:rPr>
+      <w:rFonts w:eastAsia="黑体"/>
       <w:b/>
       <w:i/>
       <w:color w:val="60a0b0"/>
@@ -14833,6 +15459,7 @@
     <w:name w:val="AlertTok"/>
     <w:basedOn w:val="VerbatimChar"/>
     <w:rPr>
+      <w:rFonts w:eastAsia="黑体"/>
       <w:b/>
       <w:color w:val="ff0000"/>
     </w:rPr>
@@ -14841,6 +15468,7 @@
     <w:name w:val="ErrorTok"/>
     <w:basedOn w:val="VerbatimChar"/>
     <w:rPr>
+      <w:rFonts w:eastAsia="黑体"/>
       <w:b/>
       <w:color w:val="ff0000"/>
     </w:rPr>
@@ -14848,7 +15476,9 @@
   <w:style w:type="character" w:customStyle="1" w:styleId="NormalTok">
     <w:name w:val="NormalTok"/>
     <w:basedOn w:val="VerbatimChar"/>
-    <w:rPr/>
+    <w:rPr>
+      <w:rFonts w:eastAsia="黑体"/>
+    </w:rPr>
   </w:style>
 </w:styles>
 </file>
@@ -14897,12 +15527,12 @@
     <a:fontScheme name="Office">
       <a:majorFont>
         <a:latin typeface="Calibri"/>
-        <a:ea typeface=""/>
+        <a:ea typeface="黑体"/>
         <a:cs typeface=""/>
         <a:font script="Jpan" typeface="ＭＳ ゴシック"/>
         <a:font script="Hang" typeface="맑은 고딕"/>
-        <a:font script="Hans" typeface="宋体"/>
-        <a:font script="Hant" typeface="新細明體"/>
+        <a:font script="Hans" typeface="黑体"/>
+        <a:font script="Hant" typeface="黑体"/>
         <a:font script="Arab" typeface="Times New Roman"/>
         <a:font script="Hebr" typeface="Times New Roman"/>
         <a:font script="Thai" typeface="Angsana New"/>
@@ -14932,12 +15562,12 @@
       </a:majorFont>
       <a:minorFont>
         <a:latin typeface="Cambria"/>
-        <a:ea typeface=""/>
+        <a:ea typeface="黑体"/>
         <a:cs typeface=""/>
         <a:font script="Jpan" typeface="ＭＳ 明朝"/>
         <a:font script="Hang" typeface="맑은 고딕"/>
-        <a:font script="Hans" typeface="宋体"/>
-        <a:font script="Hant" typeface="新細明體"/>
+        <a:font script="Hans" typeface="黑体"/>
+        <a:font script="Hant" typeface="黑体"/>
         <a:font script="Arab" typeface="Arial"/>
         <a:font script="Hebr" typeface="Arial"/>
         <a:font script="Thai" typeface="Cordia New"/>

--- a/01-电源电路/02-开关电源/串联谐振SRC变换器/串联谐振电路/串联谐振电路.docx
+++ b/01-电源电路/02-开关电源/串联谐振SRC变换器/串联谐振电路/串联谐振电路.docx
@@ -2456,7 +2456,7 @@
           <w:color w:val="555555"/>
           <w:sz w:val="21"/>
         </w:rPr>
-        <w:t>材料收集者：杜文杰，WX手机：19519196569，QQ:3478827729</w:t>
+        <w:t>材料收集者：杜文杰，微信/手机：19519196569，QQ:3478827729</w:t>
       </w:r>
     </w:p>
     <w:sectPr>
